--- a/SITP/DSA-Notes/M15_BitManipulation.docx
+++ b/SITP/DSA-Notes/M15_BitManipulation.docx
@@ -60,7 +60,7 @@
         </w:p>
       </w:sdtContent>
     </w:sdt>
-    <w:bookmarkStart w:id="42" w:name="module-15-bit-manipulation"/>
+    <w:bookmarkStart w:id="48" w:name="module-15-bit-manipulation"/>
     <w:p>
       <w:pPr>
         <w:pStyle w:val="Heading1"/>
@@ -185,7 +185,7 @@
         </w:pict>
       </w:r>
     </w:p>
-    <w:bookmarkStart w:id="15" w:name="bitwise-operators"/>
+    <w:bookmarkStart w:id="17" w:name="bitwise-operators"/>
     <w:p>
       <w:pPr>
         <w:pStyle w:val="Heading2"/>
@@ -1335,6 +1335,511 @@
         <w:t xml:space="preserve">.</w:t>
       </w:r>
     </w:p>
+    <w:bookmarkEnd w:id="14"/>
+    <w:bookmarkStart w:id="15" w:name="X34fc5a4538dff3e4f0a8812a37db69f2a281a5f"/>
+    <w:p>
+      <w:pPr>
+        <w:pStyle w:val="Heading3"/>
+      </w:pPr>
+      <w:r>
+        <w:t xml:space="preserve">Two’s-complement subtraction &amp; overflow (worked)</w:t>
+      </w:r>
+    </w:p>
+    <w:p>
+      <w:pPr>
+        <w:pStyle w:val="FirstParagraph"/>
+      </w:pPr>
+      <w:r>
+        <w:t xml:space="preserve">The whole point of two’s complement:</w:t>
+      </w:r>
+      <w:r>
+        <w:t xml:space="preserve"> </w:t>
+      </w:r>
+      <w:r>
+        <w:rPr>
+          <w:b/>
+          <w:bCs/>
+        </w:rPr>
+        <w:t xml:space="preserve">subtraction is just addition of the</w:t>
+      </w:r>
+      <w:r>
+        <w:rPr>
+          <w:b/>
+          <w:bCs/>
+        </w:rPr>
+        <w:t xml:space="preserve"> </w:t>
+      </w:r>
+      <w:r>
+        <w:rPr>
+          <w:b/>
+          <w:bCs/>
+        </w:rPr>
+        <w:t xml:space="preserve">negative</w:t>
+      </w:r>
+      <w:r>
+        <w:t xml:space="preserve">, so the CPU needs only an adder.</w:t>
+      </w:r>
+      <w:r>
+        <w:t xml:space="preserve"> </w:t>
+      </w:r>
+      <w:r>
+        <w:rPr>
+          <w:rStyle w:val="VerbatimChar"/>
+        </w:rPr>
+        <w:t xml:space="preserve">a − b = a + (−b) = a + (~b + 1)</w:t>
+      </w:r>
+      <w:r>
+        <w:t xml:space="preserve">.</w:t>
+      </w:r>
+    </w:p>
+    <w:p>
+      <w:pPr>
+        <w:pStyle w:val="BodyText"/>
+      </w:pPr>
+      <w:r>
+        <w:rPr>
+          <w:b/>
+          <w:bCs/>
+        </w:rPr>
+        <w:t xml:space="preserve">Worked (4-bit, range −8..7):</w:t>
+      </w:r>
+      <w:r>
+        <w:t xml:space="preserve"> </w:t>
+      </w:r>
+      <w:r>
+        <w:t xml:space="preserve">compute</w:t>
+      </w:r>
+      <w:r>
+        <w:t xml:space="preserve"> </w:t>
+      </w:r>
+      <w:r>
+        <w:rPr>
+          <w:rStyle w:val="VerbatimChar"/>
+        </w:rPr>
+        <w:t xml:space="preserve">5 − 3</w:t>
+      </w:r>
+      <w:r>
+        <w:t xml:space="preserve">.</w:t>
+      </w:r>
+    </w:p>
+    <w:p>
+      <w:pPr>
+        <w:pStyle w:val="SourceCode"/>
+      </w:pPr>
+      <w:r>
+        <w:rPr>
+          <w:rStyle w:val="VerbatimChar"/>
+        </w:rPr>
+        <w:t xml:space="preserve"> 5 =  0101</w:t>
+      </w:r>
+      <w:r>
+        <w:br/>
+      </w:r>
+      <w:r>
+        <w:rPr>
+          <w:rStyle w:val="VerbatimChar"/>
+        </w:rPr>
+        <w:t xml:space="preserve">-3 = ~0011 + 1 = 1100 + 1 = 1101</w:t>
+      </w:r>
+      <w:r>
+        <w:br/>
+      </w:r>
+      <w:r>
+        <w:rPr>
+          <w:rStyle w:val="VerbatimChar"/>
+        </w:rPr>
+        <w:t xml:space="preserve"> 5 + (-3):   0101</w:t>
+      </w:r>
+      <w:r>
+        <w:br/>
+      </w:r>
+      <w:r>
+        <w:rPr>
+          <w:rStyle w:val="VerbatimChar"/>
+        </w:rPr>
+        <w:t xml:space="preserve">           + 1101</w:t>
+      </w:r>
+      <w:r>
+        <w:br/>
+      </w:r>
+      <w:r>
+        <w:rPr>
+          <w:rStyle w:val="VerbatimChar"/>
+        </w:rPr>
+        <w:t xml:space="preserve">           -------</w:t>
+      </w:r>
+      <w:r>
+        <w:br/>
+      </w:r>
+      <w:r>
+        <w:rPr>
+          <w:rStyle w:val="VerbatimChar"/>
+        </w:rPr>
+        <w:t xml:space="preserve">            10010   -&gt; drop the carry-out (5th bit) -&gt; 0010 = 2   ✓</w:t>
+      </w:r>
+    </w:p>
+    <w:p>
+      <w:pPr>
+        <w:pStyle w:val="Compact"/>
+        <w:numPr>
+          <w:ilvl w:val="0"/>
+          <w:numId w:val="1006"/>
+        </w:numPr>
+      </w:pPr>
+      <w:r>
+        <w:t xml:space="preserve">The</w:t>
+      </w:r>
+      <w:r>
+        <w:t xml:space="preserve"> </w:t>
+      </w:r>
+      <w:r>
+        <w:rPr>
+          <w:b/>
+          <w:bCs/>
+        </w:rPr>
+        <w:t xml:space="preserve">carry-out of the top bit is discarded</w:t>
+      </w:r>
+      <w:r>
+        <w:t xml:space="preserve"> </w:t>
+      </w:r>
+      <w:r>
+        <w:t xml:space="preserve">— that is normal, not overflow.</w:t>
+      </w:r>
+    </w:p>
+    <w:p>
+      <w:pPr>
+        <w:pStyle w:val="FirstParagraph"/>
+      </w:pPr>
+      <w:r>
+        <w:rPr>
+          <w:b/>
+          <w:bCs/>
+        </w:rPr>
+        <w:t xml:space="preserve">Signed-overflow rule (GATE trap).</w:t>
+      </w:r>
+      <w:r>
+        <w:t xml:space="preserve"> </w:t>
+      </w:r>
+      <w:r>
+        <w:t xml:space="preserve">Overflow happens when two same-sign</w:t>
+      </w:r>
+      <w:r>
+        <w:t xml:space="preserve"> </w:t>
+      </w:r>
+      <w:r>
+        <w:t xml:space="preserve">operands give a result of the</w:t>
+      </w:r>
+      <w:r>
+        <w:t xml:space="preserve"> </w:t>
+      </w:r>
+      <w:r>
+        <w:rPr>
+          <w:i/>
+          <w:iCs/>
+        </w:rPr>
+        <w:t xml:space="preserve">other</w:t>
+      </w:r>
+      <w:r>
+        <w:t xml:space="preserve"> </w:t>
+      </w:r>
+      <w:r>
+        <w:t xml:space="preserve">sign. Detect it as</w:t>
+      </w:r>
+      <w:r>
+        <w:t xml:space="preserve"> </w:t>
+      </w:r>
+      <w:r>
+        <w:rPr>
+          <w:b/>
+          <w:bCs/>
+        </w:rPr>
+        <w:t xml:space="preserve">carry-into the sign</w:t>
+      </w:r>
+      <w:r>
+        <w:rPr>
+          <w:b/>
+          <w:bCs/>
+        </w:rPr>
+        <w:t xml:space="preserve"> </w:t>
+      </w:r>
+      <w:r>
+        <w:rPr>
+          <w:b/>
+          <w:bCs/>
+        </w:rPr>
+        <w:t xml:space="preserve">bit ≠ carry-out of the sign bit</w:t>
+      </w:r>
+      <w:r>
+        <w:t xml:space="preserve">.</w:t>
+      </w:r>
+    </w:p>
+    <w:p>
+      <w:pPr>
+        <w:pStyle w:val="SourceCode"/>
+      </w:pPr>
+      <w:r>
+        <w:rPr>
+          <w:rStyle w:val="VerbatimChar"/>
+        </w:rPr>
+        <w:t xml:space="preserve">4-bit example:  7 + 1 = 0111 + 0001 = 1000 = -8   (two positives -&gt; negative!)</w:t>
+      </w:r>
+      <w:r>
+        <w:br/>
+      </w:r>
+      <w:r>
+        <w:rPr>
+          <w:rStyle w:val="VerbatimChar"/>
+        </w:rPr>
+        <w:t xml:space="preserve">  -&gt; OVERFLOW. carry-in to bit3 = 1, carry-out of bit3 = 0, they differ.</w:t>
+      </w:r>
+    </w:p>
+    <w:p>
+      <w:pPr>
+        <w:pStyle w:val="Compact"/>
+        <w:numPr>
+          <w:ilvl w:val="0"/>
+          <w:numId w:val="1007"/>
+        </w:numPr>
+      </w:pPr>
+      <w:r>
+        <w:rPr>
+          <w:b/>
+          <w:bCs/>
+        </w:rPr>
+        <w:t xml:space="preserve">Unsigned overflow</w:t>
+      </w:r>
+      <w:r>
+        <w:t xml:space="preserve"> </w:t>
+      </w:r>
+      <w:r>
+        <w:t xml:space="preserve">is different: it is exactly the</w:t>
+      </w:r>
+      <w:r>
+        <w:t xml:space="preserve"> </w:t>
+      </w:r>
+      <w:r>
+        <w:rPr>
+          <w:b/>
+          <w:bCs/>
+        </w:rPr>
+        <w:t xml:space="preserve">carry-out of the top</w:t>
+      </w:r>
+      <w:r>
+        <w:rPr>
+          <w:b/>
+          <w:bCs/>
+        </w:rPr>
+        <w:t xml:space="preserve"> </w:t>
+      </w:r>
+      <w:r>
+        <w:rPr>
+          <w:b/>
+          <w:bCs/>
+        </w:rPr>
+        <w:t xml:space="preserve">bit</w:t>
+      </w:r>
+      <w:r>
+        <w:t xml:space="preserve"> </w:t>
+      </w:r>
+      <w:r>
+        <w:t xml:space="preserve">(the result wrapped past</w:t>
+      </w:r>
+      <w:r>
+        <w:t xml:space="preserve"> </w:t>
+      </w:r>
+      <w:r>
+        <w:rPr>
+          <w:rStyle w:val="VerbatimChar"/>
+        </w:rPr>
+        <w:t xml:space="preserve">2ⁿ−1</w:t>
+      </w:r>
+      <w:r>
+        <w:t xml:space="preserve">). Same bits, two different overflow flags</w:t>
+      </w:r>
+      <w:r>
+        <w:t xml:space="preserve"> </w:t>
+      </w:r>
+      <w:r>
+        <w:t xml:space="preserve">— the CPU computes both and you read the one that matches your type.</w:t>
+      </w:r>
+    </w:p>
+    <w:p>
+      <w:pPr>
+        <w:pStyle w:val="BlockText"/>
+      </w:pPr>
+      <w:r>
+        <w:rPr>
+          <w:b/>
+          <w:bCs/>
+        </w:rPr>
+        <w:t xml:space="preserve">Memory hook:</w:t>
+      </w:r>
+      <w:r>
+        <w:t xml:space="preserve"> </w:t>
+      </w:r>
+      <w:r>
+        <w:rPr>
+          <w:i/>
+          <w:iCs/>
+        </w:rPr>
+        <w:t xml:space="preserve">drop the final carry; you only truly overflowed if the sign</w:t>
+      </w:r>
+      <w:r>
+        <w:rPr>
+          <w:i/>
+          <w:iCs/>
+        </w:rPr>
+        <w:t xml:space="preserve"> </w:t>
+      </w:r>
+      <w:r>
+        <w:rPr>
+          <w:i/>
+          <w:iCs/>
+        </w:rPr>
+        <w:t xml:space="preserve">flipped the wrong way</w:t>
+      </w:r>
+      <w:r>
+        <w:t xml:space="preserve"> </w:t>
+      </w:r>
+      <w:r>
+        <w:t xml:space="preserve">(two positives make a negative, or two negatives make a</w:t>
+      </w:r>
+      <w:r>
+        <w:t xml:space="preserve"> </w:t>
+      </w:r>
+      <w:r>
+        <w:t xml:space="preserve">positive).</w:t>
+      </w:r>
+    </w:p>
+    <w:bookmarkEnd w:id="15"/>
+    <w:bookmarkStart w:id="16" w:name="mcqs-overflow"/>
+    <w:p>
+      <w:pPr>
+        <w:pStyle w:val="Heading3"/>
+      </w:pPr>
+      <w:r>
+        <w:t xml:space="preserve">MCQs (overflow)</w:t>
+      </w:r>
+    </w:p>
+    <w:p>
+      <w:pPr>
+        <w:pStyle w:val="Compact"/>
+        <w:numPr>
+          <w:ilvl w:val="0"/>
+          <w:numId w:val="1008"/>
+        </w:numPr>
+      </w:pPr>
+      <w:r>
+        <w:t xml:space="preserve">How does hardware do</w:t>
+      </w:r>
+      <w:r>
+        <w:t xml:space="preserve"> </w:t>
+      </w:r>
+      <w:r>
+        <w:rPr>
+          <w:rStyle w:val="VerbatimChar"/>
+        </w:rPr>
+        <w:t xml:space="preserve">a−b</w:t>
+      </w:r>
+      <w:r>
+        <w:t xml:space="preserve">? →</w:t>
+      </w:r>
+      <w:r>
+        <w:t xml:space="preserve"> </w:t>
+      </w:r>
+      <w:r>
+        <w:rPr>
+          <w:rStyle w:val="VerbatimChar"/>
+        </w:rPr>
+        <w:t xml:space="preserve">a + (~b + 1)</w:t>
+      </w:r>
+      <w:r>
+        <w:t xml:space="preserve"> </w:t>
+      </w:r>
+      <w:r>
+        <w:t xml:space="preserve">(add the two’s complement).</w:t>
+      </w:r>
+    </w:p>
+    <w:p>
+      <w:pPr>
+        <w:pStyle w:val="Compact"/>
+        <w:numPr>
+          <w:ilvl w:val="0"/>
+          <w:numId w:val="1008"/>
+        </w:numPr>
+      </w:pPr>
+      <w:r>
+        <w:t xml:space="preserve">Signed overflow test? →</w:t>
+      </w:r>
+      <w:r>
+        <w:t xml:space="preserve"> </w:t>
+      </w:r>
+      <w:r>
+        <w:rPr>
+          <w:b/>
+          <w:bCs/>
+        </w:rPr>
+        <w:t xml:space="preserve">carry-in ≠ carry-out</w:t>
+      </w:r>
+      <w:r>
+        <w:t xml:space="preserve"> </w:t>
+      </w:r>
+      <w:r>
+        <w:t xml:space="preserve">of the sign bit.</w:t>
+      </w:r>
+    </w:p>
+    <w:p>
+      <w:pPr>
+        <w:pStyle w:val="Compact"/>
+        <w:numPr>
+          <w:ilvl w:val="0"/>
+          <w:numId w:val="1008"/>
+        </w:numPr>
+      </w:pPr>
+      <w:r>
+        <w:rPr>
+          <w:rStyle w:val="VerbatimChar"/>
+        </w:rPr>
+        <w:t xml:space="preserve">7+1</w:t>
+      </w:r>
+      <w:r>
+        <w:t xml:space="preserve"> </w:t>
+      </w:r>
+      <w:r>
+        <w:t xml:space="preserve">in 4-bit signed gives? →</w:t>
+      </w:r>
+      <w:r>
+        <w:t xml:space="preserve"> </w:t>
+      </w:r>
+      <w:r>
+        <w:rPr>
+          <w:rStyle w:val="VerbatimChar"/>
+        </w:rPr>
+        <w:t xml:space="preserve">1000</w:t>
+      </w:r>
+      <w:r>
+        <w:t xml:space="preserve"> </w:t>
+      </w:r>
+      <w:r>
+        <w:t xml:space="preserve">=</w:t>
+      </w:r>
+      <w:r>
+        <w:t xml:space="preserve"> </w:t>
+      </w:r>
+      <w:r>
+        <w:rPr>
+          <w:b/>
+          <w:bCs/>
+        </w:rPr>
+        <w:t xml:space="preserve">−8</w:t>
+      </w:r>
+      <w:r>
+        <w:t xml:space="preserve"> </w:t>
+      </w:r>
+      <w:r>
+        <w:t xml:space="preserve">(overflow).</w:t>
+      </w:r>
+    </w:p>
     <w:p>
       <w:r>
         <w:pict>
@@ -1342,9 +1847,9 @@
         </w:pict>
       </w:r>
     </w:p>
-    <w:bookmarkEnd w:id="14"/>
-    <w:bookmarkEnd w:id="15"/>
-    <w:bookmarkStart w:id="20" w:name="the-4-essential-operations-on-bit-i"/>
+    <w:bookmarkEnd w:id="16"/>
+    <w:bookmarkEnd w:id="17"/>
+    <w:bookmarkStart w:id="22" w:name="the-4-essential-operations-on-bit-i"/>
     <w:p>
       <w:pPr>
         <w:pStyle w:val="Heading2"/>
@@ -1374,18 +1879,18 @@
           <wp:inline>
             <wp:extent cx="5334000" cy="2667000"/>
             <wp:effectExtent b="0" l="0" r="0" t="0"/>
-            <wp:docPr descr="The four bit operations: check (x&gt;&gt;i)&amp;1, set x|(1&lt;&lt;i), clear x&amp;~(1&lt;&lt;i), toggle x^(1&lt;&lt;i)." title="" id="17" name="Picture"/>
+            <wp:docPr descr="The four bit operations: check (x&gt;&gt;i)&amp;1, set x|(1&lt;&lt;i), clear x&amp;~(1&lt;&lt;i), toggle x^(1&lt;&lt;i)." title="" id="19" name="Picture"/>
             <a:graphic>
               <a:graphicData uri="http://schemas.openxmlformats.org/drawingml/2006/picture">
                 <pic:pic>
                   <pic:nvPicPr>
-                    <pic:cNvPr descr="images/118_bit_manip.png" id="18" name="Picture"/>
+                    <pic:cNvPr descr="images/118_bit_manip.png" id="20" name="Picture"/>
                     <pic:cNvPicPr>
                       <a:picLocks noChangeArrowheads="1" noChangeAspect="1"/>
                     </pic:cNvPicPr>
                   </pic:nvPicPr>
                   <pic:blipFill>
-                    <a:blip r:embed="rId16"/>
+                    <a:blip r:embed="rId18"/>
                     <a:stretch>
                       <a:fillRect/>
                     </a:stretch>
@@ -1494,7 +1999,7 @@
         <w:t xml:space="preserve">/ bitmask) — used for visited-states, permissions, feature flags, and bitmask DP.</w:t>
       </w:r>
     </w:p>
-    <w:bookmarkStart w:id="19" w:name="mcqs-1"/>
+    <w:bookmarkStart w:id="21" w:name="mcqs-1"/>
     <w:p>
       <w:pPr>
         <w:pStyle w:val="Heading3"/>
@@ -1508,7 +2013,7 @@
         <w:pStyle w:val="Compact"/>
         <w:numPr>
           <w:ilvl w:val="0"/>
-          <w:numId w:val="1006"/>
+          <w:numId w:val="1009"/>
         </w:numPr>
       </w:pPr>
       <w:r>
@@ -1544,7 +2049,7 @@
         <w:pStyle w:val="Compact"/>
         <w:numPr>
           <w:ilvl w:val="0"/>
-          <w:numId w:val="1006"/>
+          <w:numId w:val="1009"/>
         </w:numPr>
       </w:pPr>
       <w:r>
@@ -1568,7 +2073,7 @@
         <w:pStyle w:val="Compact"/>
         <w:numPr>
           <w:ilvl w:val="0"/>
-          <w:numId w:val="1006"/>
+          <w:numId w:val="1009"/>
         </w:numPr>
       </w:pPr>
       <w:r>
@@ -1594,9 +2099,9 @@
         </w:pict>
       </w:r>
     </w:p>
-    <w:bookmarkEnd w:id="19"/>
-    <w:bookmarkEnd w:id="20"/>
-    <w:bookmarkStart w:id="26" w:name="xor-tricks-the-most-loved"/>
+    <w:bookmarkEnd w:id="21"/>
+    <w:bookmarkEnd w:id="22"/>
+    <w:bookmarkStart w:id="28" w:name="xor-tricks-the-most-loved"/>
     <w:p>
       <w:pPr>
         <w:pStyle w:val="Heading2"/>
@@ -1662,18 +2167,18 @@
           <wp:inline>
             <wp:extent cx="5334000" cy="2552536"/>
             <wp:effectExtent b="0" l="0" r="0" t="0"/>
-            <wp:docPr descr="XOR trick: XOR all numbers; pairs cancel (a^a=0), leaving the single unique number." title="" id="22" name="Picture"/>
+            <wp:docPr descr="XOR trick: XOR all numbers; pairs cancel (a^a=0), leaving the single unique number." title="" id="24" name="Picture"/>
             <a:graphic>
               <a:graphicData uri="http://schemas.openxmlformats.org/drawingml/2006/picture">
                 <pic:pic>
                   <pic:nvPicPr>
-                    <pic:cNvPr descr="images/119_xor_tricks.png" id="23" name="Picture"/>
+                    <pic:cNvPr descr="images/119_xor_tricks.png" id="25" name="Picture"/>
                     <pic:cNvPicPr>
                       <a:picLocks noChangeArrowheads="1" noChangeAspect="1"/>
                     </pic:cNvPicPr>
                   </pic:nvPicPr>
                   <pic:blipFill>
-                    <a:blip r:embed="rId21"/>
+                    <a:blip r:embed="rId23"/>
                     <a:stretch>
                       <a:fillRect/>
                     </a:stretch>
@@ -1713,7 +2218,7 @@
         <w:pStyle w:val="Compact"/>
         <w:numPr>
           <w:ilvl w:val="0"/>
-          <w:numId w:val="1007"/>
+          <w:numId w:val="1010"/>
         </w:numPr>
       </w:pPr>
       <w:r>
@@ -1762,7 +2267,7 @@
         <w:pStyle w:val="Compact"/>
         <w:numPr>
           <w:ilvl w:val="0"/>
-          <w:numId w:val="1007"/>
+          <w:numId w:val="1010"/>
         </w:numPr>
       </w:pPr>
       <w:r>
@@ -1805,7 +2310,7 @@
         <w:pStyle w:val="Compact"/>
         <w:numPr>
           <w:ilvl w:val="0"/>
-          <w:numId w:val="1007"/>
+          <w:numId w:val="1010"/>
         </w:numPr>
       </w:pPr>
       <w:r>
@@ -1833,7 +2338,7 @@
         <w:pStyle w:val="Compact"/>
         <w:numPr>
           <w:ilvl w:val="0"/>
-          <w:numId w:val="1007"/>
+          <w:numId w:val="1010"/>
         </w:numPr>
       </w:pPr>
       <w:r>
@@ -1886,7 +2391,7 @@
         <w:pStyle w:val="Compact"/>
         <w:numPr>
           <w:ilvl w:val="0"/>
-          <w:numId w:val="1007"/>
+          <w:numId w:val="1010"/>
         </w:numPr>
       </w:pPr>
       <w:r>
@@ -1998,7 +2503,7 @@
         <w:pStyle w:val="Compact"/>
         <w:numPr>
           <w:ilvl w:val="0"/>
-          <w:numId w:val="1007"/>
+          <w:numId w:val="1010"/>
         </w:numPr>
       </w:pPr>
       <w:r>
@@ -2051,7 +2556,7 @@
         <w:t xml:space="preserve">distance = popcount(a^b)).</w:t>
       </w:r>
     </w:p>
-    <w:bookmarkStart w:id="24" w:name="add-without-and-maximum-xor"/>
+    <w:bookmarkStart w:id="26" w:name="add-without-and-maximum-xor"/>
     <w:p>
       <w:pPr>
         <w:pStyle w:val="Heading3"/>
@@ -2133,7 +2638,7 @@
         <w:pStyle w:val="Compact"/>
         <w:numPr>
           <w:ilvl w:val="0"/>
-          <w:numId w:val="1008"/>
+          <w:numId w:val="1011"/>
         </w:numPr>
       </w:pPr>
       <w:r>
@@ -2168,7 +2673,7 @@
         <w:pStyle w:val="Compact"/>
         <w:numPr>
           <w:ilvl w:val="0"/>
-          <w:numId w:val="1008"/>
+          <w:numId w:val="1011"/>
         </w:numPr>
       </w:pPr>
       <w:r>
@@ -2266,8 +2771,8 @@
         <w:t xml:space="preserve">start; that’s why duplicates cancel.</w:t>
       </w:r>
     </w:p>
-    <w:bookmarkEnd w:id="24"/>
-    <w:bookmarkStart w:id="25" w:name="mcqs-2"/>
+    <w:bookmarkEnd w:id="26"/>
+    <w:bookmarkStart w:id="27" w:name="mcqs-2"/>
     <w:p>
       <w:pPr>
         <w:pStyle w:val="Heading3"/>
@@ -2281,7 +2786,7 @@
         <w:pStyle w:val="Compact"/>
         <w:numPr>
           <w:ilvl w:val="0"/>
-          <w:numId w:val="1009"/>
+          <w:numId w:val="1012"/>
         </w:numPr>
       </w:pPr>
       <w:r>
@@ -2306,7 +2811,7 @@
         <w:pStyle w:val="Compact"/>
         <w:numPr>
           <w:ilvl w:val="0"/>
-          <w:numId w:val="1009"/>
+          <w:numId w:val="1012"/>
         </w:numPr>
       </w:pPr>
       <w:r>
@@ -2330,7 +2835,7 @@
         <w:pStyle w:val="Compact"/>
         <w:numPr>
           <w:ilvl w:val="0"/>
-          <w:numId w:val="1009"/>
+          <w:numId w:val="1012"/>
         </w:numPr>
       </w:pPr>
       <w:r>
@@ -2356,9 +2861,9 @@
         </w:pict>
       </w:r>
     </w:p>
-    <w:bookmarkEnd w:id="25"/>
-    <w:bookmarkEnd w:id="26"/>
-    <w:bookmarkStart w:id="31" w:name="counting-isolating-bits"/>
+    <w:bookmarkEnd w:id="27"/>
+    <w:bookmarkEnd w:id="28"/>
+    <w:bookmarkStart w:id="35" w:name="counting-isolating-bits"/>
     <w:p>
       <w:pPr>
         <w:pStyle w:val="Heading2"/>
@@ -2376,18 +2881,18 @@
           <wp:inline>
             <wp:extent cx="5334000" cy="2895927"/>
             <wp:effectExtent b="0" l="0" r="0" t="0"/>
-            <wp:docPr descr="Bit tricks: lowest set bit x&amp;(-x), remove lowest x&amp;(x-1), power-of-two test, popcount, and Gray code." title="" id="28" name="Picture"/>
+            <wp:docPr descr="Bit tricks: lowest set bit x&amp;(-x), remove lowest x&amp;(x-1), power-of-two test, popcount, and Gray code." title="" id="30" name="Picture"/>
             <a:graphic>
               <a:graphicData uri="http://schemas.openxmlformats.org/drawingml/2006/picture">
                 <pic:pic>
                   <pic:nvPicPr>
-                    <pic:cNvPr descr="images/120_bit_tricks.png" id="29" name="Picture"/>
+                    <pic:cNvPr descr="images/120_bit_tricks.png" id="31" name="Picture"/>
                     <pic:cNvPicPr>
                       <a:picLocks noChangeArrowheads="1" noChangeAspect="1"/>
                     </pic:cNvPicPr>
                   </pic:nvPicPr>
                   <pic:blipFill>
-                    <a:blip r:embed="rId27"/>
+                    <a:blip r:embed="rId29"/>
                     <a:stretch>
                       <a:fillRect/>
                     </a:stretch>
@@ -2711,7 +3216,7 @@
         <w:pStyle w:val="Compact"/>
         <w:numPr>
           <w:ilvl w:val="0"/>
-          <w:numId w:val="1010"/>
+          <w:numId w:val="1013"/>
         </w:numPr>
       </w:pPr>
       <w:r>
@@ -2777,539 +3282,6 @@
       </w:r>
       <w:r>
         <w:t xml:space="preserve">in two’s complement, Module 1.)</w:t>
-      </w:r>
-    </w:p>
-    <w:p>
-      <w:pPr>
-        <w:pStyle w:val="Compact"/>
-        <w:numPr>
-          <w:ilvl w:val="0"/>
-          <w:numId w:val="1010"/>
-        </w:numPr>
-      </w:pPr>
-      <w:r>
-        <w:rPr>
-          <w:b/>
-          <w:bCs/>
-        </w:rPr>
-        <w:t xml:space="preserve">Counting Bits (LC 338):</w:t>
-      </w:r>
-      <w:r>
-        <w:t xml:space="preserve"> </w:t>
-      </w:r>
-      <w:r>
-        <w:rPr>
-          <w:rStyle w:val="VerbatimChar"/>
-        </w:rPr>
-        <w:t xml:space="preserve">dp[i] = dp[i &gt;&gt; 1] + (i &amp; 1)</w:t>
-      </w:r>
-      <w:r>
-        <w:t xml:space="preserve"> </w:t>
-      </w:r>
-      <w:r>
-        <w:t xml:space="preserve">— a neat DP using</w:t>
-      </w:r>
-      <w:r>
-        <w:t xml:space="preserve"> </w:t>
-      </w:r>
-      <w:r>
-        <w:t xml:space="preserve">bits.</w:t>
-      </w:r>
-    </w:p>
-    <w:p>
-      <w:pPr>
-        <w:pStyle w:val="Compact"/>
-        <w:numPr>
-          <w:ilvl w:val="0"/>
-          <w:numId w:val="1010"/>
-        </w:numPr>
-      </w:pPr>
-      <w:r>
-        <w:rPr>
-          <w:b/>
-          <w:bCs/>
-        </w:rPr>
-        <w:t xml:space="preserve">Power of four:</w:t>
-      </w:r>
-      <w:r>
-        <w:t xml:space="preserve"> </w:t>
-      </w:r>
-      <w:r>
-        <w:t xml:space="preserve">power of two</w:t>
-      </w:r>
-      <w:r>
-        <w:t xml:space="preserve"> </w:t>
-      </w:r>
-      <w:r>
-        <w:rPr>
-          <w:b/>
-          <w:bCs/>
-        </w:rPr>
-        <w:t xml:space="preserve">and</w:t>
-      </w:r>
-      <w:r>
-        <w:t xml:space="preserve"> </w:t>
-      </w:r>
-      <w:r>
-        <w:t xml:space="preserve">the set bit is at an even index →</w:t>
-      </w:r>
-      <w:r>
-        <w:t xml:space="preserve"> </w:t>
-      </w:r>
-      <w:r>
-        <w:rPr>
-          <w:rStyle w:val="VerbatimChar"/>
-        </w:rPr>
-        <w:t xml:space="preserve">x&gt;0 &amp;&amp; (x&amp;(x-1))==0 &amp;&amp; (x &amp; 0x55555555) != 0</w:t>
-      </w:r>
-      <w:r>
-        <w:t xml:space="preserve">.</w:t>
-      </w:r>
-    </w:p>
-    <w:p>
-      <w:pPr>
-        <w:pStyle w:val="Compact"/>
-        <w:numPr>
-          <w:ilvl w:val="0"/>
-          <w:numId w:val="1010"/>
-        </w:numPr>
-      </w:pPr>
-      <w:r>
-        <w:rPr>
-          <w:b/>
-          <w:bCs/>
-        </w:rPr>
-        <w:t xml:space="preserve">Reverse Bits (LC 190):</w:t>
-      </w:r>
-      <w:r>
-        <w:t xml:space="preserve"> </w:t>
-      </w:r>
-      <w:r>
-        <w:t xml:space="preserve">process bits LSB→MSB, pushing into the result</w:t>
-      </w:r>
-      <w:r>
-        <w:t xml:space="preserve"> </w:t>
-      </w:r>
-      <w:r>
-        <w:t xml:space="preserve">MSB→LSB (or swap symmetric halves).</w:t>
-      </w:r>
-    </w:p>
-    <w:p>
-      <w:pPr>
-        <w:pStyle w:val="Compact"/>
-        <w:numPr>
-          <w:ilvl w:val="0"/>
-          <w:numId w:val="1010"/>
-        </w:numPr>
-      </w:pPr>
-      <w:r>
-        <w:rPr>
-          <w:b/>
-          <w:bCs/>
-        </w:rPr>
-        <w:t xml:space="preserve">Bitwise AND of range [m,n] (LC 201):</w:t>
-      </w:r>
-      <w:r>
-        <w:t xml:space="preserve"> </w:t>
-      </w:r>
-      <w:r>
-        <w:t xml:space="preserve">right-shift both ends until equal</w:t>
-      </w:r>
-      <w:r>
-        <w:t xml:space="preserve"> </w:t>
-      </w:r>
-      <w:r>
-        <w:t xml:space="preserve">(counting shifts), then left-shift back — the result is the common prefix.</w:t>
-      </w:r>
-    </w:p>
-    <w:bookmarkStart w:id="30" w:name="mcqs-3"/>
-    <w:p>
-      <w:pPr>
-        <w:pStyle w:val="Heading3"/>
-      </w:pPr>
-      <w:r>
-        <w:t xml:space="preserve">MCQs</w:t>
-      </w:r>
-    </w:p>
-    <w:p>
-      <w:pPr>
-        <w:pStyle w:val="Compact"/>
-        <w:numPr>
-          <w:ilvl w:val="0"/>
-          <w:numId w:val="1011"/>
-        </w:numPr>
-      </w:pPr>
-      <w:r>
-        <w:t xml:space="preserve">Isolate the lowest set bit? →</w:t>
-      </w:r>
-      <w:r>
-        <w:t xml:space="preserve"> </w:t>
-      </w:r>
-      <w:r>
-        <w:rPr>
-          <w:rStyle w:val="VerbatimChar"/>
-        </w:rPr>
-        <w:t xml:space="preserve">x &amp; (-x)</w:t>
-      </w:r>
-      <w:r>
-        <w:t xml:space="preserve">.</w:t>
-      </w:r>
-    </w:p>
-    <w:p>
-      <w:pPr>
-        <w:pStyle w:val="Compact"/>
-        <w:numPr>
-          <w:ilvl w:val="0"/>
-          <w:numId w:val="1011"/>
-        </w:numPr>
-      </w:pPr>
-      <w:r>
-        <w:t xml:space="preserve">Power-of-two check? →</w:t>
-      </w:r>
-      <w:r>
-        <w:t xml:space="preserve"> </w:t>
-      </w:r>
-      <w:r>
-        <w:rPr>
-          <w:rStyle w:val="VerbatimChar"/>
-        </w:rPr>
-        <w:t xml:space="preserve">x&gt;0 &amp;&amp; (x &amp; (x-1))==0</w:t>
-      </w:r>
-      <w:r>
-        <w:t xml:space="preserve">.</w:t>
-      </w:r>
-    </w:p>
-    <w:p>
-      <w:pPr>
-        <w:pStyle w:val="Compact"/>
-        <w:numPr>
-          <w:ilvl w:val="0"/>
-          <w:numId w:val="1011"/>
-        </w:numPr>
-      </w:pPr>
-      <w:r>
-        <w:t xml:space="preserve">Kernighan’s count complexity? →</w:t>
-      </w:r>
-      <w:r>
-        <w:t xml:space="preserve"> </w:t>
-      </w:r>
-      <w:r>
-        <w:rPr>
-          <w:b/>
-          <w:bCs/>
-        </w:rPr>
-        <w:t xml:space="preserve">O(#set bits)</w:t>
-      </w:r>
-      <w:r>
-        <w:t xml:space="preserve"> </w:t>
-      </w:r>
-      <w:r>
-        <w:t xml:space="preserve">(not O(32)).</w:t>
-      </w:r>
-    </w:p>
-    <w:p>
-      <w:r>
-        <w:pict>
-          <v:rect style="width:0;height:1.5pt" o:hralign="center" o:hrstd="t" o:hr="t"/>
-        </w:pict>
-      </w:r>
-    </w:p>
-    <w:bookmarkEnd w:id="30"/>
-    <w:bookmarkEnd w:id="31"/>
-    <w:bookmarkStart w:id="36" w:name="subsets-gray-code"/>
-    <w:p>
-      <w:pPr>
-        <w:pStyle w:val="Heading2"/>
-      </w:pPr>
-      <w:r>
-        <w:t xml:space="preserve">15.5 Subsets &amp; Gray Code</w:t>
-      </w:r>
-    </w:p>
-    <w:bookmarkStart w:id="32" w:name="enumerate-all-subsets-via-bitmask"/>
-    <w:p>
-      <w:pPr>
-        <w:pStyle w:val="Heading3"/>
-      </w:pPr>
-      <w:r>
-        <w:t xml:space="preserve">Enumerate all subsets via bitmask</w:t>
-      </w:r>
-    </w:p>
-    <w:p>
-      <w:pPr>
-        <w:pStyle w:val="FirstParagraph"/>
-      </w:pPr>
-      <w:r>
-        <w:t xml:space="preserve">For</w:t>
-      </w:r>
-      <w:r>
-        <w:t xml:space="preserve"> </w:t>
-      </w:r>
-      <w:r>
-        <w:rPr>
-          <w:rStyle w:val="VerbatimChar"/>
-        </w:rPr>
-        <w:t xml:space="preserve">n</w:t>
-      </w:r>
-      <w:r>
-        <w:t xml:space="preserve"> </w:t>
-      </w:r>
-      <w:r>
-        <w:t xml:space="preserve">items, each integer</w:t>
-      </w:r>
-      <w:r>
-        <w:t xml:space="preserve"> </w:t>
-      </w:r>
-      <w:r>
-        <w:rPr>
-          <w:rStyle w:val="VerbatimChar"/>
-        </w:rPr>
-        <w:t xml:space="preserve">mask</w:t>
-      </w:r>
-      <w:r>
-        <w:t xml:space="preserve"> </w:t>
-      </w:r>
-      <w:r>
-        <w:t xml:space="preserve">in</w:t>
-      </w:r>
-      <w:r>
-        <w:t xml:space="preserve"> </w:t>
-      </w:r>
-      <w:r>
-        <w:rPr>
-          <w:rStyle w:val="VerbatimChar"/>
-        </w:rPr>
-        <w:t xml:space="preserve">0 .. 2ⁿ−1</w:t>
-      </w:r>
-      <w:r>
-        <w:t xml:space="preserve"> </w:t>
-      </w:r>
-      <w:r>
-        <w:t xml:space="preserve">is one subset: bit</w:t>
-      </w:r>
-      <w:r>
-        <w:t xml:space="preserve"> </w:t>
-      </w:r>
-      <w:r>
-        <w:rPr>
-          <w:rStyle w:val="VerbatimChar"/>
-        </w:rPr>
-        <w:t xml:space="preserve">j</w:t>
-      </w:r>
-      <w:r>
-        <w:t xml:space="preserve"> </w:t>
-      </w:r>
-      <w:r>
-        <w:t xml:space="preserve">set ⇒</w:t>
-      </w:r>
-      <w:r>
-        <w:t xml:space="preserve"> </w:t>
-      </w:r>
-      <w:r>
-        <w:t xml:space="preserve">include item</w:t>
-      </w:r>
-      <w:r>
-        <w:t xml:space="preserve"> </w:t>
-      </w:r>
-      <w:r>
-        <w:rPr>
-          <w:rStyle w:val="VerbatimChar"/>
-        </w:rPr>
-        <w:t xml:space="preserve">j</w:t>
-      </w:r>
-      <w:r>
-        <w:t xml:space="preserve">. (This is the iterative version of Module 13 subsets, and the</w:t>
-      </w:r>
-      <w:r>
-        <w:t xml:space="preserve"> </w:t>
-      </w:r>
-      <w:r>
-        <w:t xml:space="preserve">core of bitmask DP, Module 14c.)</w:t>
-      </w:r>
-    </w:p>
-    <w:p>
-      <w:pPr>
-        <w:pStyle w:val="SourceCode"/>
-      </w:pPr>
-      <w:r>
-        <w:rPr>
-          <w:rStyle w:val="VerbatimChar"/>
-        </w:rPr>
-        <w:t xml:space="preserve">for mask in 0 .. (1&lt;&lt;n) - 1:</w:t>
-      </w:r>
-      <w:r>
-        <w:br/>
-      </w:r>
-      <w:r>
-        <w:rPr>
-          <w:rStyle w:val="VerbatimChar"/>
-        </w:rPr>
-        <w:t xml:space="preserve">    subset = [ a[j] for j in 0..n-1 if (mask &gt;&gt; j) &amp; 1 ]</w:t>
-      </w:r>
-      <w:r>
-        <w:br/>
-      </w:r>
-      <w:r>
-        <w:rPr>
-          <w:rStyle w:val="VerbatimChar"/>
-        </w:rPr>
-        <w:t xml:space="preserve"># iterate submasks of a mask: for (s=mask; s; s=(s-1)&amp;mask)   -&gt; O(3^n) total</w:t>
-      </w:r>
-    </w:p>
-    <w:bookmarkEnd w:id="32"/>
-    <w:bookmarkStart w:id="33" w:name="gray-code"/>
-    <w:p>
-      <w:pPr>
-        <w:pStyle w:val="Heading3"/>
-      </w:pPr>
-      <w:r>
-        <w:t xml:space="preserve">Gray Code</w:t>
-      </w:r>
-    </w:p>
-    <w:p>
-      <w:pPr>
-        <w:pStyle w:val="FirstParagraph"/>
-      </w:pPr>
-      <w:r>
-        <w:t xml:space="preserve">A</w:t>
-      </w:r>
-      <w:r>
-        <w:t xml:space="preserve"> </w:t>
-      </w:r>
-      <w:r>
-        <w:rPr>
-          <w:b/>
-          <w:bCs/>
-        </w:rPr>
-        <w:t xml:space="preserve">Gray code</w:t>
-      </w:r>
-      <w:r>
-        <w:t xml:space="preserve"> </w:t>
-      </w:r>
-      <w:r>
-        <w:t xml:space="preserve">orders the numbers</w:t>
-      </w:r>
-      <w:r>
-        <w:t xml:space="preserve"> </w:t>
-      </w:r>
-      <w:r>
-        <w:rPr>
-          <w:rStyle w:val="VerbatimChar"/>
-        </w:rPr>
-        <w:t xml:space="preserve">0..2ⁿ−1</w:t>
-      </w:r>
-      <w:r>
-        <w:t xml:space="preserve"> </w:t>
-      </w:r>
-      <w:r>
-        <w:t xml:space="preserve">so that</w:t>
-      </w:r>
-      <w:r>
-        <w:t xml:space="preserve"> </w:t>
-      </w:r>
-      <w:r>
-        <w:rPr>
-          <w:b/>
-          <w:bCs/>
-        </w:rPr>
-        <w:t xml:space="preserve">consecutive codes differ in</w:t>
-      </w:r>
-      <w:r>
-        <w:rPr>
-          <w:b/>
-          <w:bCs/>
-        </w:rPr>
-        <w:t xml:space="preserve"> </w:t>
-      </w:r>
-      <w:r>
-        <w:rPr>
-          <w:b/>
-          <w:bCs/>
-        </w:rPr>
-        <w:t xml:space="preserve">exactly one bit</w:t>
-      </w:r>
-      <w:r>
-        <w:t xml:space="preserve">. The formula is beautiful:</w:t>
-      </w:r>
-    </w:p>
-    <w:p>
-      <w:pPr>
-        <w:pStyle w:val="SourceCode"/>
-      </w:pPr>
-      <w:r>
-        <w:rPr>
-          <w:rStyle w:val="VerbatimChar"/>
-        </w:rPr>
-        <w:t xml:space="preserve">gray(i) = i ^ (i &gt;&gt; 1)</w:t>
-      </w:r>
-    </w:p>
-    <w:p>
-      <w:pPr>
-        <w:pStyle w:val="FirstParagraph"/>
-      </w:pPr>
-      <w:r>
-        <w:rPr>
-          <w:rStyle w:val="VerbatimChar"/>
-        </w:rPr>
-        <w:t xml:space="preserve">0,1,2,3,4,5,6,7</w:t>
-      </w:r>
-      <w:r>
-        <w:t xml:space="preserve"> </w:t>
-      </w:r>
-      <w:r>
-        <w:t xml:space="preserve">→</w:t>
-      </w:r>
-      <w:r>
-        <w:t xml:space="preserve"> </w:t>
-      </w:r>
-      <w:r>
-        <w:rPr>
-          <w:rStyle w:val="VerbatimChar"/>
-        </w:rPr>
-        <w:t xml:space="preserve">000,001,011,010,110,111,101,100</w:t>
-      </w:r>
-      <w:r>
-        <w:t xml:space="preserve"> </w:t>
-      </w:r>
-      <w:r>
-        <w:t xml:space="preserve">(each step flips one bit).</w:t>
-      </w:r>
-    </w:p>
-    <w:p>
-      <w:pPr>
-        <w:pStyle w:val="Compact"/>
-        <w:numPr>
-          <w:ilvl w:val="0"/>
-          <w:numId w:val="1012"/>
-        </w:numPr>
-      </w:pPr>
-      <w:r>
-        <w:rPr>
-          <w:b/>
-          <w:bCs/>
-        </w:rPr>
-        <w:t xml:space="preserve">Uses:</w:t>
-      </w:r>
-      <w:r>
-        <w:t xml:space="preserve"> </w:t>
-      </w:r>
-      <w:r>
-        <w:t xml:space="preserve">rotary/position encoders (one-bit change avoids misreads),</w:t>
-      </w:r>
-      <w:r>
-        <w:t xml:space="preserve"> </w:t>
-      </w:r>
-      <w:r>
-        <w:t xml:space="preserve">Karnaugh maps, minimising switching errors.</w:t>
-      </w:r>
-    </w:p>
-    <w:bookmarkEnd w:id="33"/>
-    <w:bookmarkStart w:id="34" w:name="mcqs-4"/>
-    <w:p>
-      <w:pPr>
-        <w:pStyle w:val="Heading3"/>
-      </w:pPr>
-      <w:r>
-        <w:t xml:space="preserve">MCQs</w:t>
       </w:r>
     </w:p>
     <w:p>
@@ -3321,23 +3293,32 @@
         </w:numPr>
       </w:pPr>
       <w:r>
-        <w:t xml:space="preserve">#subsets of n items via masks? →</w:t>
-      </w:r>
-      <w:r>
-        <w:t xml:space="preserve"> </w:t>
-      </w:r>
-      <w:r>
-        <w:rPr>
-          <w:b/>
-          <w:bCs/>
-        </w:rPr>
-        <w:t xml:space="preserve">2ⁿ</w:t>
-      </w:r>
-      <w:r>
-        <w:t xml:space="preserve"> </w:t>
-      </w:r>
-      <w:r>
-        <w:t xml:space="preserve">(mask 0..2ⁿ−1).</w:t>
+        <w:rPr>
+          <w:b/>
+          <w:bCs/>
+        </w:rPr>
+        <w:t xml:space="preserve">Counting Bits (LC 338):</w:t>
+      </w:r>
+      <w:r>
+        <w:t xml:space="preserve"> </w:t>
+      </w:r>
+      <w:r>
+        <w:rPr>
+          <w:rStyle w:val="VerbatimChar"/>
+        </w:rPr>
+        <w:t xml:space="preserve">dp[i] = dp[i &gt;&gt; 1] + (i &amp; 1)</w:t>
+      </w:r>
+      <w:r>
+        <w:t xml:space="preserve"> </w:t>
+      </w:r>
+      <w:r>
+        <w:t xml:space="preserve">— a neat DP using</w:t>
+      </w:r>
+      <w:r>
+        <w:t xml:space="preserve"> </w:t>
+      </w:r>
+      <w:r>
+        <w:t xml:space="preserve">bits.</w:t>
       </w:r>
     </w:p>
     <w:p>
@@ -3349,16 +3330,42 @@
         </w:numPr>
       </w:pPr>
       <w:r>
-        <w:t xml:space="preserve">Gray code formula? →</w:t>
-      </w:r>
-      <w:r>
-        <w:t xml:space="preserve"> </w:t>
-      </w:r>
-      <w:r>
-        <w:rPr>
-          <w:rStyle w:val="VerbatimChar"/>
-        </w:rPr>
-        <w:t xml:space="preserve">i ^ (i &gt;&gt; 1)</w:t>
+        <w:rPr>
+          <w:b/>
+          <w:bCs/>
+        </w:rPr>
+        <w:t xml:space="preserve">Power of four:</w:t>
+      </w:r>
+      <w:r>
+        <w:t xml:space="preserve"> </w:t>
+      </w:r>
+      <w:r>
+        <w:t xml:space="preserve">power of two</w:t>
+      </w:r>
+      <w:r>
+        <w:t xml:space="preserve"> </w:t>
+      </w:r>
+      <w:r>
+        <w:rPr>
+          <w:b/>
+          <w:bCs/>
+        </w:rPr>
+        <w:t xml:space="preserve">and</w:t>
+      </w:r>
+      <w:r>
+        <w:t xml:space="preserve"> </w:t>
+      </w:r>
+      <w:r>
+        <w:t xml:space="preserve">the set bit is at an even index →</w:t>
+      </w:r>
+      <w:r>
+        <w:t xml:space="preserve"> </w:t>
+      </w:r>
+      <w:r>
+        <w:rPr>
+          <w:rStyle w:val="VerbatimChar"/>
+        </w:rPr>
+        <w:t xml:space="preserve">x&gt;0 &amp;&amp; (x&amp;(x-1))==0 &amp;&amp; (x &amp; 0x55555555) != 0</w:t>
       </w:r>
       <w:r>
         <w:t xml:space="preserve">.</w:t>
@@ -3373,30 +3380,166 @@
         </w:numPr>
       </w:pPr>
       <w:r>
-        <w:t xml:space="preserve">Gray-code neighbours differ by? →</w:t>
-      </w:r>
-      <w:r>
-        <w:t xml:space="preserve"> </w:t>
-      </w:r>
-      <w:r>
-        <w:rPr>
-          <w:b/>
-          <w:bCs/>
-        </w:rPr>
-        <w:t xml:space="preserve">exactly one bit</w:t>
-      </w:r>
-      <w:r>
-        <w:t xml:space="preserve">.</w:t>
-      </w:r>
-    </w:p>
-    <w:bookmarkEnd w:id="34"/>
-    <w:bookmarkStart w:id="35" w:name="problems"/>
+        <w:rPr>
+          <w:b/>
+          <w:bCs/>
+        </w:rPr>
+        <w:t xml:space="preserve">Reverse Bits (LC 190):</w:t>
+      </w:r>
+      <w:r>
+        <w:t xml:space="preserve"> </w:t>
+      </w:r>
+      <w:r>
+        <w:t xml:space="preserve">process bits LSB→MSB, pushing into the result</w:t>
+      </w:r>
+      <w:r>
+        <w:t xml:space="preserve"> </w:t>
+      </w:r>
+      <w:r>
+        <w:t xml:space="preserve">MSB→LSB (or swap symmetric halves).</w:t>
+      </w:r>
+    </w:p>
+    <w:p>
+      <w:pPr>
+        <w:pStyle w:val="Compact"/>
+        <w:numPr>
+          <w:ilvl w:val="0"/>
+          <w:numId w:val="1013"/>
+        </w:numPr>
+      </w:pPr>
+      <w:r>
+        <w:rPr>
+          <w:b/>
+          <w:bCs/>
+        </w:rPr>
+        <w:t xml:space="preserve">Bitwise AND of range [m,n] (LC 201):</w:t>
+      </w:r>
+      <w:r>
+        <w:t xml:space="preserve"> </w:t>
+      </w:r>
+      <w:r>
+        <w:t xml:space="preserve">right-shift both ends until equal</w:t>
+      </w:r>
+      <w:r>
+        <w:t xml:space="preserve"> </w:t>
+      </w:r>
+      <w:r>
+        <w:t xml:space="preserve">(counting shifts), then left-shift back — the result is the common prefix.</w:t>
+      </w:r>
+    </w:p>
+    <w:bookmarkStart w:id="32" w:name="X2d2163512ac33be0745603e8266939929b51ce7"/>
     <w:p>
       <w:pPr>
         <w:pStyle w:val="Heading3"/>
       </w:pPr>
       <w:r>
-        <w:t xml:space="preserve">Problems</w:t>
+        <w:t xml:space="preserve">Brian Kernighan popcount — full worked trace</w:t>
+      </w:r>
+    </w:p>
+    <w:p>
+      <w:pPr>
+        <w:pStyle w:val="FirstParagraph"/>
+      </w:pPr>
+      <w:r>
+        <w:rPr>
+          <w:rStyle w:val="VerbatimChar"/>
+        </w:rPr>
+        <w:t xml:space="preserve">x &amp;= (x-1)</w:t>
+      </w:r>
+      <w:r>
+        <w:t xml:space="preserve"> </w:t>
+      </w:r>
+      <w:r>
+        <w:t xml:space="preserve">clears the lowest set bit each pass, so the loop runs</w:t>
+      </w:r>
+      <w:r>
+        <w:t xml:space="preserve"> </w:t>
+      </w:r>
+      <w:r>
+        <w:rPr>
+          <w:b/>
+          <w:bCs/>
+        </w:rPr>
+        <w:t xml:space="preserve">once per set</w:t>
+      </w:r>
+      <w:r>
+        <w:rPr>
+          <w:b/>
+          <w:bCs/>
+        </w:rPr>
+        <w:t xml:space="preserve"> </w:t>
+      </w:r>
+      <w:r>
+        <w:rPr>
+          <w:b/>
+          <w:bCs/>
+        </w:rPr>
+        <w:t xml:space="preserve">bit</w:t>
+      </w:r>
+      <w:r>
+        <w:t xml:space="preserve">, not 32 times. Trace</w:t>
+      </w:r>
+      <w:r>
+        <w:t xml:space="preserve"> </w:t>
+      </w:r>
+      <w:r>
+        <w:rPr>
+          <w:rStyle w:val="VerbatimChar"/>
+        </w:rPr>
+        <w:t xml:space="preserve">x = 156 = 10011100₂</w:t>
+      </w:r>
+      <w:r>
+        <w:t xml:space="preserve"> </w:t>
+      </w:r>
+      <w:r>
+        <w:t xml:space="preserve">(four 1-bits):</w:t>
+      </w:r>
+    </w:p>
+    <w:p>
+      <w:pPr>
+        <w:pStyle w:val="SourceCode"/>
+      </w:pPr>
+      <w:r>
+        <w:rPr>
+          <w:rStyle w:val="VerbatimChar"/>
+        </w:rPr>
+        <w:t xml:space="preserve">step  x (binary)   x-1          x &amp; (x-1)     count</w:t>
+      </w:r>
+      <w:r>
+        <w:br/>
+      </w:r>
+      <w:r>
+        <w:rPr>
+          <w:rStyle w:val="VerbatimChar"/>
+        </w:rPr>
+        <w:t xml:space="preserve"> 1    10011100     10011011     10011000        1     # cleared bit 2</w:t>
+      </w:r>
+      <w:r>
+        <w:br/>
+      </w:r>
+      <w:r>
+        <w:rPr>
+          <w:rStyle w:val="VerbatimChar"/>
+        </w:rPr>
+        <w:t xml:space="preserve"> 2    10011000     10010111     10010000        2     # cleared bit 3</w:t>
+      </w:r>
+      <w:r>
+        <w:br/>
+      </w:r>
+      <w:r>
+        <w:rPr>
+          <w:rStyle w:val="VerbatimChar"/>
+        </w:rPr>
+        <w:t xml:space="preserve"> 3    10010000     10001111     10000000        3     # cleared bit 4</w:t>
+      </w:r>
+      <w:r>
+        <w:br/>
+      </w:r>
+      <w:r>
+        <w:rPr>
+          <w:rStyle w:val="VerbatimChar"/>
+        </w:rPr>
+        <w:t xml:space="preserve"> 4    10000000     01111111     00000000        4     # cleared bit 7 -&gt; x=0, stop</w:t>
       </w:r>
     </w:p>
     <w:p>
@@ -3408,57 +3551,620 @@
         </w:numPr>
       </w:pPr>
       <w:r>
-        <w:t xml:space="preserve">Single Number I/II/III (136/137/260); Number of 1 Bits (191); Counting Bits</w:t>
-      </w:r>
-      <w:r>
-        <w:t xml:space="preserve"> </w:t>
-      </w:r>
-      <w:r>
-        <w:t xml:space="preserve">(338); Missing Number (268); Sum of Two Integers (371 — add without</w:t>
-      </w:r>
-      <w:r>
-        <w:t xml:space="preserve"> </w:t>
-      </w:r>
-      <w:r>
-        <w:rPr>
-          <w:rStyle w:val="VerbatimChar"/>
-        </w:rPr>
-        <w:t xml:space="preserve">+</w:t>
-      </w:r>
-      <w:r>
-        <w:t xml:space="preserve">);</w:t>
-      </w:r>
-      <w:r>
-        <w:t xml:space="preserve"> </w:t>
-      </w:r>
-      <w:r>
-        <w:t xml:space="preserve">Bitwise AND of Range (201); Subsets (78 — bitmask); Gray Code (89); Maximum XOR</w:t>
-      </w:r>
-      <w:r>
-        <w:t xml:space="preserve"> </w:t>
-      </w:r>
-      <w:r>
-        <w:t xml:space="preserve">of Two Numbers (421 — trie of bits).</w:t>
-      </w:r>
-    </w:p>
-    <w:p>
-      <w:r>
-        <w:pict>
-          <v:rect style="width:0;height:1.5pt" o:hralign="center" o:hrstd="t" o:hr="t"/>
-        </w:pict>
-      </w:r>
-    </w:p>
-    <w:bookmarkEnd w:id="35"/>
-    <w:bookmarkEnd w:id="36"/>
-    <w:bookmarkStart w:id="37" w:name="module-15-concept-review-one-page"/>
-    <w:p>
-      <w:pPr>
-        <w:pStyle w:val="Heading2"/>
-      </w:pPr>
-      <w:r>
-        <w:t xml:space="preserve">Module 15 — Concept Review (one page)</w:t>
-      </w:r>
-    </w:p>
+        <w:t xml:space="preserve">4 iterations for 4 set bits →</w:t>
+      </w:r>
+      <w:r>
+        <w:t xml:space="preserve"> </w:t>
+      </w:r>
+      <w:r>
+        <w:rPr>
+          <w:b/>
+          <w:bCs/>
+        </w:rPr>
+        <w:t xml:space="preserve">O(#set bits)</w:t>
+      </w:r>
+      <w:r>
+        <w:t xml:space="preserve">. A naive</w:t>
+      </w:r>
+      <w:r>
+        <w:t xml:space="preserve"> </w:t>
+      </w:r>
+      <w:r>
+        <w:rPr>
+          <w:rStyle w:val="VerbatimChar"/>
+        </w:rPr>
+        <w:t xml:space="preserve">for i in 0..31</w:t>
+      </w:r>
+      <w:r>
+        <w:t xml:space="preserve"> </w:t>
+      </w:r>
+      <w:r>
+        <w:t xml:space="preserve">loop</w:t>
+      </w:r>
+      <w:r>
+        <w:t xml:space="preserve"> </w:t>
+      </w:r>
+      <w:r>
+        <w:t xml:space="preserve">would take 32 iterations regardless. That is why Kernighan wins on sparse words.</w:t>
+      </w:r>
+    </w:p>
+    <w:bookmarkEnd w:id="32"/>
+    <w:bookmarkStart w:id="33" w:name="bit-hacks-cheat-sheet-memorise-these"/>
+    <w:p>
+      <w:pPr>
+        <w:pStyle w:val="Heading3"/>
+      </w:pPr>
+      <w:r>
+        <w:t xml:space="preserve">Bit-hacks cheat sheet (memorise these)</w:t>
+      </w:r>
+    </w:p>
+    <w:tbl>
+      <w:tblPr>
+        <w:tblStyle w:val="Table"/>
+        <w:tblW w:type="pct" w:w="5000"/>
+        <w:tblLayout w:type="fixed"/>
+        <w:tblLook w:firstRow="1" w:lastRow="0" w:firstColumn="0" w:lastColumn="0" w:noHBand="0" w:noVBand="0" w:val="0020"/>
+      </w:tblPr>
+      <w:tblGrid>
+        <w:gridCol w:w="2640"/>
+        <w:gridCol w:w="2640"/>
+        <w:gridCol w:w="2640"/>
+      </w:tblGrid>
+      <w:tr>
+        <w:trPr>
+          <w:tblHeader w:val="on"/>
+        </w:trPr>
+        <w:tc>
+          <w:tcPr/>
+          <w:p>
+            <w:pPr>
+              <w:pStyle w:val="Compact"/>
+            </w:pPr>
+            <w:r>
+              <w:t xml:space="preserve">Goal</w:t>
+            </w:r>
+          </w:p>
+        </w:tc>
+        <w:tc>
+          <w:tcPr/>
+          <w:p>
+            <w:pPr>
+              <w:pStyle w:val="Compact"/>
+            </w:pPr>
+            <w:r>
+              <w:t xml:space="preserve">Expression</w:t>
+            </w:r>
+          </w:p>
+        </w:tc>
+        <w:tc>
+          <w:tcPr/>
+          <w:p>
+            <w:pPr>
+              <w:pStyle w:val="Compact"/>
+            </w:pPr>
+            <w:r>
+              <w:t xml:space="preserve">Why it works</w:t>
+            </w:r>
+          </w:p>
+        </w:tc>
+      </w:tr>
+      <w:tr>
+        <w:tc>
+          <w:tcPr/>
+          <w:p>
+            <w:pPr>
+              <w:pStyle w:val="Compact"/>
+            </w:pPr>
+            <w:r>
+              <w:t xml:space="preserve">Clear lowest set bit</w:t>
+            </w:r>
+          </w:p>
+        </w:tc>
+        <w:tc>
+          <w:tcPr/>
+          <w:p>
+            <w:pPr>
+              <w:pStyle w:val="Compact"/>
+            </w:pPr>
+            <w:r>
+              <w:rPr>
+                <w:rStyle w:val="VerbatimChar"/>
+              </w:rPr>
+              <w:t xml:space="preserve">x &amp; (x-1)</w:t>
+            </w:r>
+          </w:p>
+        </w:tc>
+        <w:tc>
+          <w:tcPr/>
+          <w:p>
+            <w:pPr>
+              <w:pStyle w:val="Compact"/>
+            </w:pPr>
+            <w:r>
+              <w:rPr>
+                <w:rStyle w:val="VerbatimChar"/>
+              </w:rPr>
+              <w:t xml:space="preserve">x-1</w:t>
+            </w:r>
+            <w:r>
+              <w:t xml:space="preserve"> </w:t>
+            </w:r>
+            <w:r>
+              <w:t xml:space="preserve">flips the trailing zeros + lowest 1</w:t>
+            </w:r>
+          </w:p>
+        </w:tc>
+      </w:tr>
+      <w:tr>
+        <w:tc>
+          <w:tcPr/>
+          <w:p>
+            <w:pPr>
+              <w:pStyle w:val="Compact"/>
+            </w:pPr>
+            <w:r>
+              <w:t xml:space="preserve">Isolate lowest set bit</w:t>
+            </w:r>
+          </w:p>
+        </w:tc>
+        <w:tc>
+          <w:tcPr/>
+          <w:p>
+            <w:pPr>
+              <w:pStyle w:val="Compact"/>
+            </w:pPr>
+            <w:r>
+              <w:rPr>
+                <w:rStyle w:val="VerbatimChar"/>
+              </w:rPr>
+              <w:t xml:space="preserve">x &amp; (-x)</w:t>
+            </w:r>
+          </w:p>
+        </w:tc>
+        <w:tc>
+          <w:tcPr/>
+          <w:p>
+            <w:pPr>
+              <w:pStyle w:val="Compact"/>
+            </w:pPr>
+            <w:r>
+              <w:rPr>
+                <w:rStyle w:val="VerbatimChar"/>
+              </w:rPr>
+              <w:t xml:space="preserve">-x = ~x+1</w:t>
+            </w:r>
+            <w:r>
+              <w:t xml:space="preserve"> </w:t>
+            </w:r>
+            <w:r>
+              <w:t xml:space="preserve">makes only that bit agree</w:t>
+            </w:r>
+          </w:p>
+        </w:tc>
+      </w:tr>
+      <w:tr>
+        <w:tc>
+          <w:tcPr/>
+          <w:p>
+            <w:pPr>
+              <w:pStyle w:val="Compact"/>
+            </w:pPr>
+            <w:r>
+              <w:t xml:space="preserve">Set lowest</w:t>
+            </w:r>
+            <w:r>
+              <w:t xml:space="preserve"> </w:t>
+            </w:r>
+            <w:r>
+              <w:rPr>
+                <w:b/>
+                <w:bCs/>
+              </w:rPr>
+              <w:t xml:space="preserve">clear</w:t>
+            </w:r>
+            <w:r>
+              <w:t xml:space="preserve"> </w:t>
+            </w:r>
+            <w:r>
+              <w:t xml:space="preserve">bit</w:t>
+            </w:r>
+          </w:p>
+        </w:tc>
+        <w:tc>
+          <w:tcPr/>
+          <w:p>
+            <w:pPr>
+              <w:pStyle w:val="Compact"/>
+            </w:pPr>
+            <w:r>
+              <w:rPr>
+                <w:rStyle w:val="VerbatimChar"/>
+              </w:rPr>
+              <w:t xml:space="preserve">x \| (x+1)</w:t>
+            </w:r>
+          </w:p>
+        </w:tc>
+        <w:tc>
+          <w:tcPr/>
+          <w:p>
+            <w:pPr>
+              <w:pStyle w:val="Compact"/>
+            </w:pPr>
+            <w:r>
+              <w:rPr>
+                <w:rStyle w:val="VerbatimChar"/>
+              </w:rPr>
+              <w:t xml:space="preserve">x+1</w:t>
+            </w:r>
+            <w:r>
+              <w:t xml:space="preserve"> </w:t>
+            </w:r>
+            <w:r>
+              <w:t xml:space="preserve">turns the lowest 0 into a 1</w:t>
+            </w:r>
+          </w:p>
+        </w:tc>
+      </w:tr>
+      <w:tr>
+        <w:tc>
+          <w:tcPr/>
+          <w:p>
+            <w:pPr>
+              <w:pStyle w:val="Compact"/>
+            </w:pPr>
+            <w:r>
+              <w:t xml:space="preserve">Isolate lowest clear bit</w:t>
+            </w:r>
+          </w:p>
+        </w:tc>
+        <w:tc>
+          <w:tcPr/>
+          <w:p>
+            <w:pPr>
+              <w:pStyle w:val="Compact"/>
+            </w:pPr>
+            <w:r>
+              <w:rPr>
+                <w:rStyle w:val="VerbatimChar"/>
+              </w:rPr>
+              <w:t xml:space="preserve">~x &amp; (x+1)</w:t>
+            </w:r>
+          </w:p>
+        </w:tc>
+        <w:tc>
+          <w:tcPr/>
+          <w:p>
+            <w:pPr>
+              <w:pStyle w:val="Compact"/>
+            </w:pPr>
+            <w:r>
+              <w:t xml:space="preserve">dual of</w:t>
+            </w:r>
+            <w:r>
+              <w:t xml:space="preserve"> </w:t>
+            </w:r>
+            <w:r>
+              <w:rPr>
+                <w:rStyle w:val="VerbatimChar"/>
+              </w:rPr>
+              <w:t xml:space="preserve">x &amp; -x</w:t>
+            </w:r>
+          </w:p>
+        </w:tc>
+      </w:tr>
+      <w:tr>
+        <w:tc>
+          <w:tcPr/>
+          <w:p>
+            <w:pPr>
+              <w:pStyle w:val="Compact"/>
+            </w:pPr>
+            <w:r>
+              <w:t xml:space="preserve">Is power of two?</w:t>
+            </w:r>
+          </w:p>
+        </w:tc>
+        <w:tc>
+          <w:tcPr/>
+          <w:p>
+            <w:pPr>
+              <w:pStyle w:val="Compact"/>
+            </w:pPr>
+            <w:r>
+              <w:rPr>
+                <w:rStyle w:val="VerbatimChar"/>
+              </w:rPr>
+              <w:t xml:space="preserve">x&gt;0 &amp;&amp; (x&amp;(x-1))==0</w:t>
+            </w:r>
+          </w:p>
+        </w:tc>
+        <w:tc>
+          <w:tcPr/>
+          <w:p>
+            <w:pPr>
+              <w:pStyle w:val="Compact"/>
+            </w:pPr>
+            <w:r>
+              <w:t xml:space="preserve">a power of two has exactly one 1</w:t>
+            </w:r>
+          </w:p>
+        </w:tc>
+      </w:tr>
+      <w:tr>
+        <w:tc>
+          <w:tcPr/>
+          <w:p>
+            <w:pPr>
+              <w:pStyle w:val="Compact"/>
+            </w:pPr>
+            <w:r>
+              <w:t xml:space="preserve">Turn off trailing 1s</w:t>
+            </w:r>
+          </w:p>
+        </w:tc>
+        <w:tc>
+          <w:tcPr/>
+          <w:p>
+            <w:pPr>
+              <w:pStyle w:val="Compact"/>
+            </w:pPr>
+            <w:r>
+              <w:rPr>
+                <w:rStyle w:val="VerbatimChar"/>
+              </w:rPr>
+              <w:t xml:space="preserve">x &amp; (x+1)</w:t>
+            </w:r>
+          </w:p>
+        </w:tc>
+        <w:tc>
+          <w:tcPr/>
+          <w:p>
+            <w:pPr>
+              <w:pStyle w:val="Compact"/>
+            </w:pPr>
+            <w:r>
+              <w:t xml:space="preserve">rounds down to</w:t>
+            </w:r>
+            <w:r>
+              <w:t xml:space="preserve"> </w:t>
+            </w:r>
+            <w:r>
+              <w:rPr>
+                <w:rStyle w:val="VerbatimChar"/>
+              </w:rPr>
+              <w:t xml:space="preserve">…0111→…0000</w:t>
+            </w:r>
+            <w:r>
+              <w:t xml:space="preserve"> </w:t>
+            </w:r>
+            <w:r>
+              <w:t xml:space="preserve">boundary</w:t>
+            </w:r>
+          </w:p>
+        </w:tc>
+      </w:tr>
+      <w:tr>
+        <w:tc>
+          <w:tcPr/>
+          <w:p>
+            <w:pPr>
+              <w:pStyle w:val="Compact"/>
+            </w:pPr>
+            <w:r>
+              <w:t xml:space="preserve">Swap a,b (no temp)</w:t>
+            </w:r>
+          </w:p>
+        </w:tc>
+        <w:tc>
+          <w:tcPr/>
+          <w:p>
+            <w:pPr>
+              <w:pStyle w:val="Compact"/>
+            </w:pPr>
+            <w:r>
+              <w:rPr>
+                <w:rStyle w:val="VerbatimChar"/>
+              </w:rPr>
+              <w:t xml:space="preserve">a^=b; b^=a; a^=b;</w:t>
+            </w:r>
+          </w:p>
+        </w:tc>
+        <w:tc>
+          <w:tcPr/>
+          <w:p>
+            <w:pPr>
+              <w:pStyle w:val="Compact"/>
+            </w:pPr>
+            <w:r>
+              <w:t xml:space="preserve">XOR is self-inverse</w:t>
+            </w:r>
+          </w:p>
+        </w:tc>
+      </w:tr>
+      <w:tr>
+        <w:tc>
+          <w:tcPr/>
+          <w:p>
+            <w:pPr>
+              <w:pStyle w:val="Compact"/>
+            </w:pPr>
+            <w:r>
+              <w:t xml:space="preserve">Round up to next 2ᵏ</w:t>
+            </w:r>
+          </w:p>
+        </w:tc>
+        <w:tc>
+          <w:tcPr/>
+          <w:p>
+            <w:pPr>
+              <w:pStyle w:val="Compact"/>
+            </w:pPr>
+            <w:r>
+              <w:t xml:space="preserve">fill bits then</w:t>
+            </w:r>
+            <w:r>
+              <w:t xml:space="preserve"> </w:t>
+            </w:r>
+            <w:r>
+              <w:rPr>
+                <w:rStyle w:val="VerbatimChar"/>
+              </w:rPr>
+              <w:t xml:space="preserve">+1</w:t>
+            </w:r>
+          </w:p>
+        </w:tc>
+        <w:tc>
+          <w:tcPr/>
+          <w:p>
+            <w:pPr>
+              <w:pStyle w:val="Compact"/>
+            </w:pPr>
+            <w:r>
+              <w:t xml:space="preserve">OR-shift</w:t>
+            </w:r>
+            <w:r>
+              <w:t xml:space="preserve"> </w:t>
+            </w:r>
+            <w:r>
+              <w:rPr>
+                <w:rStyle w:val="VerbatimChar"/>
+              </w:rPr>
+              <w:t xml:space="preserve">x\|=x&gt;&gt;1;…;x\|=x&gt;&gt;16</w:t>
+            </w:r>
+            <w:r>
+              <w:t xml:space="preserve"> </w:t>
+            </w:r>
+            <w:r>
+              <w:t xml:space="preserve">then</w:t>
+            </w:r>
+            <w:r>
+              <w:t xml:space="preserve"> </w:t>
+            </w:r>
+            <w:r>
+              <w:rPr>
+                <w:rStyle w:val="VerbatimChar"/>
+              </w:rPr>
+              <w:t xml:space="preserve">x+1</w:t>
+            </w:r>
+          </w:p>
+        </w:tc>
+      </w:tr>
+      <w:tr>
+        <w:tc>
+          <w:tcPr/>
+          <w:p>
+            <w:pPr>
+              <w:pStyle w:val="Compact"/>
+            </w:pPr>
+            <w:r>
+              <w:t xml:space="preserve">Multiply/divide by 2ᵏ</w:t>
+            </w:r>
+          </w:p>
+        </w:tc>
+        <w:tc>
+          <w:tcPr/>
+          <w:p>
+            <w:pPr>
+              <w:pStyle w:val="Compact"/>
+            </w:pPr>
+            <w:r>
+              <w:rPr>
+                <w:rStyle w:val="VerbatimChar"/>
+              </w:rPr>
+              <w:t xml:space="preserve">x&lt;&lt;k</w:t>
+            </w:r>
+            <w:r>
+              <w:t xml:space="preserve"> </w:t>
+            </w:r>
+            <w:r>
+              <w:t xml:space="preserve">/</w:t>
+            </w:r>
+            <w:r>
+              <w:t xml:space="preserve"> </w:t>
+            </w:r>
+            <w:r>
+              <w:rPr>
+                <w:rStyle w:val="VerbatimChar"/>
+              </w:rPr>
+              <w:t xml:space="preserve">x&gt;&gt;k</w:t>
+            </w:r>
+          </w:p>
+        </w:tc>
+        <w:tc>
+          <w:tcPr/>
+          <w:p>
+            <w:pPr>
+              <w:pStyle w:val="Compact"/>
+            </w:pPr>
+            <w:r>
+              <w:t xml:space="preserve">shift = ×/÷ 2ᵏ (signed</w:t>
+            </w:r>
+            <w:r>
+              <w:t xml:space="preserve"> </w:t>
+            </w:r>
+            <w:r>
+              <w:rPr>
+                <w:rStyle w:val="VerbatimChar"/>
+              </w:rPr>
+              <w:t xml:space="preserve">&gt;&gt;</w:t>
+            </w:r>
+            <w:r>
+              <w:t xml:space="preserve"> </w:t>
+            </w:r>
+            <w:r>
+              <w:t xml:space="preserve">floors)</w:t>
+            </w:r>
+          </w:p>
+        </w:tc>
+      </w:tr>
+      <w:tr>
+        <w:tc>
+          <w:tcPr/>
+          <w:p>
+            <w:pPr>
+              <w:pStyle w:val="Compact"/>
+            </w:pPr>
+            <w:r>
+              <w:t xml:space="preserve">Absolute value (branchless)</w:t>
+            </w:r>
+          </w:p>
+        </w:tc>
+        <w:tc>
+          <w:tcPr/>
+          <w:p>
+            <w:pPr>
+              <w:pStyle w:val="Compact"/>
+            </w:pPr>
+            <w:r>
+              <w:rPr>
+                <w:rStyle w:val="VerbatimChar"/>
+              </w:rPr>
+              <w:t xml:space="preserve">(x^(x&gt;&gt;31)) - (x&gt;&gt;31)</w:t>
+            </w:r>
+          </w:p>
+        </w:tc>
+        <w:tc>
+          <w:tcPr/>
+          <w:p>
+            <w:pPr>
+              <w:pStyle w:val="Compact"/>
+            </w:pPr>
+            <w:r>
+              <w:rPr>
+                <w:rStyle w:val="VerbatimChar"/>
+              </w:rPr>
+              <w:t xml:space="preserve">x&gt;&gt;31</w:t>
+            </w:r>
+            <w:r>
+              <w:t xml:space="preserve"> </w:t>
+            </w:r>
+            <w:r>
+              <w:t xml:space="preserve">is all-1s if negative</w:t>
+            </w:r>
+          </w:p>
+        </w:tc>
+      </w:tr>
+    </w:tbl>
     <w:p>
       <w:pPr>
         <w:pStyle w:val="Compact"/>
@@ -3472,201 +4178,16 @@
           <w:b/>
           <w:bCs/>
         </w:rPr>
-        <w:t xml:space="preserve">Operators:</w:t>
-      </w:r>
-      <w:r>
-        <w:t xml:space="preserve"> </w:t>
-      </w:r>
-      <w:r>
-        <w:rPr>
-          <w:rStyle w:val="VerbatimChar"/>
-        </w:rPr>
-        <w:t xml:space="preserve">&amp;</w:t>
-      </w:r>
-      <w:r>
-        <w:t xml:space="preserve"> </w:t>
-      </w:r>
-      <w:r>
-        <w:t xml:space="preserve">both,</w:t>
-      </w:r>
-      <w:r>
-        <w:t xml:space="preserve"> </w:t>
-      </w:r>
-      <w:r>
-        <w:rPr>
-          <w:rStyle w:val="VerbatimChar"/>
-        </w:rPr>
-        <w:t xml:space="preserve">|</w:t>
-      </w:r>
-      <w:r>
-        <w:t xml:space="preserve"> </w:t>
-      </w:r>
-      <w:r>
-        <w:t xml:space="preserve">either,</w:t>
-      </w:r>
-      <w:r>
-        <w:t xml:space="preserve"> </w:t>
-      </w:r>
-      <w:r>
-        <w:rPr>
-          <w:rStyle w:val="VerbatimChar"/>
-        </w:rPr>
-        <w:t xml:space="preserve">^</w:t>
-      </w:r>
-      <w:r>
-        <w:t xml:space="preserve"> </w:t>
-      </w:r>
-      <w:r>
-        <w:t xml:space="preserve">differ,</w:t>
-      </w:r>
-      <w:r>
-        <w:t xml:space="preserve"> </w:t>
-      </w:r>
-      <w:r>
-        <w:rPr>
-          <w:rStyle w:val="VerbatimChar"/>
-        </w:rPr>
-        <w:t xml:space="preserve">~</w:t>
-      </w:r>
-      <w:r>
-        <w:t xml:space="preserve"> </w:t>
-      </w:r>
-      <w:r>
-        <w:t xml:space="preserve">flip,</w:t>
-      </w:r>
-      <w:r>
-        <w:t xml:space="preserve"> </w:t>
-      </w:r>
-      <w:r>
-        <w:rPr>
-          <w:rStyle w:val="VerbatimChar"/>
-        </w:rPr>
-        <w:t xml:space="preserve">&lt;&lt;</w:t>
-      </w:r>
-      <w:r>
-        <w:t xml:space="preserve">/</w:t>
-      </w:r>
-      <w:r>
-        <w:rPr>
-          <w:rStyle w:val="VerbatimChar"/>
-        </w:rPr>
-        <w:t xml:space="preserve">&gt;&gt;</w:t>
-      </w:r>
-      <w:r>
-        <w:t xml:space="preserve"> </w:t>
-      </w:r>
-      <w:r>
-        <w:t xml:space="preserve">×/÷ 2ᵏ;</w:t>
-      </w:r>
-      <w:r>
-        <w:t xml:space="preserve"> </w:t>
-      </w:r>
-      <w:r>
-        <w:rPr>
-          <w:rStyle w:val="VerbatimChar"/>
-        </w:rPr>
-        <w:t xml:space="preserve">1&lt;&lt;k</w:t>
-      </w:r>
-      <w:r>
-        <w:t xml:space="preserve"> </w:t>
-      </w:r>
-      <w:r>
-        <w:t xml:space="preserve">= mask.</w:t>
-      </w:r>
-    </w:p>
-    <w:p>
-      <w:pPr>
-        <w:pStyle w:val="Compact"/>
-        <w:numPr>
-          <w:ilvl w:val="0"/>
-          <w:numId w:val="1015"/>
-        </w:numPr>
-      </w:pPr>
-      <w:r>
-        <w:rPr>
-          <w:b/>
-          <w:bCs/>
-        </w:rPr>
-        <w:t xml:space="preserve">4 ops on bit i:</w:t>
-      </w:r>
-      <w:r>
-        <w:t xml:space="preserve"> </w:t>
-      </w:r>
-      <w:r>
-        <w:t xml:space="preserve">check</w:t>
-      </w:r>
-      <w:r>
-        <w:t xml:space="preserve"> </w:t>
-      </w:r>
-      <w:r>
-        <w:rPr>
-          <w:rStyle w:val="VerbatimChar"/>
-        </w:rPr>
-        <w:t xml:space="preserve">(x&gt;&gt;i)&amp;1</w:t>
-      </w:r>
-      <w:r>
-        <w:t xml:space="preserve">, set</w:t>
-      </w:r>
-      <w:r>
-        <w:t xml:space="preserve"> </w:t>
-      </w:r>
-      <w:r>
-        <w:rPr>
-          <w:rStyle w:val="VerbatimChar"/>
-        </w:rPr>
-        <w:t xml:space="preserve">x|(1&lt;&lt;i)</w:t>
-      </w:r>
-      <w:r>
-        <w:t xml:space="preserve">, clear</w:t>
-      </w:r>
-      <w:r>
-        <w:t xml:space="preserve"> </w:t>
-      </w:r>
-      <w:r>
-        <w:rPr>
-          <w:rStyle w:val="VerbatimChar"/>
-        </w:rPr>
-        <w:t xml:space="preserve">x&amp;~(1&lt;&lt;i)</w:t>
-      </w:r>
-      <w:r>
-        <w:t xml:space="preserve">, toggle</w:t>
-      </w:r>
-      <w:r>
-        <w:t xml:space="preserve"> </w:t>
-      </w:r>
-      <w:r>
-        <w:rPr>
-          <w:rStyle w:val="VerbatimChar"/>
-        </w:rPr>
-        <w:t xml:space="preserve">x^(1&lt;&lt;i)</w:t>
-      </w:r>
-      <w:r>
-        <w:t xml:space="preserve">.</w:t>
-      </w:r>
-    </w:p>
-    <w:p>
-      <w:pPr>
-        <w:pStyle w:val="Compact"/>
-        <w:numPr>
-          <w:ilvl w:val="0"/>
-          <w:numId w:val="1015"/>
-        </w:numPr>
-      </w:pPr>
-      <w:r>
-        <w:rPr>
-          <w:b/>
-          <w:bCs/>
-        </w:rPr>
-        <w:t xml:space="preserve">XOR:</w:t>
-      </w:r>
-      <w:r>
-        <w:t xml:space="preserve"> </w:t>
-      </w:r>
-      <w:r>
-        <w:rPr>
-          <w:rStyle w:val="VerbatimChar"/>
-        </w:rPr>
-        <w:t xml:space="preserve">a^a=0</w:t>
+        <w:t xml:space="preserve">Swap dry-run</w:t>
+      </w:r>
+      <w:r>
+        <w:t xml:space="preserve"> </w:t>
+      </w:r>
+      <w:r>
+        <w:rPr>
+          <w:rStyle w:val="VerbatimChar"/>
+        </w:rPr>
+        <w:t xml:space="preserve">a=5 (0101)</w:t>
       </w:r>
       <w:r>
         <w:t xml:space="preserve">,</w:t>
@@ -3678,71 +4199,19 @@
         <w:rPr>
           <w:rStyle w:val="VerbatimChar"/>
         </w:rPr>
-        <w:t xml:space="preserve">a^0=a</w:t>
-      </w:r>
-      <w:r>
-        <w:t xml:space="preserve"> </w:t>
-      </w:r>
-      <w:r>
-        <w:t xml:space="preserve">→ single number, missing number, swap, Hamming</w:t>
-      </w:r>
-      <w:r>
-        <w:t xml:space="preserve"> </w:t>
-      </w:r>
-      <w:r>
-        <w:t xml:space="preserve">distance.</w:t>
-      </w:r>
-    </w:p>
-    <w:p>
-      <w:pPr>
-        <w:pStyle w:val="Compact"/>
-        <w:numPr>
-          <w:ilvl w:val="0"/>
-          <w:numId w:val="1015"/>
-        </w:numPr>
-      </w:pPr>
-      <w:r>
-        <w:rPr>
-          <w:b/>
-          <w:bCs/>
-        </w:rPr>
-        <w:t xml:space="preserve">Isolate/clear lowest bit:</w:t>
-      </w:r>
-      <w:r>
-        <w:t xml:space="preserve"> </w:t>
-      </w:r>
-      <w:r>
-        <w:rPr>
-          <w:rStyle w:val="VerbatimChar"/>
-        </w:rPr>
-        <w:t xml:space="preserve">x&amp;(-x)</w:t>
-      </w:r>
-      <w:r>
-        <w:t xml:space="preserve"> </w:t>
-      </w:r>
-      <w:r>
-        <w:t xml:space="preserve">/</w:t>
-      </w:r>
-      <w:r>
-        <w:t xml:space="preserve"> </w:t>
-      </w:r>
-      <w:r>
-        <w:rPr>
-          <w:rStyle w:val="VerbatimChar"/>
-        </w:rPr>
-        <w:t xml:space="preserve">x&amp;(x-1)</w:t>
-      </w:r>
-      <w:r>
-        <w:t xml:space="preserve">; power-of-two</w:t>
-      </w:r>
-      <w:r>
-        <w:t xml:space="preserve"> </w:t>
-      </w:r>
-      <w:r>
-        <w:rPr>
-          <w:rStyle w:val="VerbatimChar"/>
-        </w:rPr>
-        <w:t xml:space="preserve">x&amp;(x-1)==0</w:t>
+        <w:t xml:space="preserve">b=3 (0011)</w:t>
+      </w:r>
+      <w:r>
+        <w:t xml:space="preserve">:</w:t>
+      </w:r>
+      <w:r>
+        <w:t xml:space="preserve"> </w:t>
+      </w:r>
+      <w:r>
+        <w:rPr>
+          <w:rStyle w:val="VerbatimChar"/>
+        </w:rPr>
+        <w:t xml:space="preserve">a^=b→0110</w:t>
       </w:r>
       <w:r>
         <w:t xml:space="preserve">;</w:t>
@@ -3751,38 +4220,10 @@
         <w:t xml:space="preserve"> </w:t>
       </w:r>
       <w:r>
-        <w:t xml:space="preserve">Kernighan count O(#set bits).</w:t>
-      </w:r>
-    </w:p>
-    <w:p>
-      <w:pPr>
-        <w:pStyle w:val="Compact"/>
-        <w:numPr>
-          <w:ilvl w:val="0"/>
-          <w:numId w:val="1015"/>
-        </w:numPr>
-      </w:pPr>
-      <w:r>
-        <w:rPr>
-          <w:b/>
-          <w:bCs/>
-        </w:rPr>
-        <w:t xml:space="preserve">Subsets</w:t>
-      </w:r>
-      <w:r>
-        <w:t xml:space="preserve"> </w:t>
-      </w:r>
-      <w:r>
-        <w:t xml:space="preserve">via masks</w:t>
-      </w:r>
-      <w:r>
-        <w:t xml:space="preserve"> </w:t>
-      </w:r>
-      <w:r>
-        <w:rPr>
-          <w:rStyle w:val="VerbatimChar"/>
-        </w:rPr>
-        <w:t xml:space="preserve">0..2ⁿ−1</w:t>
+        <w:rPr>
+          <w:rStyle w:val="VerbatimChar"/>
+        </w:rPr>
+        <w:t xml:space="preserve">b^=a→0101 (=5)</w:t>
       </w:r>
       <w:r>
         <w:t xml:space="preserve">;</w:t>
@@ -3792,35 +4233,68 @@
       </w:r>
       <w:r>
         <w:rPr>
-          <w:b/>
-          <w:bCs/>
-        </w:rPr>
-        <w:t xml:space="preserve">Gray code</w:t>
-      </w:r>
-      <w:r>
-        <w:t xml:space="preserve"> </w:t>
-      </w:r>
-      <w:r>
-        <w:rPr>
-          <w:rStyle w:val="VerbatimChar"/>
-        </w:rPr>
-        <w:t xml:space="preserve">i ^ (i&gt;&gt;1)</w:t>
-      </w:r>
-      <w:r>
-        <w:t xml:space="preserve"> </w:t>
-      </w:r>
-      <w:r>
-        <w:t xml:space="preserve">(one-bit change).</w:t>
-      </w:r>
-    </w:p>
-    <w:bookmarkEnd w:id="37"/>
-    <w:bookmarkStart w:id="38" w:name="module-15-flash-cards"/>
-    <w:p>
-      <w:pPr>
-        <w:pStyle w:val="Heading2"/>
-      </w:pPr>
-      <w:r>
-        <w:t xml:space="preserve">Module 15 — Flash Cards</w:t>
+          <w:rStyle w:val="VerbatimChar"/>
+        </w:rPr>
+        <w:t xml:space="preserve">a^=b→0011 (=3)</w:t>
+      </w:r>
+      <w:r>
+        <w:t xml:space="preserve">. Values swapped, no temporary. (Caveat: fails if</w:t>
+      </w:r>
+      <w:r>
+        <w:t xml:space="preserve"> </w:t>
+      </w:r>
+      <w:r>
+        <w:rPr>
+          <w:rStyle w:val="VerbatimChar"/>
+        </w:rPr>
+        <w:t xml:space="preserve">a</w:t>
+      </w:r>
+      <w:r>
+        <w:t xml:space="preserve"> </w:t>
+      </w:r>
+      <w:r>
+        <w:t xml:space="preserve">and</w:t>
+      </w:r>
+      <w:r>
+        <w:t xml:space="preserve"> </w:t>
+      </w:r>
+      <w:r>
+        <w:rPr>
+          <w:rStyle w:val="VerbatimChar"/>
+        </w:rPr>
+        <w:t xml:space="preserve">b</w:t>
+      </w:r>
+      <w:r>
+        <w:t xml:space="preserve"> </w:t>
+      </w:r>
+      <w:r>
+        <w:t xml:space="preserve">are the</w:t>
+      </w:r>
+      <w:r>
+        <w:t xml:space="preserve"> </w:t>
+      </w:r>
+      <w:r>
+        <w:rPr>
+          <w:b/>
+          <w:bCs/>
+        </w:rPr>
+        <w:t xml:space="preserve">same variable / alias</w:t>
+      </w:r>
+      <w:r>
+        <w:t xml:space="preserve"> </w:t>
+      </w:r>
+      <w:r>
+        <w:t xml:space="preserve">— it zeroes it.)</w:t>
+      </w:r>
+    </w:p>
+    <w:bookmarkEnd w:id="33"/>
+    <w:bookmarkStart w:id="34" w:name="mcqs-3"/>
+    <w:p>
+      <w:pPr>
+        <w:pStyle w:val="Heading3"/>
+      </w:pPr>
+      <w:r>
+        <w:t xml:space="preserve">MCQs</w:t>
       </w:r>
     </w:p>
     <w:p>
@@ -3832,125 +4306,18 @@
         </w:numPr>
       </w:pPr>
       <w:r>
-        <w:t xml:space="preserve">Q: Set / clear / toggle / check bit i?</w:t>
-      </w:r>
-      <w:r>
-        <w:t xml:space="preserve"> </w:t>
-      </w:r>
-      <w:r>
-        <w:rPr>
-          <w:b/>
-          <w:bCs/>
-        </w:rPr>
-        <w:t xml:space="preserve">A:</w:t>
-      </w:r>
-      <w:r>
-        <w:rPr>
-          <w:b/>
-          <w:bCs/>
-        </w:rPr>
-        <w:t xml:space="preserve"> </w:t>
-      </w:r>
-      <w:r>
-        <w:rPr>
-          <w:rStyle w:val="VerbatimChar"/>
-          <w:b/>
-          <w:bCs/>
-        </w:rPr>
-        <w:t xml:space="preserve">|(1&lt;&lt;i)</w:t>
-      </w:r>
-      <w:r>
-        <w:rPr>
-          <w:b/>
-          <w:bCs/>
-        </w:rPr>
-        <w:t xml:space="preserve"> </w:t>
-      </w:r>
-      <w:r>
-        <w:rPr>
-          <w:b/>
-          <w:bCs/>
-        </w:rPr>
-        <w:t xml:space="preserve">/</w:t>
-      </w:r>
-      <w:r>
-        <w:rPr>
-          <w:b/>
-          <w:bCs/>
-        </w:rPr>
-        <w:t xml:space="preserve"> </w:t>
-      </w:r>
-      <w:r>
-        <w:rPr>
-          <w:rStyle w:val="VerbatimChar"/>
-          <w:b/>
-          <w:bCs/>
-        </w:rPr>
-        <w:t xml:space="preserve">&amp;~(1&lt;&lt;i)</w:t>
-      </w:r>
-      <w:r>
-        <w:rPr>
-          <w:b/>
-          <w:bCs/>
-        </w:rPr>
-        <w:t xml:space="preserve"> </w:t>
-      </w:r>
-      <w:r>
-        <w:rPr>
-          <w:b/>
-          <w:bCs/>
-        </w:rPr>
-        <w:t xml:space="preserve">/</w:t>
-      </w:r>
-      <w:r>
-        <w:rPr>
-          <w:b/>
-          <w:bCs/>
-        </w:rPr>
-        <w:t xml:space="preserve"> </w:t>
-      </w:r>
-      <w:r>
-        <w:rPr>
-          <w:rStyle w:val="VerbatimChar"/>
-          <w:b/>
-          <w:bCs/>
-        </w:rPr>
-        <w:t xml:space="preserve">^(1&lt;&lt;i)</w:t>
-      </w:r>
-      <w:r>
-        <w:rPr>
-          <w:b/>
-          <w:bCs/>
-        </w:rPr>
-        <w:t xml:space="preserve"> </w:t>
-      </w:r>
-      <w:r>
-        <w:rPr>
-          <w:b/>
-          <w:bCs/>
-        </w:rPr>
-        <w:t xml:space="preserve">/</w:t>
-      </w:r>
-      <w:r>
-        <w:rPr>
-          <w:b/>
-          <w:bCs/>
-        </w:rPr>
-        <w:t xml:space="preserve"> </w:t>
-      </w:r>
-      <w:r>
-        <w:rPr>
-          <w:rStyle w:val="VerbatimChar"/>
-          <w:b/>
-          <w:bCs/>
-        </w:rPr>
-        <w:t xml:space="preserve">(x&gt;&gt;i)&amp;1</w:t>
-      </w:r>
-      <w:r>
-        <w:rPr>
-          <w:b/>
-          <w:bCs/>
-        </w:rPr>
+        <w:t xml:space="preserve">Isolate the lowest set bit? →</w:t>
+      </w:r>
+      <w:r>
+        <w:t xml:space="preserve"> </w:t>
+      </w:r>
+      <w:r>
+        <w:rPr>
+          <w:rStyle w:val="VerbatimChar"/>
+        </w:rPr>
+        <w:t xml:space="preserve">x &amp; (-x)</w:t>
+      </w:r>
+      <w:r>
         <w:t xml:space="preserve">.</w:t>
       </w:r>
     </w:p>
@@ -3963,17 +4330,19 @@
         </w:numPr>
       </w:pPr>
       <w:r>
-        <w:t xml:space="preserve">Q: Find the unique among pairs?</w:t>
-      </w:r>
-      <w:r>
-        <w:t xml:space="preserve"> </w:t>
-      </w:r>
-      <w:r>
-        <w:rPr>
-          <w:b/>
-          <w:bCs/>
-        </w:rPr>
-        <w:t xml:space="preserve">A: XOR all.</w:t>
+        <w:t xml:space="preserve">Power-of-two check? →</w:t>
+      </w:r>
+      <w:r>
+        <w:t xml:space="preserve"> </w:t>
+      </w:r>
+      <w:r>
+        <w:rPr>
+          <w:rStyle w:val="VerbatimChar"/>
+        </w:rPr>
+        <w:t xml:space="preserve">x&gt;0 &amp;&amp; (x &amp; (x-1))==0</w:t>
+      </w:r>
+      <w:r>
+        <w:t xml:space="preserve">.</w:t>
       </w:r>
     </w:p>
     <w:p>
@@ -3985,68 +4354,23 @@
         </w:numPr>
       </w:pPr>
       <w:r>
-        <w:t xml:space="preserve">Q: Lowest set bit / remove it?</w:t>
-      </w:r>
-      <w:r>
-        <w:t xml:space="preserve"> </w:t>
-      </w:r>
-      <w:r>
-        <w:rPr>
-          <w:b/>
-          <w:bCs/>
-        </w:rPr>
-        <w:t xml:space="preserve">A:</w:t>
-      </w:r>
-      <w:r>
-        <w:rPr>
-          <w:b/>
-          <w:bCs/>
-        </w:rPr>
-        <w:t xml:space="preserve"> </w:t>
-      </w:r>
-      <w:r>
-        <w:rPr>
-          <w:rStyle w:val="VerbatimChar"/>
-          <w:b/>
-          <w:bCs/>
-        </w:rPr>
-        <w:t xml:space="preserve">x&amp;(-x)</w:t>
-      </w:r>
-      <w:r>
-        <w:rPr>
-          <w:b/>
-          <w:bCs/>
-        </w:rPr>
-        <w:t xml:space="preserve"> </w:t>
-      </w:r>
-      <w:r>
-        <w:rPr>
-          <w:b/>
-          <w:bCs/>
-        </w:rPr>
-        <w:t xml:space="preserve">/</w:t>
-      </w:r>
-      <w:r>
-        <w:rPr>
-          <w:b/>
-          <w:bCs/>
-        </w:rPr>
-        <w:t xml:space="preserve"> </w:t>
-      </w:r>
-      <w:r>
-        <w:rPr>
-          <w:rStyle w:val="VerbatimChar"/>
-          <w:b/>
-          <w:bCs/>
-        </w:rPr>
-        <w:t xml:space="preserve">x&amp;(x-1)</w:t>
-      </w:r>
-      <w:r>
-        <w:rPr>
-          <w:b/>
-          <w:bCs/>
-        </w:rPr>
-        <w:t xml:space="preserve">.</w:t>
+        <w:t xml:space="preserve">Kernighan’s count complexity? →</w:t>
+      </w:r>
+      <w:r>
+        <w:t xml:space="preserve"> </w:t>
+      </w:r>
+      <w:r>
+        <w:rPr>
+          <w:b/>
+          <w:bCs/>
+        </w:rPr>
+        <w:t xml:space="preserve">O(#set bits)</w:t>
+      </w:r>
+      <w:r>
+        <w:t xml:space="preserve"> </w:t>
+      </w:r>
+      <w:r>
+        <w:t xml:space="preserve">(not O(32)).</w:t>
       </w:r>
     </w:p>
     <w:p>
@@ -4058,38 +4382,18 @@
         </w:numPr>
       </w:pPr>
       <w:r>
-        <w:t xml:space="preserve">Q: Power of two test?</w:t>
-      </w:r>
-      <w:r>
-        <w:t xml:space="preserve"> </w:t>
-      </w:r>
-      <w:r>
-        <w:rPr>
-          <w:b/>
-          <w:bCs/>
-        </w:rPr>
-        <w:t xml:space="preserve">A:</w:t>
-      </w:r>
-      <w:r>
-        <w:rPr>
-          <w:b/>
-          <w:bCs/>
-        </w:rPr>
-        <w:t xml:space="preserve"> </w:t>
-      </w:r>
-      <w:r>
-        <w:rPr>
-          <w:rStyle w:val="VerbatimChar"/>
-          <w:b/>
-          <w:bCs/>
-        </w:rPr>
-        <w:t xml:space="preserve">x&gt;0 &amp;&amp; (x&amp;(x-1))==0</w:t>
-      </w:r>
-      <w:r>
-        <w:rPr>
-          <w:b/>
-          <w:bCs/>
-        </w:rPr>
+        <w:t xml:space="preserve">Clear the lowest set bit? →</w:t>
+      </w:r>
+      <w:r>
+        <w:t xml:space="preserve"> </w:t>
+      </w:r>
+      <w:r>
+        <w:rPr>
+          <w:rStyle w:val="VerbatimChar"/>
+        </w:rPr>
+        <w:t xml:space="preserve">x &amp; (x-1)</w:t>
+      </w:r>
+      <w:r>
         <w:t xml:space="preserve">.</w:t>
       </w:r>
     </w:p>
@@ -4102,71 +4406,804 @@
         </w:numPr>
       </w:pPr>
       <w:r>
-        <w:t xml:space="preserve">Q: Gray code formula?</w:t>
-      </w:r>
-      <w:r>
-        <w:t xml:space="preserve"> </w:t>
-      </w:r>
-      <w:r>
-        <w:rPr>
-          <w:b/>
-          <w:bCs/>
-        </w:rPr>
-        <w:t xml:space="preserve">A:</w:t>
-      </w:r>
-      <w:r>
-        <w:rPr>
-          <w:b/>
-          <w:bCs/>
-        </w:rPr>
-        <w:t xml:space="preserve"> </w:t>
-      </w:r>
-      <w:r>
-        <w:rPr>
-          <w:rStyle w:val="VerbatimChar"/>
-          <w:b/>
-          <w:bCs/>
-        </w:rPr>
-        <w:t xml:space="preserve">i ^ (i&gt;&gt;1)</w:t>
-      </w:r>
-      <w:r>
-        <w:rPr>
-          <w:b/>
-          <w:bCs/>
-        </w:rPr>
+        <w:t xml:space="preserve">Trace</w:t>
+      </w:r>
+      <w:r>
+        <w:t xml:space="preserve"> </w:t>
+      </w:r>
+      <w:r>
+        <w:rPr>
+          <w:rStyle w:val="VerbatimChar"/>
+        </w:rPr>
+        <w:t xml:space="preserve">x=156</w:t>
+      </w:r>
+      <w:r>
+        <w:t xml:space="preserve"> </w:t>
+      </w:r>
+      <w:r>
+        <w:t xml:space="preserve">in Kernighan: iterations? →</w:t>
+      </w:r>
+      <w:r>
+        <w:t xml:space="preserve"> </w:t>
+      </w:r>
+      <w:r>
+        <w:rPr>
+          <w:b/>
+          <w:bCs/>
+        </w:rPr>
+        <w:t xml:space="preserve">4</w:t>
+      </w:r>
+      <w:r>
+        <w:t xml:space="preserve"> </w:t>
+      </w:r>
+      <w:r>
+        <w:t xml:space="preserve">(four set bits).</w:t>
+      </w:r>
+    </w:p>
+    <w:p>
+      <w:r>
+        <w:pict>
+          <v:rect style="width:0;height:1.5pt" o:hralign="center" o:hrstd="t" o:hr="t"/>
+        </w:pict>
+      </w:r>
+    </w:p>
+    <w:bookmarkEnd w:id="34"/>
+    <w:bookmarkEnd w:id="35"/>
+    <w:bookmarkStart w:id="42" w:name="subsets-gray-code"/>
+    <w:p>
+      <w:pPr>
+        <w:pStyle w:val="Heading2"/>
+      </w:pPr>
+      <w:r>
+        <w:t xml:space="preserve">15.5 Subsets &amp; Gray Code</w:t>
+      </w:r>
+    </w:p>
+    <w:bookmarkStart w:id="36" w:name="enumerate-all-subsets-via-bitmask"/>
+    <w:p>
+      <w:pPr>
+        <w:pStyle w:val="Heading3"/>
+      </w:pPr>
+      <w:r>
+        <w:t xml:space="preserve">Enumerate all subsets via bitmask</w:t>
+      </w:r>
+    </w:p>
+    <w:p>
+      <w:pPr>
+        <w:pStyle w:val="FirstParagraph"/>
+      </w:pPr>
+      <w:r>
+        <w:t xml:space="preserve">For</w:t>
+      </w:r>
+      <w:r>
+        <w:t xml:space="preserve"> </w:t>
+      </w:r>
+      <w:r>
+        <w:rPr>
+          <w:rStyle w:val="VerbatimChar"/>
+        </w:rPr>
+        <w:t xml:space="preserve">n</w:t>
+      </w:r>
+      <w:r>
+        <w:t xml:space="preserve"> </w:t>
+      </w:r>
+      <w:r>
+        <w:t xml:space="preserve">items, each integer</w:t>
+      </w:r>
+      <w:r>
+        <w:t xml:space="preserve"> </w:t>
+      </w:r>
+      <w:r>
+        <w:rPr>
+          <w:rStyle w:val="VerbatimChar"/>
+        </w:rPr>
+        <w:t xml:space="preserve">mask</w:t>
+      </w:r>
+      <w:r>
+        <w:t xml:space="preserve"> </w:t>
+      </w:r>
+      <w:r>
+        <w:t xml:space="preserve">in</w:t>
+      </w:r>
+      <w:r>
+        <w:t xml:space="preserve"> </w:t>
+      </w:r>
+      <w:r>
+        <w:rPr>
+          <w:rStyle w:val="VerbatimChar"/>
+        </w:rPr>
+        <w:t xml:space="preserve">0 .. 2ⁿ−1</w:t>
+      </w:r>
+      <w:r>
+        <w:t xml:space="preserve"> </w:t>
+      </w:r>
+      <w:r>
+        <w:t xml:space="preserve">is one subset: bit</w:t>
+      </w:r>
+      <w:r>
+        <w:t xml:space="preserve"> </w:t>
+      </w:r>
+      <w:r>
+        <w:rPr>
+          <w:rStyle w:val="VerbatimChar"/>
+        </w:rPr>
+        <w:t xml:space="preserve">j</w:t>
+      </w:r>
+      <w:r>
+        <w:t xml:space="preserve"> </w:t>
+      </w:r>
+      <w:r>
+        <w:t xml:space="preserve">set ⇒</w:t>
+      </w:r>
+      <w:r>
+        <w:t xml:space="preserve"> </w:t>
+      </w:r>
+      <w:r>
+        <w:t xml:space="preserve">include item</w:t>
+      </w:r>
+      <w:r>
+        <w:t xml:space="preserve"> </w:t>
+      </w:r>
+      <w:r>
+        <w:rPr>
+          <w:rStyle w:val="VerbatimChar"/>
+        </w:rPr>
+        <w:t xml:space="preserve">j</w:t>
+      </w:r>
+      <w:r>
+        <w:t xml:space="preserve">. (This is the iterative version of Module 13 subsets, and the</w:t>
+      </w:r>
+      <w:r>
+        <w:t xml:space="preserve"> </w:t>
+      </w:r>
+      <w:r>
+        <w:t xml:space="preserve">core of bitmask DP, Module 14c.)</w:t>
+      </w:r>
+    </w:p>
+    <w:p>
+      <w:pPr>
+        <w:pStyle w:val="SourceCode"/>
+      </w:pPr>
+      <w:r>
+        <w:rPr>
+          <w:rStyle w:val="VerbatimChar"/>
+        </w:rPr>
+        <w:t xml:space="preserve">for mask in 0 .. (1&lt;&lt;n) - 1:</w:t>
+      </w:r>
+      <w:r>
+        <w:br/>
+      </w:r>
+      <w:r>
+        <w:rPr>
+          <w:rStyle w:val="VerbatimChar"/>
+        </w:rPr>
+        <w:t xml:space="preserve">    subset = [ a[j] for j in 0..n-1 if (mask &gt;&gt; j) &amp; 1 ]</w:t>
+      </w:r>
+      <w:r>
+        <w:br/>
+      </w:r>
+      <w:r>
+        <w:rPr>
+          <w:rStyle w:val="VerbatimChar"/>
+        </w:rPr>
+        <w:t xml:space="preserve"># iterate submasks of a mask: for (s=mask; s; s=(s-1)&amp;mask)   -&gt; O(3^n) total</w:t>
+      </w:r>
+    </w:p>
+    <w:bookmarkEnd w:id="36"/>
+    <w:bookmarkStart w:id="37" w:name="X245e8911b278475ccd7da9e3a646d1e7a57725c"/>
+    <w:p>
+      <w:pPr>
+        <w:pStyle w:val="Heading3"/>
+      </w:pPr>
+      <w:r>
+        <w:t xml:space="preserve">Bitmask as a set (the mental model for bitmask DP)</w:t>
+      </w:r>
+    </w:p>
+    <w:p>
+      <w:pPr>
+        <w:pStyle w:val="FirstParagraph"/>
+      </w:pPr>
+      <w:r>
+        <w:t xml:space="preserve">Treat an</w:t>
+      </w:r>
+      <w:r>
+        <w:t xml:space="preserve"> </w:t>
+      </w:r>
+      <w:r>
+        <w:rPr>
+          <w:rStyle w:val="VerbatimChar"/>
+        </w:rPr>
+        <w:t xml:space="preserve">n</w:t>
+      </w:r>
+      <w:r>
+        <w:t xml:space="preserve">-bit integer as a</w:t>
+      </w:r>
+      <w:r>
+        <w:t xml:space="preserve"> </w:t>
+      </w:r>
+      <w:r>
+        <w:rPr>
+          <w:b/>
+          <w:bCs/>
+        </w:rPr>
+        <w:t xml:space="preserve">subset of</w:t>
+      </w:r>
+      <w:r>
+        <w:rPr>
+          <w:b/>
+          <w:bCs/>
+        </w:rPr>
+        <w:t xml:space="preserve"> </w:t>
+      </w:r>
+      <w:r>
+        <w:rPr>
+          <w:rStyle w:val="VerbatimChar"/>
+          <w:b/>
+          <w:bCs/>
+        </w:rPr>
+        <w:t xml:space="preserve">{0,1,…,n−1}</w:t>
+      </w:r>
+      <w:r>
+        <w:t xml:space="preserve">. Every set operation</w:t>
+      </w:r>
+      <w:r>
+        <w:t xml:space="preserve"> </w:t>
+      </w:r>
+      <w:r>
+        <w:t xml:space="preserve">becomes one machine instruction — this is why bitmask DP (Module 14c) is fast.</w:t>
+      </w:r>
+    </w:p>
+    <w:tbl>
+      <w:tblPr>
+        <w:tblStyle w:val="Table"/>
+        <w:tblW w:type="auto" w:w="0"/>
+        <w:tblLook w:firstRow="1" w:lastRow="0" w:firstColumn="0" w:lastColumn="0" w:noHBand="0" w:noVBand="0" w:val="0020"/>
+      </w:tblPr>
+      <w:tblGrid>
+        <w:gridCol w:w="3960"/>
+        <w:gridCol w:w="3960"/>
+      </w:tblGrid>
+      <w:tr>
+        <w:trPr>
+          <w:tblHeader w:val="on"/>
+        </w:trPr>
+        <w:tc>
+          <w:tcPr/>
+          <w:p>
+            <w:pPr>
+              <w:pStyle w:val="Compact"/>
+            </w:pPr>
+            <w:r>
+              <w:t xml:space="preserve">Set operation</w:t>
+            </w:r>
+          </w:p>
+        </w:tc>
+        <w:tc>
+          <w:tcPr/>
+          <w:p>
+            <w:pPr>
+              <w:pStyle w:val="Compact"/>
+            </w:pPr>
+            <w:r>
+              <w:t xml:space="preserve">Bit expression</w:t>
+            </w:r>
+          </w:p>
+        </w:tc>
+      </w:tr>
+      <w:tr>
+        <w:tc>
+          <w:tcPr/>
+          <w:p>
+            <w:pPr>
+              <w:pStyle w:val="Compact"/>
+            </w:pPr>
+            <w:r>
+              <w:t xml:space="preserve">empty set / universe</w:t>
+            </w:r>
+          </w:p>
+        </w:tc>
+        <w:tc>
+          <w:tcPr/>
+          <w:p>
+            <w:pPr>
+              <w:pStyle w:val="Compact"/>
+            </w:pPr>
+            <w:r>
+              <w:rPr>
+                <w:rStyle w:val="VerbatimChar"/>
+              </w:rPr>
+              <w:t xml:space="preserve">0</w:t>
+            </w:r>
+            <w:r>
+              <w:t xml:space="preserve"> </w:t>
+            </w:r>
+            <w:r>
+              <w:t xml:space="preserve">/</w:t>
+            </w:r>
+            <w:r>
+              <w:t xml:space="preserve"> </w:t>
+            </w:r>
+            <w:r>
+              <w:rPr>
+                <w:rStyle w:val="VerbatimChar"/>
+              </w:rPr>
+              <w:t xml:space="preserve">(1&lt;&lt;n) - 1</w:t>
+            </w:r>
+          </w:p>
+        </w:tc>
+      </w:tr>
+      <w:tr>
+        <w:tc>
+          <w:tcPr/>
+          <w:p>
+            <w:pPr>
+              <w:pStyle w:val="Compact"/>
+            </w:pPr>
+            <w:r>
+              <w:t xml:space="preserve">set containing only</w:t>
+            </w:r>
+            <w:r>
+              <w:t xml:space="preserve"> </w:t>
+            </w:r>
+            <w:r>
+              <w:rPr>
+                <w:rStyle w:val="VerbatimChar"/>
+              </w:rPr>
+              <w:t xml:space="preserve">i</w:t>
+            </w:r>
+          </w:p>
+        </w:tc>
+        <w:tc>
+          <w:tcPr/>
+          <w:p>
+            <w:pPr>
+              <w:pStyle w:val="Compact"/>
+            </w:pPr>
+            <w:r>
+              <w:rPr>
+                <w:rStyle w:val="VerbatimChar"/>
+              </w:rPr>
+              <w:t xml:space="preserve">1 &lt;&lt; i</w:t>
+            </w:r>
+          </w:p>
+        </w:tc>
+      </w:tr>
+      <w:tr>
+        <w:tc>
+          <w:tcPr/>
+          <w:p>
+            <w:pPr>
+              <w:pStyle w:val="Compact"/>
+            </w:pPr>
+            <w:r>
+              <w:t xml:space="preserve">add element</w:t>
+            </w:r>
+            <w:r>
+              <w:t xml:space="preserve"> </w:t>
+            </w:r>
+            <w:r>
+              <w:rPr>
+                <w:rStyle w:val="VerbatimChar"/>
+              </w:rPr>
+              <w:t xml:space="preserve">i</w:t>
+            </w:r>
+          </w:p>
+        </w:tc>
+        <w:tc>
+          <w:tcPr/>
+          <w:p>
+            <w:pPr>
+              <w:pStyle w:val="Compact"/>
+            </w:pPr>
+            <w:r>
+              <w:rPr>
+                <w:rStyle w:val="VerbatimChar"/>
+              </w:rPr>
+              <w:t xml:space="preserve">S \| (1 &lt;&lt; i)</w:t>
+            </w:r>
+          </w:p>
+        </w:tc>
+      </w:tr>
+      <w:tr>
+        <w:tc>
+          <w:tcPr/>
+          <w:p>
+            <w:pPr>
+              <w:pStyle w:val="Compact"/>
+            </w:pPr>
+            <w:r>
+              <w:t xml:space="preserve">remove element</w:t>
+            </w:r>
+            <w:r>
+              <w:t xml:space="preserve"> </w:t>
+            </w:r>
+            <w:r>
+              <w:rPr>
+                <w:rStyle w:val="VerbatimChar"/>
+              </w:rPr>
+              <w:t xml:space="preserve">i</w:t>
+            </w:r>
+          </w:p>
+        </w:tc>
+        <w:tc>
+          <w:tcPr/>
+          <w:p>
+            <w:pPr>
+              <w:pStyle w:val="Compact"/>
+            </w:pPr>
+            <w:r>
+              <w:rPr>
+                <w:rStyle w:val="VerbatimChar"/>
+              </w:rPr>
+              <w:t xml:space="preserve">S &amp; ~(1 &lt;&lt; i)</w:t>
+            </w:r>
+          </w:p>
+        </w:tc>
+      </w:tr>
+      <w:tr>
+        <w:tc>
+          <w:tcPr/>
+          <w:p>
+            <w:pPr>
+              <w:pStyle w:val="Compact"/>
+            </w:pPr>
+            <w:r>
+              <w:t xml:space="preserve">test membership of</w:t>
+            </w:r>
+            <w:r>
+              <w:t xml:space="preserve"> </w:t>
+            </w:r>
+            <w:r>
+              <w:rPr>
+                <w:rStyle w:val="VerbatimChar"/>
+              </w:rPr>
+              <w:t xml:space="preserve">i</w:t>
+            </w:r>
+          </w:p>
+        </w:tc>
+        <w:tc>
+          <w:tcPr/>
+          <w:p>
+            <w:pPr>
+              <w:pStyle w:val="Compact"/>
+            </w:pPr>
+            <w:r>
+              <w:rPr>
+                <w:rStyle w:val="VerbatimChar"/>
+              </w:rPr>
+              <w:t xml:space="preserve">(S &gt;&gt; i) &amp; 1</w:t>
+            </w:r>
+          </w:p>
+        </w:tc>
+      </w:tr>
+      <w:tr>
+        <w:tc>
+          <w:tcPr/>
+          <w:p>
+            <w:pPr>
+              <w:pStyle w:val="Compact"/>
+            </w:pPr>
+            <w:r>
+              <w:t xml:space="preserve">union</w:t>
+            </w:r>
+            <w:r>
+              <w:t xml:space="preserve"> </w:t>
+            </w:r>
+            <w:r>
+              <w:rPr>
+                <w:rStyle w:val="VerbatimChar"/>
+              </w:rPr>
+              <w:t xml:space="preserve">A ∪ B</w:t>
+            </w:r>
+          </w:p>
+        </w:tc>
+        <w:tc>
+          <w:tcPr/>
+          <w:p>
+            <w:pPr>
+              <w:pStyle w:val="Compact"/>
+            </w:pPr>
+            <w:r>
+              <w:rPr>
+                <w:rStyle w:val="VerbatimChar"/>
+              </w:rPr>
+              <w:t xml:space="preserve">A \| B</w:t>
+            </w:r>
+          </w:p>
+        </w:tc>
+      </w:tr>
+      <w:tr>
+        <w:tc>
+          <w:tcPr/>
+          <w:p>
+            <w:pPr>
+              <w:pStyle w:val="Compact"/>
+            </w:pPr>
+            <w:r>
+              <w:t xml:space="preserve">intersection</w:t>
+            </w:r>
+            <w:r>
+              <w:t xml:space="preserve"> </w:t>
+            </w:r>
+            <w:r>
+              <w:rPr>
+                <w:rStyle w:val="VerbatimChar"/>
+              </w:rPr>
+              <w:t xml:space="preserve">A ∩ B</w:t>
+            </w:r>
+          </w:p>
+        </w:tc>
+        <w:tc>
+          <w:tcPr/>
+          <w:p>
+            <w:pPr>
+              <w:pStyle w:val="Compact"/>
+            </w:pPr>
+            <w:r>
+              <w:rPr>
+                <w:rStyle w:val="VerbatimChar"/>
+              </w:rPr>
+              <w:t xml:space="preserve">A &amp; B</w:t>
+            </w:r>
+          </w:p>
+        </w:tc>
+      </w:tr>
+      <w:tr>
+        <w:tc>
+          <w:tcPr/>
+          <w:p>
+            <w:pPr>
+              <w:pStyle w:val="Compact"/>
+            </w:pPr>
+            <w:r>
+              <w:t xml:space="preserve">difference</w:t>
+            </w:r>
+            <w:r>
+              <w:t xml:space="preserve"> </w:t>
+            </w:r>
+            <w:r>
+              <w:rPr>
+                <w:rStyle w:val="VerbatimChar"/>
+              </w:rPr>
+              <w:t xml:space="preserve">A \ B</w:t>
+            </w:r>
+          </w:p>
+        </w:tc>
+        <w:tc>
+          <w:tcPr/>
+          <w:p>
+            <w:pPr>
+              <w:pStyle w:val="Compact"/>
+            </w:pPr>
+            <w:r>
+              <w:rPr>
+                <w:rStyle w:val="VerbatimChar"/>
+              </w:rPr>
+              <w:t xml:space="preserve">A &amp; ~B</w:t>
+            </w:r>
+          </w:p>
+        </w:tc>
+      </w:tr>
+      <w:tr>
+        <w:tc>
+          <w:tcPr/>
+          <w:p>
+            <w:pPr>
+              <w:pStyle w:val="Compact"/>
+            </w:pPr>
+            <w:r>
+              <w:t xml:space="preserve">symmetric diff</w:t>
+            </w:r>
+            <w:r>
+              <w:t xml:space="preserve"> </w:t>
+            </w:r>
+            <w:r>
+              <w:rPr>
+                <w:rStyle w:val="VerbatimChar"/>
+              </w:rPr>
+              <w:t xml:space="preserve">A △ B</w:t>
+            </w:r>
+          </w:p>
+        </w:tc>
+        <w:tc>
+          <w:tcPr/>
+          <w:p>
+            <w:pPr>
+              <w:pStyle w:val="Compact"/>
+            </w:pPr>
+            <w:r>
+              <w:rPr>
+                <w:rStyle w:val="VerbatimChar"/>
+              </w:rPr>
+              <w:t xml:space="preserve">A ^ B</w:t>
+            </w:r>
+          </w:p>
+        </w:tc>
+      </w:tr>
+      <w:tr>
+        <w:tc>
+          <w:tcPr/>
+          <w:p>
+            <w:pPr>
+              <w:pStyle w:val="Compact"/>
+            </w:pPr>
+            <w:r>
+              <w:t xml:space="preserve">is</w:t>
+            </w:r>
+            <w:r>
+              <w:t xml:space="preserve"> </w:t>
+            </w:r>
+            <w:r>
+              <w:rPr>
+                <w:rStyle w:val="VerbatimChar"/>
+              </w:rPr>
+              <w:t xml:space="preserve">A ⊆ B</w:t>
+            </w:r>
+            <w:r>
+              <w:t xml:space="preserve">?</w:t>
+            </w:r>
+          </w:p>
+        </w:tc>
+        <w:tc>
+          <w:tcPr/>
+          <w:p>
+            <w:pPr>
+              <w:pStyle w:val="Compact"/>
+            </w:pPr>
+            <w:r>
+              <w:rPr>
+                <w:rStyle w:val="VerbatimChar"/>
+              </w:rPr>
+              <w:t xml:space="preserve">(A &amp; B) == A</w:t>
+            </w:r>
+          </w:p>
+        </w:tc>
+      </w:tr>
+      <w:tr>
+        <w:tc>
+          <w:tcPr/>
+          <w:p>
+            <w:pPr>
+              <w:pStyle w:val="Compact"/>
+            </w:pPr>
+            <w:r>
+              <w:t xml:space="preserve">size</w:t>
+            </w:r>
+            <w:r>
+              <w:t xml:space="preserve"> </w:t>
+            </w:r>
+            <w:r>
+              <w:rPr>
+                <w:rStyle w:val="VerbatimChar"/>
+              </w:rPr>
+              <w:t xml:space="preserve">|S|</w:t>
+            </w:r>
+          </w:p>
+        </w:tc>
+        <w:tc>
+          <w:tcPr/>
+          <w:p>
+            <w:pPr>
+              <w:pStyle w:val="Compact"/>
+            </w:pPr>
+            <w:r>
+              <w:rPr>
+                <w:rStyle w:val="VerbatimChar"/>
+              </w:rPr>
+              <w:t xml:space="preserve">popcount(S)</w:t>
+            </w:r>
+          </w:p>
+        </w:tc>
+      </w:tr>
+      <w:tr>
+        <w:tc>
+          <w:tcPr/>
+          <w:p>
+            <w:pPr>
+              <w:pStyle w:val="Compact"/>
+            </w:pPr>
+            <w:r>
+              <w:t xml:space="preserve">complement (within n bits)</w:t>
+            </w:r>
+          </w:p>
+        </w:tc>
+        <w:tc>
+          <w:tcPr/>
+          <w:p>
+            <w:pPr>
+              <w:pStyle w:val="Compact"/>
+            </w:pPr>
+            <w:r>
+              <w:rPr>
+                <w:rStyle w:val="VerbatimChar"/>
+              </w:rPr>
+              <w:t xml:space="preserve">S ^ ((1&lt;&lt;n) - 1)</w:t>
+            </w:r>
+          </w:p>
+        </w:tc>
+      </w:tr>
+    </w:tbl>
+    <w:p>
+      <w:pPr>
+        <w:pStyle w:val="BodyText"/>
+      </w:pPr>
+      <w:r>
+        <w:rPr>
+          <w:b/>
+          <w:bCs/>
+        </w:rPr>
+        <w:t xml:space="preserve">Worked (n=4):</w:t>
+      </w:r>
+      <w:r>
+        <w:t xml:space="preserve"> </w:t>
+      </w:r>
+      <w:r>
+        <w:rPr>
+          <w:rStyle w:val="VerbatimChar"/>
+        </w:rPr>
+        <w:t xml:space="preserve">A = {0,2} = 0101</w:t>
+      </w:r>
+      <w:r>
+        <w:t xml:space="preserve">,</w:t>
+      </w:r>
+      <w:r>
+        <w:t xml:space="preserve"> </w:t>
+      </w:r>
+      <w:r>
+        <w:rPr>
+          <w:rStyle w:val="VerbatimChar"/>
+        </w:rPr>
+        <w:t xml:space="preserve">B = {1,2} = 0110</w:t>
+      </w:r>
+      <w:r>
         <w:t xml:space="preserve">.</w:t>
       </w:r>
     </w:p>
     <w:p>
       <w:pPr>
-        <w:pStyle w:val="Compact"/>
-        <w:numPr>
-          <w:ilvl w:val="0"/>
-          <w:numId w:val="1016"/>
-        </w:numPr>
-      </w:pPr>
-      <w:r>
-        <w:t xml:space="preserve">Q: Hamming distance?</w:t>
-      </w:r>
-      <w:r>
-        <w:t xml:space="preserve"> </w:t>
-      </w:r>
-      <w:r>
-        <w:rPr>
-          <w:b/>
-          <w:bCs/>
-        </w:rPr>
-        <w:t xml:space="preserve">A: popcount(a^b).</w:t>
-      </w:r>
-    </w:p>
-    <w:bookmarkEnd w:id="38"/>
-    <w:bookmarkStart w:id="39" w:name="module-15-pattern-recognition"/>
-    <w:p>
-      <w:pPr>
-        <w:pStyle w:val="Heading2"/>
-      </w:pPr>
-      <w:r>
-        <w:t xml:space="preserve">Module 15 — Pattern Recognition</w:t>
+        <w:pStyle w:val="SourceCode"/>
+      </w:pPr>
+      <w:r>
+        <w:rPr>
+          <w:rStyle w:val="VerbatimChar"/>
+        </w:rPr>
+        <w:t xml:space="preserve">A ∪ B = 0101 | 0110 = 0111 = {0,1,2}</w:t>
+      </w:r>
+      <w:r>
+        <w:br/>
+      </w:r>
+      <w:r>
+        <w:rPr>
+          <w:rStyle w:val="VerbatimChar"/>
+        </w:rPr>
+        <w:t xml:space="preserve">A ∩ B = 0101 &amp; 0110 = 0100 = {2}</w:t>
+      </w:r>
+      <w:r>
+        <w:br/>
+      </w:r>
+      <w:r>
+        <w:rPr>
+          <w:rStyle w:val="VerbatimChar"/>
+        </w:rPr>
+        <w:t xml:space="preserve">A \ B = 0101 &amp; ~0110 = 0101 &amp; 1001 = 0001 = {0}</w:t>
+      </w:r>
+      <w:r>
+        <w:br/>
+      </w:r>
+      <w:r>
+        <w:rPr>
+          <w:rStyle w:val="VerbatimChar"/>
+        </w:rPr>
+        <w:t xml:space="preserve">A △ B = 0101 ^ 0110 = 0011 = {0,1}</w:t>
+      </w:r>
+    </w:p>
+    <w:bookmarkEnd w:id="37"/>
+    <w:bookmarkStart w:id="38" w:name="mcqs-bitmask-as-set"/>
+    <w:p>
+      <w:pPr>
+        <w:pStyle w:val="Heading3"/>
+      </w:pPr>
+      <w:r>
+        <w:t xml:space="preserve">MCQs (bitmask as set)</w:t>
       </w:r>
     </w:p>
     <w:p>
@@ -4178,23 +5215,28 @@
         </w:numPr>
       </w:pPr>
       <w:r>
-        <w:t xml:space="preserve">“Appears twice except one / missing / duplicate”</w:t>
-      </w:r>
-      <w:r>
-        <w:t xml:space="preserve"> </w:t>
-      </w:r>
-      <w:r>
-        <w:t xml:space="preserve">→</w:t>
-      </w:r>
-      <w:r>
-        <w:t xml:space="preserve"> </w:t>
-      </w:r>
-      <w:r>
-        <w:rPr>
-          <w:b/>
-          <w:bCs/>
-        </w:rPr>
-        <w:t xml:space="preserve">XOR</w:t>
+        <w:t xml:space="preserve">Union of two sets? →</w:t>
+      </w:r>
+      <w:r>
+        <w:t xml:space="preserve"> </w:t>
+      </w:r>
+      <w:r>
+        <w:rPr>
+          <w:rStyle w:val="VerbatimChar"/>
+        </w:rPr>
+        <w:t xml:space="preserve">A | B</w:t>
+      </w:r>
+      <w:r>
+        <w:t xml:space="preserve">. Intersection? →</w:t>
+      </w:r>
+      <w:r>
+        <w:t xml:space="preserve"> </w:t>
+      </w:r>
+      <w:r>
+        <w:rPr>
+          <w:rStyle w:val="VerbatimChar"/>
+        </w:rPr>
+        <w:t xml:space="preserve">A &amp; B</w:t>
       </w:r>
       <w:r>
         <w:t xml:space="preserve">.</w:t>
@@ -4209,23 +5251,28 @@
         </w:numPr>
       </w:pPr>
       <w:r>
-        <w:t xml:space="preserve">“Count / test / flip a flag, pack flags”</w:t>
-      </w:r>
-      <w:r>
-        <w:t xml:space="preserve"> </w:t>
-      </w:r>
-      <w:r>
-        <w:t xml:space="preserve">→</w:t>
-      </w:r>
-      <w:r>
-        <w:t xml:space="preserve"> </w:t>
-      </w:r>
-      <w:r>
-        <w:rPr>
-          <w:b/>
-          <w:bCs/>
-        </w:rPr>
-        <w:t xml:space="preserve">bit operations / bitmask</w:t>
+        <w:t xml:space="preserve">Test</w:t>
+      </w:r>
+      <w:r>
+        <w:t xml:space="preserve"> </w:t>
+      </w:r>
+      <w:r>
+        <w:rPr>
+          <w:rStyle w:val="VerbatimChar"/>
+        </w:rPr>
+        <w:t xml:space="preserve">A ⊆ B</w:t>
+      </w:r>
+      <w:r>
+        <w:t xml:space="preserve">? →</w:t>
+      </w:r>
+      <w:r>
+        <w:t xml:space="preserve"> </w:t>
+      </w:r>
+      <w:r>
+        <w:rPr>
+          <w:rStyle w:val="VerbatimChar"/>
+        </w:rPr>
+        <w:t xml:space="preserve">(A &amp; B) == A</w:t>
       </w:r>
       <w:r>
         <w:t xml:space="preserve">.</w:t>
@@ -4240,7 +5287,129 @@
         </w:numPr>
       </w:pPr>
       <w:r>
-        <w:t xml:space="preserve">“All subsets / state = subset (small n)”</w:t>
+        <w:t xml:space="preserve">Size of the set</w:t>
+      </w:r>
+      <w:r>
+        <w:t xml:space="preserve"> </w:t>
+      </w:r>
+      <w:r>
+        <w:rPr>
+          <w:rStyle w:val="VerbatimChar"/>
+        </w:rPr>
+        <w:t xml:space="preserve">S</w:t>
+      </w:r>
+      <w:r>
+        <w:t xml:space="preserve">? →</w:t>
+      </w:r>
+      <w:r>
+        <w:t xml:space="preserve"> </w:t>
+      </w:r>
+      <w:r>
+        <w:rPr>
+          <w:rStyle w:val="VerbatimChar"/>
+        </w:rPr>
+        <w:t xml:space="preserve">popcount(S)</w:t>
+      </w:r>
+      <w:r>
+        <w:t xml:space="preserve">.</w:t>
+      </w:r>
+    </w:p>
+    <w:bookmarkEnd w:id="38"/>
+    <w:bookmarkStart w:id="39" w:name="gray-code"/>
+    <w:p>
+      <w:pPr>
+        <w:pStyle w:val="Heading3"/>
+      </w:pPr>
+      <w:r>
+        <w:t xml:space="preserve">Gray Code</w:t>
+      </w:r>
+    </w:p>
+    <w:p>
+      <w:pPr>
+        <w:pStyle w:val="FirstParagraph"/>
+      </w:pPr>
+      <w:r>
+        <w:t xml:space="preserve">A</w:t>
+      </w:r>
+      <w:r>
+        <w:t xml:space="preserve"> </w:t>
+      </w:r>
+      <w:r>
+        <w:rPr>
+          <w:b/>
+          <w:bCs/>
+        </w:rPr>
+        <w:t xml:space="preserve">Gray code</w:t>
+      </w:r>
+      <w:r>
+        <w:t xml:space="preserve"> </w:t>
+      </w:r>
+      <w:r>
+        <w:t xml:space="preserve">orders the numbers</w:t>
+      </w:r>
+      <w:r>
+        <w:t xml:space="preserve"> </w:t>
+      </w:r>
+      <w:r>
+        <w:rPr>
+          <w:rStyle w:val="VerbatimChar"/>
+        </w:rPr>
+        <w:t xml:space="preserve">0..2ⁿ−1</w:t>
+      </w:r>
+      <w:r>
+        <w:t xml:space="preserve"> </w:t>
+      </w:r>
+      <w:r>
+        <w:t xml:space="preserve">so that</w:t>
+      </w:r>
+      <w:r>
+        <w:t xml:space="preserve"> </w:t>
+      </w:r>
+      <w:r>
+        <w:rPr>
+          <w:b/>
+          <w:bCs/>
+        </w:rPr>
+        <w:t xml:space="preserve">consecutive codes differ in</w:t>
+      </w:r>
+      <w:r>
+        <w:rPr>
+          <w:b/>
+          <w:bCs/>
+        </w:rPr>
+        <w:t xml:space="preserve"> </w:t>
+      </w:r>
+      <w:r>
+        <w:rPr>
+          <w:b/>
+          <w:bCs/>
+        </w:rPr>
+        <w:t xml:space="preserve">exactly one bit</w:t>
+      </w:r>
+      <w:r>
+        <w:t xml:space="preserve">. The formula is beautiful:</w:t>
+      </w:r>
+    </w:p>
+    <w:p>
+      <w:pPr>
+        <w:pStyle w:val="SourceCode"/>
+      </w:pPr>
+      <w:r>
+        <w:rPr>
+          <w:rStyle w:val="VerbatimChar"/>
+        </w:rPr>
+        <w:t xml:space="preserve">gray(i) = i ^ (i &gt;&gt; 1)</w:t>
+      </w:r>
+    </w:p>
+    <w:p>
+      <w:pPr>
+        <w:pStyle w:val="FirstParagraph"/>
+      </w:pPr>
+      <w:r>
+        <w:rPr>
+          <w:rStyle w:val="VerbatimChar"/>
+        </w:rPr>
+        <w:t xml:space="preserve">0,1,2,3,4,5,6,7</w:t>
       </w:r>
       <w:r>
         <w:t xml:space="preserve"> </w:t>
@@ -4253,109 +5422,15 @@
       </w:r>
       <w:r>
         <w:rPr>
-          <w:b/>
-          <w:bCs/>
-        </w:rPr>
-        <w:t xml:space="preserve">bitmask enumeration / DP</w:t>
-      </w:r>
-      <w:r>
-        <w:t xml:space="preserve">.</w:t>
-      </w:r>
-    </w:p>
-    <w:p>
-      <w:pPr>
-        <w:pStyle w:val="Compact"/>
-        <w:numPr>
-          <w:ilvl w:val="0"/>
-          <w:numId w:val="1017"/>
-        </w:numPr>
-      </w:pPr>
-      <w:r>
-        <w:t xml:space="preserve">“Power of two, lowest set bit, range index”</w:t>
-      </w:r>
-      <w:r>
-        <w:t xml:space="preserve"> </w:t>
-      </w:r>
-      <w:r>
-        <w:t xml:space="preserve">→</w:t>
-      </w:r>
-      <w:r>
-        <w:t xml:space="preserve"> </w:t>
-      </w:r>
-      <w:r>
-        <w:rPr>
-          <w:b/>
-          <w:bCs/>
-        </w:rPr>
-        <w:t xml:space="preserve">bit identities</w:t>
-      </w:r>
-      <w:r>
-        <w:t xml:space="preserve"> </w:t>
-      </w:r>
-      <w:r>
-        <w:t xml:space="preserve">(</w:t>
-      </w:r>
-      <w:r>
-        <w:rPr>
-          <w:rStyle w:val="VerbatimChar"/>
-        </w:rPr>
-        <w:t xml:space="preserve">x&amp;(x-1)</w:t>
-      </w:r>
-      <w:r>
-        <w:t xml:space="preserve">,</w:t>
-      </w:r>
-      <w:r>
-        <w:t xml:space="preserve"> </w:t>
-      </w:r>
-      <w:r>
-        <w:rPr>
-          <w:rStyle w:val="VerbatimChar"/>
-        </w:rPr>
-        <w:t xml:space="preserve">x&amp;(-x)</w:t>
-      </w:r>
-      <w:r>
-        <w:t xml:space="preserve">).</w:t>
-      </w:r>
-    </w:p>
-    <w:p>
-      <w:pPr>
-        <w:pStyle w:val="Compact"/>
-        <w:numPr>
-          <w:ilvl w:val="0"/>
-          <w:numId w:val="1017"/>
-        </w:numPr>
-      </w:pPr>
-      <w:r>
-        <w:t xml:space="preserve">“Consecutive differ by one bit”</w:t>
-      </w:r>
-      <w:r>
-        <w:t xml:space="preserve"> </w:t>
-      </w:r>
-      <w:r>
-        <w:t xml:space="preserve">→</w:t>
-      </w:r>
-      <w:r>
-        <w:t xml:space="preserve"> </w:t>
-      </w:r>
-      <w:r>
-        <w:rPr>
-          <w:b/>
-          <w:bCs/>
-        </w:rPr>
-        <w:t xml:space="preserve">Gray code</w:t>
-      </w:r>
-      <w:r>
-        <w:t xml:space="preserve">.</w:t>
-      </w:r>
-    </w:p>
-    <w:bookmarkEnd w:id="39"/>
-    <w:bookmarkStart w:id="40" w:name="Xba562a2016f71b00222b29629ccecde7318832a"/>
-    <w:p>
-      <w:pPr>
-        <w:pStyle w:val="Heading2"/>
-      </w:pPr>
-      <w:r>
-        <w:t xml:space="preserve">Module 15 — Interview Questions (with follow-ups)</w:t>
+          <w:rStyle w:val="VerbatimChar"/>
+        </w:rPr>
+        <w:t xml:space="preserve">000,001,011,010,110,111,101,100</w:t>
+      </w:r>
+      <w:r>
+        <w:t xml:space="preserve"> </w:t>
+      </w:r>
+      <w:r>
+        <w:t xml:space="preserve">(each step flips one bit).</w:t>
       </w:r>
     </w:p>
     <w:p>
@@ -4368,229 +5443,32 @@
       </w:pPr>
       <w:r>
         <w:rPr>
-          <w:i/>
-          <w:iCs/>
-        </w:rPr>
-        <w:t xml:space="preserve">Single Number.</w:t>
-      </w:r>
-      <w:r>
-        <w:t xml:space="preserve"> </w:t>
-      </w:r>
-      <w:r>
-        <w:t xml:space="preserve">FU:</w:t>
-      </w:r>
-      <w:r>
-        <w:t xml:space="preserve"> </w:t>
-      </w:r>
-      <w:r>
-        <w:rPr>
-          <w:i/>
-          <w:iCs/>
-        </w:rPr>
-        <w:t xml:space="preserve">appears 3× (II), or two singles (III)?</w:t>
-      </w:r>
-    </w:p>
-    <w:p>
-      <w:pPr>
-        <w:pStyle w:val="Compact"/>
-        <w:numPr>
-          <w:ilvl w:val="0"/>
-          <w:numId w:val="1018"/>
-        </w:numPr>
-      </w:pPr>
-      <w:r>
-        <w:rPr>
-          <w:i/>
-          <w:iCs/>
-        </w:rPr>
-        <w:t xml:space="preserve">Number of 1 bits.</w:t>
-      </w:r>
-      <w:r>
-        <w:t xml:space="preserve"> </w:t>
-      </w:r>
-      <w:r>
-        <w:t xml:space="preserve">FU:</w:t>
-      </w:r>
-      <w:r>
-        <w:t xml:space="preserve"> </w:t>
-      </w:r>
-      <w:r>
-        <w:rPr>
-          <w:i/>
-          <w:iCs/>
-        </w:rPr>
-        <w:t xml:space="preserve">Kernighan O(#set bits) vs loop over 32.</w:t>
-      </w:r>
-    </w:p>
-    <w:p>
-      <w:pPr>
-        <w:pStyle w:val="Compact"/>
-        <w:numPr>
-          <w:ilvl w:val="0"/>
-          <w:numId w:val="1018"/>
-        </w:numPr>
-      </w:pPr>
-      <w:r>
-        <w:rPr>
-          <w:i/>
-          <w:iCs/>
-        </w:rPr>
-        <w:t xml:space="preserve">Counting Bits 0..n.</w:t>
-      </w:r>
-      <w:r>
-        <w:t xml:space="preserve"> </w:t>
-      </w:r>
-      <w:r>
-        <w:t xml:space="preserve">FU:</w:t>
-      </w:r>
-      <w:r>
-        <w:t xml:space="preserve"> </w:t>
-      </w:r>
-      <w:r>
-        <w:rPr>
-          <w:i/>
-          <w:iCs/>
-        </w:rPr>
-        <w:t xml:space="preserve">the</w:t>
-      </w:r>
-      <w:r>
-        <w:rPr>
-          <w:i/>
-          <w:iCs/>
-        </w:rPr>
-        <w:t xml:space="preserve"> </w:t>
-      </w:r>
-      <w:r>
-        <w:rPr>
-          <w:rStyle w:val="VerbatimChar"/>
-          <w:i/>
-          <w:iCs/>
-        </w:rPr>
-        <w:t xml:space="preserve">dp[i]=dp[i&gt;&gt;1]+(i&amp;1)</w:t>
-      </w:r>
-      <w:r>
-        <w:rPr>
-          <w:i/>
-          <w:iCs/>
-        </w:rPr>
-        <w:t xml:space="preserve"> </w:t>
-      </w:r>
-      <w:r>
-        <w:rPr>
-          <w:i/>
-          <w:iCs/>
-        </w:rPr>
-        <w:t xml:space="preserve">trick.</w:t>
-      </w:r>
-    </w:p>
-    <w:p>
-      <w:pPr>
-        <w:pStyle w:val="Compact"/>
-        <w:numPr>
-          <w:ilvl w:val="0"/>
-          <w:numId w:val="1018"/>
-        </w:numPr>
-      </w:pPr>
-      <w:r>
-        <w:rPr>
-          <w:i/>
-          <w:iCs/>
-        </w:rPr>
-        <w:t xml:space="preserve">Sum of two integers without</w:t>
-      </w:r>
-      <w:r>
-        <w:rPr>
-          <w:i/>
-          <w:iCs/>
-        </w:rPr>
-        <w:t xml:space="preserve"> </w:t>
-      </w:r>
-      <w:r>
-        <w:rPr>
-          <w:rStyle w:val="VerbatimChar"/>
-          <w:i/>
-          <w:iCs/>
-        </w:rPr>
-        <w:t xml:space="preserve">+</w:t>
-      </w:r>
-      <w:r>
-        <w:rPr>
-          <w:i/>
-          <w:iCs/>
-        </w:rPr>
-        <w:t xml:space="preserve">.</w:t>
-      </w:r>
-      <w:r>
-        <w:t xml:space="preserve"> </w:t>
-      </w:r>
-      <w:r>
-        <w:t xml:space="preserve">FU:</w:t>
-      </w:r>
-      <w:r>
-        <w:t xml:space="preserve"> </w:t>
-      </w:r>
-      <w:r>
-        <w:rPr>
-          <w:i/>
-          <w:iCs/>
-        </w:rPr>
-        <w:t xml:space="preserve">XOR = sum-without-carry, AND&lt;&lt;1 =</w:t>
-      </w:r>
-      <w:r>
-        <w:rPr>
-          <w:i/>
-          <w:iCs/>
-        </w:rPr>
-        <w:t xml:space="preserve"> </w:t>
-      </w:r>
-      <w:r>
-        <w:rPr>
-          <w:i/>
-          <w:iCs/>
-        </w:rPr>
-        <w:t xml:space="preserve">carry.</w:t>
-      </w:r>
-    </w:p>
-    <w:p>
-      <w:pPr>
-        <w:pStyle w:val="Compact"/>
-        <w:numPr>
-          <w:ilvl w:val="0"/>
-          <w:numId w:val="1018"/>
-        </w:numPr>
-      </w:pPr>
-      <w:r>
-        <w:rPr>
-          <w:i/>
-          <w:iCs/>
-        </w:rPr>
-        <w:t xml:space="preserve">Power of two / four.</w:t>
-      </w:r>
-      <w:r>
-        <w:t xml:space="preserve"> </w:t>
-      </w:r>
-      <w:r>
-        <w:t xml:space="preserve">FU:</w:t>
-      </w:r>
-      <w:r>
-        <w:t xml:space="preserve"> </w:t>
-      </w:r>
-      <w:r>
-        <w:rPr>
-          <w:i/>
-          <w:iCs/>
-        </w:rPr>
-        <w:t xml:space="preserve">bit-pattern tests.</w:t>
-      </w:r>
-    </w:p>
-    <w:bookmarkEnd w:id="40"/>
-    <w:bookmarkStart w:id="41" w:name="module-15-gate-sebi-rbi-isro-perspective"/>
-    <w:p>
-      <w:pPr>
-        <w:pStyle w:val="Heading2"/>
-      </w:pPr>
-      <w:r>
-        <w:t xml:space="preserve">Module 15 — GATE / SEBI / RBI / ISRO Perspective</w:t>
+          <w:b/>
+          <w:bCs/>
+        </w:rPr>
+        <w:t xml:space="preserve">Uses:</w:t>
+      </w:r>
+      <w:r>
+        <w:t xml:space="preserve"> </w:t>
+      </w:r>
+      <w:r>
+        <w:t xml:space="preserve">rotary/position encoders (one-bit change avoids misreads),</w:t>
+      </w:r>
+      <w:r>
+        <w:t xml:space="preserve"> </w:t>
+      </w:r>
+      <w:r>
+        <w:t xml:space="preserve">Karnaugh maps, minimising switching errors.</w:t>
+      </w:r>
+    </w:p>
+    <w:bookmarkEnd w:id="39"/>
+    <w:bookmarkStart w:id="40" w:name="mcqs-4"/>
+    <w:p>
+      <w:pPr>
+        <w:pStyle w:val="Heading3"/>
+      </w:pPr>
+      <w:r>
+        <w:t xml:space="preserve">MCQs</w:t>
       </w:r>
     </w:p>
     <w:p>
@@ -4602,35 +5480,124 @@
         </w:numPr>
       </w:pPr>
       <w:r>
-        <w:rPr>
-          <w:b/>
-          <w:bCs/>
-        </w:rPr>
-        <w:t xml:space="preserve">GATE favourites:</w:t>
-      </w:r>
-      <w:r>
-        <w:t xml:space="preserve"> </w:t>
-      </w:r>
-      <w:r>
-        <w:t xml:space="preserve">two’s-complement arithmetic, shift = ×/÷ 2ᵏ, evaluating</w:t>
-      </w:r>
-      <w:r>
-        <w:t xml:space="preserve"> </w:t>
-      </w:r>
-      <w:r>
-        <w:t xml:space="preserve">bitwise expressions, counting set bits, and number-system conversions (Module 1</w:t>
-      </w:r>
-      <w:r>
-        <w:t xml:space="preserve"> </w:t>
-      </w:r>
-      <w:r>
-        <w:t xml:space="preserve">links). Bit tricks appear in C-programming and digital-logic crossover</w:t>
-      </w:r>
-      <w:r>
-        <w:t xml:space="preserve"> </w:t>
-      </w:r>
-      <w:r>
-        <w:t xml:space="preserve">questions.</w:t>
+        <w:t xml:space="preserve">#subsets of n items via masks? →</w:t>
+      </w:r>
+      <w:r>
+        <w:t xml:space="preserve"> </w:t>
+      </w:r>
+      <w:r>
+        <w:rPr>
+          <w:b/>
+          <w:bCs/>
+        </w:rPr>
+        <w:t xml:space="preserve">2ⁿ</w:t>
+      </w:r>
+      <w:r>
+        <w:t xml:space="preserve"> </w:t>
+      </w:r>
+      <w:r>
+        <w:t xml:space="preserve">(mask 0..2ⁿ−1).</w:t>
+      </w:r>
+    </w:p>
+    <w:p>
+      <w:pPr>
+        <w:pStyle w:val="Compact"/>
+        <w:numPr>
+          <w:ilvl w:val="0"/>
+          <w:numId w:val="1019"/>
+        </w:numPr>
+      </w:pPr>
+      <w:r>
+        <w:t xml:space="preserve">Gray code formula? →</w:t>
+      </w:r>
+      <w:r>
+        <w:t xml:space="preserve"> </w:t>
+      </w:r>
+      <w:r>
+        <w:rPr>
+          <w:rStyle w:val="VerbatimChar"/>
+        </w:rPr>
+        <w:t xml:space="preserve">i ^ (i &gt;&gt; 1)</w:t>
+      </w:r>
+      <w:r>
+        <w:t xml:space="preserve">.</w:t>
+      </w:r>
+    </w:p>
+    <w:p>
+      <w:pPr>
+        <w:pStyle w:val="Compact"/>
+        <w:numPr>
+          <w:ilvl w:val="0"/>
+          <w:numId w:val="1019"/>
+        </w:numPr>
+      </w:pPr>
+      <w:r>
+        <w:t xml:space="preserve">Gray-code neighbours differ by? →</w:t>
+      </w:r>
+      <w:r>
+        <w:t xml:space="preserve"> </w:t>
+      </w:r>
+      <w:r>
+        <w:rPr>
+          <w:b/>
+          <w:bCs/>
+        </w:rPr>
+        <w:t xml:space="preserve">exactly one bit</w:t>
+      </w:r>
+      <w:r>
+        <w:t xml:space="preserve">.</w:t>
+      </w:r>
+    </w:p>
+    <w:bookmarkEnd w:id="40"/>
+    <w:bookmarkStart w:id="41" w:name="problems"/>
+    <w:p>
+      <w:pPr>
+        <w:pStyle w:val="Heading3"/>
+      </w:pPr>
+      <w:r>
+        <w:t xml:space="preserve">Problems</w:t>
+      </w:r>
+    </w:p>
+    <w:p>
+      <w:pPr>
+        <w:pStyle w:val="Compact"/>
+        <w:numPr>
+          <w:ilvl w:val="0"/>
+          <w:numId w:val="1020"/>
+        </w:numPr>
+      </w:pPr>
+      <w:r>
+        <w:t xml:space="preserve">Single Number I/II/III (136/137/260); Number of 1 Bits (191); Counting Bits</w:t>
+      </w:r>
+      <w:r>
+        <w:t xml:space="preserve"> </w:t>
+      </w:r>
+      <w:r>
+        <w:t xml:space="preserve">(338); Missing Number (268); Sum of Two Integers (371 — add without</w:t>
+      </w:r>
+      <w:r>
+        <w:t xml:space="preserve"> </w:t>
+      </w:r>
+      <w:r>
+        <w:rPr>
+          <w:rStyle w:val="VerbatimChar"/>
+        </w:rPr>
+        <w:t xml:space="preserve">+</w:t>
+      </w:r>
+      <w:r>
+        <w:t xml:space="preserve">);</w:t>
+      </w:r>
+      <w:r>
+        <w:t xml:space="preserve"> </w:t>
+      </w:r>
+      <w:r>
+        <w:t xml:space="preserve">Bitwise AND of Range (201); Subsets (78 — bitmask); Gray Code (89); Maximum XOR</w:t>
+      </w:r>
+      <w:r>
+        <w:t xml:space="preserve"> </w:t>
+      </w:r>
+      <w:r>
+        <w:t xml:space="preserve">of Two Numbers (421 — trie of bits).</w:t>
       </w:r>
     </w:p>
     <w:p>
@@ -4640,34 +5607,1582 @@
         </w:pict>
       </w:r>
     </w:p>
-    <w:p>
-      <w:pPr>
-        <w:pStyle w:val="FirstParagraph"/>
+    <w:bookmarkEnd w:id="41"/>
+    <w:bookmarkEnd w:id="42"/>
+    <w:bookmarkStart w:id="43" w:name="module-15-concept-review-one-page"/>
+    <w:p>
+      <w:pPr>
+        <w:pStyle w:val="Heading2"/>
+      </w:pPr>
+      <w:r>
+        <w:t xml:space="preserve">Module 15 — Concept Review (one page)</w:t>
+      </w:r>
+    </w:p>
+    <w:p>
+      <w:pPr>
+        <w:pStyle w:val="Compact"/>
+        <w:numPr>
+          <w:ilvl w:val="0"/>
+          <w:numId w:val="1021"/>
+        </w:numPr>
+      </w:pPr>
+      <w:r>
+        <w:rPr>
+          <w:b/>
+          <w:bCs/>
+        </w:rPr>
+        <w:t xml:space="preserve">Operators:</w:t>
+      </w:r>
+      <w:r>
+        <w:t xml:space="preserve"> </w:t>
+      </w:r>
+      <w:r>
+        <w:rPr>
+          <w:rStyle w:val="VerbatimChar"/>
+        </w:rPr>
+        <w:t xml:space="preserve">&amp;</w:t>
+      </w:r>
+      <w:r>
+        <w:t xml:space="preserve"> </w:t>
+      </w:r>
+      <w:r>
+        <w:t xml:space="preserve">both,</w:t>
+      </w:r>
+      <w:r>
+        <w:t xml:space="preserve"> </w:t>
+      </w:r>
+      <w:r>
+        <w:rPr>
+          <w:rStyle w:val="VerbatimChar"/>
+        </w:rPr>
+        <w:t xml:space="preserve">|</w:t>
+      </w:r>
+      <w:r>
+        <w:t xml:space="preserve"> </w:t>
+      </w:r>
+      <w:r>
+        <w:t xml:space="preserve">either,</w:t>
+      </w:r>
+      <w:r>
+        <w:t xml:space="preserve"> </w:t>
+      </w:r>
+      <w:r>
+        <w:rPr>
+          <w:rStyle w:val="VerbatimChar"/>
+        </w:rPr>
+        <w:t xml:space="preserve">^</w:t>
+      </w:r>
+      <w:r>
+        <w:t xml:space="preserve"> </w:t>
+      </w:r>
+      <w:r>
+        <w:t xml:space="preserve">differ,</w:t>
+      </w:r>
+      <w:r>
+        <w:t xml:space="preserve"> </w:t>
+      </w:r>
+      <w:r>
+        <w:rPr>
+          <w:rStyle w:val="VerbatimChar"/>
+        </w:rPr>
+        <w:t xml:space="preserve">~</w:t>
+      </w:r>
+      <w:r>
+        <w:t xml:space="preserve"> </w:t>
+      </w:r>
+      <w:r>
+        <w:t xml:space="preserve">flip,</w:t>
+      </w:r>
+      <w:r>
+        <w:t xml:space="preserve"> </w:t>
+      </w:r>
+      <w:r>
+        <w:rPr>
+          <w:rStyle w:val="VerbatimChar"/>
+        </w:rPr>
+        <w:t xml:space="preserve">&lt;&lt;</w:t>
+      </w:r>
+      <w:r>
+        <w:t xml:space="preserve">/</w:t>
+      </w:r>
+      <w:r>
+        <w:rPr>
+          <w:rStyle w:val="VerbatimChar"/>
+        </w:rPr>
+        <w:t xml:space="preserve">&gt;&gt;</w:t>
+      </w:r>
+      <w:r>
+        <w:t xml:space="preserve"> </w:t>
+      </w:r>
+      <w:r>
+        <w:t xml:space="preserve">×/÷ 2ᵏ;</w:t>
+      </w:r>
+      <w:r>
+        <w:t xml:space="preserve"> </w:t>
+      </w:r>
+      <w:r>
+        <w:rPr>
+          <w:rStyle w:val="VerbatimChar"/>
+        </w:rPr>
+        <w:t xml:space="preserve">1&lt;&lt;k</w:t>
+      </w:r>
+      <w:r>
+        <w:t xml:space="preserve"> </w:t>
+      </w:r>
+      <w:r>
+        <w:t xml:space="preserve">= mask.</w:t>
+      </w:r>
+    </w:p>
+    <w:p>
+      <w:pPr>
+        <w:pStyle w:val="Compact"/>
+        <w:numPr>
+          <w:ilvl w:val="0"/>
+          <w:numId w:val="1021"/>
+        </w:numPr>
+      </w:pPr>
+      <w:r>
+        <w:rPr>
+          <w:b/>
+          <w:bCs/>
+        </w:rPr>
+        <w:t xml:space="preserve">4 ops on bit i:</w:t>
+      </w:r>
+      <w:r>
+        <w:t xml:space="preserve"> </w:t>
+      </w:r>
+      <w:r>
+        <w:t xml:space="preserve">check</w:t>
+      </w:r>
+      <w:r>
+        <w:t xml:space="preserve"> </w:t>
+      </w:r>
+      <w:r>
+        <w:rPr>
+          <w:rStyle w:val="VerbatimChar"/>
+        </w:rPr>
+        <w:t xml:space="preserve">(x&gt;&gt;i)&amp;1</w:t>
+      </w:r>
+      <w:r>
+        <w:t xml:space="preserve">, set</w:t>
+      </w:r>
+      <w:r>
+        <w:t xml:space="preserve"> </w:t>
+      </w:r>
+      <w:r>
+        <w:rPr>
+          <w:rStyle w:val="VerbatimChar"/>
+        </w:rPr>
+        <w:t xml:space="preserve">x|(1&lt;&lt;i)</w:t>
+      </w:r>
+      <w:r>
+        <w:t xml:space="preserve">, clear</w:t>
+      </w:r>
+      <w:r>
+        <w:t xml:space="preserve"> </w:t>
+      </w:r>
+      <w:r>
+        <w:rPr>
+          <w:rStyle w:val="VerbatimChar"/>
+        </w:rPr>
+        <w:t xml:space="preserve">x&amp;~(1&lt;&lt;i)</w:t>
+      </w:r>
+      <w:r>
+        <w:t xml:space="preserve">, toggle</w:t>
+      </w:r>
+      <w:r>
+        <w:t xml:space="preserve"> </w:t>
+      </w:r>
+      <w:r>
+        <w:rPr>
+          <w:rStyle w:val="VerbatimChar"/>
+        </w:rPr>
+        <w:t xml:space="preserve">x^(1&lt;&lt;i)</w:t>
+      </w:r>
+      <w:r>
+        <w:t xml:space="preserve">.</w:t>
+      </w:r>
+    </w:p>
+    <w:p>
+      <w:pPr>
+        <w:pStyle w:val="Compact"/>
+        <w:numPr>
+          <w:ilvl w:val="0"/>
+          <w:numId w:val="1021"/>
+        </w:numPr>
+      </w:pPr>
+      <w:r>
+        <w:rPr>
+          <w:b/>
+          <w:bCs/>
+        </w:rPr>
+        <w:t xml:space="preserve">XOR:</w:t>
+      </w:r>
+      <w:r>
+        <w:t xml:space="preserve"> </w:t>
+      </w:r>
+      <w:r>
+        <w:rPr>
+          <w:rStyle w:val="VerbatimChar"/>
+        </w:rPr>
+        <w:t xml:space="preserve">a^a=0</w:t>
+      </w:r>
+      <w:r>
+        <w:t xml:space="preserve">,</w:t>
+      </w:r>
+      <w:r>
+        <w:t xml:space="preserve"> </w:t>
+      </w:r>
+      <w:r>
+        <w:rPr>
+          <w:rStyle w:val="VerbatimChar"/>
+        </w:rPr>
+        <w:t xml:space="preserve">a^0=a</w:t>
+      </w:r>
+      <w:r>
+        <w:t xml:space="preserve"> </w:t>
+      </w:r>
+      <w:r>
+        <w:t xml:space="preserve">→ single number, missing number, swap, Hamming</w:t>
+      </w:r>
+      <w:r>
+        <w:t xml:space="preserve"> </w:t>
+      </w:r>
+      <w:r>
+        <w:t xml:space="preserve">distance.</w:t>
+      </w:r>
+    </w:p>
+    <w:p>
+      <w:pPr>
+        <w:pStyle w:val="Compact"/>
+        <w:numPr>
+          <w:ilvl w:val="0"/>
+          <w:numId w:val="1021"/>
+        </w:numPr>
+      </w:pPr>
+      <w:r>
+        <w:rPr>
+          <w:b/>
+          <w:bCs/>
+        </w:rPr>
+        <w:t xml:space="preserve">Isolate/clear lowest bit:</w:t>
+      </w:r>
+      <w:r>
+        <w:t xml:space="preserve"> </w:t>
+      </w:r>
+      <w:r>
+        <w:rPr>
+          <w:rStyle w:val="VerbatimChar"/>
+        </w:rPr>
+        <w:t xml:space="preserve">x&amp;(-x)</w:t>
+      </w:r>
+      <w:r>
+        <w:t xml:space="preserve"> </w:t>
+      </w:r>
+      <w:r>
+        <w:t xml:space="preserve">/</w:t>
+      </w:r>
+      <w:r>
+        <w:t xml:space="preserve"> </w:t>
+      </w:r>
+      <w:r>
+        <w:rPr>
+          <w:rStyle w:val="VerbatimChar"/>
+        </w:rPr>
+        <w:t xml:space="preserve">x&amp;(x-1)</w:t>
+      </w:r>
+      <w:r>
+        <w:t xml:space="preserve">; power-of-two</w:t>
+      </w:r>
+      <w:r>
+        <w:t xml:space="preserve"> </w:t>
+      </w:r>
+      <w:r>
+        <w:rPr>
+          <w:rStyle w:val="VerbatimChar"/>
+        </w:rPr>
+        <w:t xml:space="preserve">x&amp;(x-1)==0</w:t>
+      </w:r>
+      <w:r>
+        <w:t xml:space="preserve">;</w:t>
+      </w:r>
+      <w:r>
+        <w:t xml:space="preserve"> </w:t>
+      </w:r>
+      <w:r>
+        <w:t xml:space="preserve">Kernighan count O(#set bits).</w:t>
+      </w:r>
+    </w:p>
+    <w:p>
+      <w:pPr>
+        <w:pStyle w:val="Compact"/>
+        <w:numPr>
+          <w:ilvl w:val="0"/>
+          <w:numId w:val="1021"/>
+        </w:numPr>
+      </w:pPr>
+      <w:r>
+        <w:rPr>
+          <w:b/>
+          <w:bCs/>
+        </w:rPr>
+        <w:t xml:space="preserve">Subsets</w:t>
+      </w:r>
+      <w:r>
+        <w:t xml:space="preserve"> </w:t>
+      </w:r>
+      <w:r>
+        <w:t xml:space="preserve">via masks</w:t>
+      </w:r>
+      <w:r>
+        <w:t xml:space="preserve"> </w:t>
+      </w:r>
+      <w:r>
+        <w:rPr>
+          <w:rStyle w:val="VerbatimChar"/>
+        </w:rPr>
+        <w:t xml:space="preserve">0..2ⁿ−1</w:t>
+      </w:r>
+      <w:r>
+        <w:t xml:space="preserve">;</w:t>
+      </w:r>
+      <w:r>
+        <w:t xml:space="preserve"> </w:t>
+      </w:r>
+      <w:r>
+        <w:rPr>
+          <w:b/>
+          <w:bCs/>
+        </w:rPr>
+        <w:t xml:space="preserve">Gray code</w:t>
+      </w:r>
+      <w:r>
+        <w:t xml:space="preserve"> </w:t>
+      </w:r>
+      <w:r>
+        <w:rPr>
+          <w:rStyle w:val="VerbatimChar"/>
+        </w:rPr>
+        <w:t xml:space="preserve">i ^ (i&gt;&gt;1)</w:t>
+      </w:r>
+      <w:r>
+        <w:t xml:space="preserve"> </w:t>
+      </w:r>
+      <w:r>
+        <w:t xml:space="preserve">(one-bit change).</w:t>
+      </w:r>
+    </w:p>
+    <w:bookmarkEnd w:id="43"/>
+    <w:bookmarkStart w:id="44" w:name="module-15-flash-cards"/>
+    <w:p>
+      <w:pPr>
+        <w:pStyle w:val="Heading2"/>
+      </w:pPr>
+      <w:r>
+        <w:t xml:space="preserve">Module 15 — Flash Cards</w:t>
+      </w:r>
+    </w:p>
+    <w:p>
+      <w:pPr>
+        <w:pStyle w:val="Compact"/>
+        <w:numPr>
+          <w:ilvl w:val="0"/>
+          <w:numId w:val="1022"/>
+        </w:numPr>
+      </w:pPr>
+      <w:r>
+        <w:t xml:space="preserve">Q: Set / clear / toggle / check bit i?</w:t>
+      </w:r>
+      <w:r>
+        <w:t xml:space="preserve"> </w:t>
+      </w:r>
+      <w:r>
+        <w:rPr>
+          <w:b/>
+          <w:bCs/>
+        </w:rPr>
+        <w:t xml:space="preserve">A:</w:t>
+      </w:r>
+      <w:r>
+        <w:rPr>
+          <w:b/>
+          <w:bCs/>
+        </w:rPr>
+        <w:t xml:space="preserve"> </w:t>
+      </w:r>
+      <w:r>
+        <w:rPr>
+          <w:rStyle w:val="VerbatimChar"/>
+          <w:b/>
+          <w:bCs/>
+        </w:rPr>
+        <w:t xml:space="preserve">|(1&lt;&lt;i)</w:t>
+      </w:r>
+      <w:r>
+        <w:rPr>
+          <w:b/>
+          <w:bCs/>
+        </w:rPr>
+        <w:t xml:space="preserve"> </w:t>
+      </w:r>
+      <w:r>
+        <w:rPr>
+          <w:b/>
+          <w:bCs/>
+        </w:rPr>
+        <w:t xml:space="preserve">/</w:t>
+      </w:r>
+      <w:r>
+        <w:rPr>
+          <w:b/>
+          <w:bCs/>
+        </w:rPr>
+        <w:t xml:space="preserve"> </w:t>
+      </w:r>
+      <w:r>
+        <w:rPr>
+          <w:rStyle w:val="VerbatimChar"/>
+          <w:b/>
+          <w:bCs/>
+        </w:rPr>
+        <w:t xml:space="preserve">&amp;~(1&lt;&lt;i)</w:t>
+      </w:r>
+      <w:r>
+        <w:rPr>
+          <w:b/>
+          <w:bCs/>
+        </w:rPr>
+        <w:t xml:space="preserve"> </w:t>
+      </w:r>
+      <w:r>
+        <w:rPr>
+          <w:b/>
+          <w:bCs/>
+        </w:rPr>
+        <w:t xml:space="preserve">/</w:t>
+      </w:r>
+      <w:r>
+        <w:rPr>
+          <w:b/>
+          <w:bCs/>
+        </w:rPr>
+        <w:t xml:space="preserve"> </w:t>
+      </w:r>
+      <w:r>
+        <w:rPr>
+          <w:rStyle w:val="VerbatimChar"/>
+          <w:b/>
+          <w:bCs/>
+        </w:rPr>
+        <w:t xml:space="preserve">^(1&lt;&lt;i)</w:t>
+      </w:r>
+      <w:r>
+        <w:rPr>
+          <w:b/>
+          <w:bCs/>
+        </w:rPr>
+        <w:t xml:space="preserve"> </w:t>
+      </w:r>
+      <w:r>
+        <w:rPr>
+          <w:b/>
+          <w:bCs/>
+        </w:rPr>
+        <w:t xml:space="preserve">/</w:t>
+      </w:r>
+      <w:r>
+        <w:rPr>
+          <w:b/>
+          <w:bCs/>
+        </w:rPr>
+        <w:t xml:space="preserve"> </w:t>
+      </w:r>
+      <w:r>
+        <w:rPr>
+          <w:rStyle w:val="VerbatimChar"/>
+          <w:b/>
+          <w:bCs/>
+        </w:rPr>
+        <w:t xml:space="preserve">(x&gt;&gt;i)&amp;1</w:t>
+      </w:r>
+      <w:r>
+        <w:rPr>
+          <w:b/>
+          <w:bCs/>
+        </w:rPr>
+        <w:t xml:space="preserve">.</w:t>
+      </w:r>
+    </w:p>
+    <w:p>
+      <w:pPr>
+        <w:pStyle w:val="Compact"/>
+        <w:numPr>
+          <w:ilvl w:val="0"/>
+          <w:numId w:val="1022"/>
+        </w:numPr>
+      </w:pPr>
+      <w:r>
+        <w:t xml:space="preserve">Q: Find the unique among pairs?</w:t>
+      </w:r>
+      <w:r>
+        <w:t xml:space="preserve"> </w:t>
+      </w:r>
+      <w:r>
+        <w:rPr>
+          <w:b/>
+          <w:bCs/>
+        </w:rPr>
+        <w:t xml:space="preserve">A: XOR all.</w:t>
+      </w:r>
+    </w:p>
+    <w:p>
+      <w:pPr>
+        <w:pStyle w:val="Compact"/>
+        <w:numPr>
+          <w:ilvl w:val="0"/>
+          <w:numId w:val="1022"/>
+        </w:numPr>
+      </w:pPr>
+      <w:r>
+        <w:t xml:space="preserve">Q: Lowest set bit / remove it?</w:t>
+      </w:r>
+      <w:r>
+        <w:t xml:space="preserve"> </w:t>
+      </w:r>
+      <w:r>
+        <w:rPr>
+          <w:b/>
+          <w:bCs/>
+        </w:rPr>
+        <w:t xml:space="preserve">A:</w:t>
+      </w:r>
+      <w:r>
+        <w:rPr>
+          <w:b/>
+          <w:bCs/>
+        </w:rPr>
+        <w:t xml:space="preserve"> </w:t>
+      </w:r>
+      <w:r>
+        <w:rPr>
+          <w:rStyle w:val="VerbatimChar"/>
+          <w:b/>
+          <w:bCs/>
+        </w:rPr>
+        <w:t xml:space="preserve">x&amp;(-x)</w:t>
+      </w:r>
+      <w:r>
+        <w:rPr>
+          <w:b/>
+          <w:bCs/>
+        </w:rPr>
+        <w:t xml:space="preserve"> </w:t>
+      </w:r>
+      <w:r>
+        <w:rPr>
+          <w:b/>
+          <w:bCs/>
+        </w:rPr>
+        <w:t xml:space="preserve">/</w:t>
+      </w:r>
+      <w:r>
+        <w:rPr>
+          <w:b/>
+          <w:bCs/>
+        </w:rPr>
+        <w:t xml:space="preserve"> </w:t>
+      </w:r>
+      <w:r>
+        <w:rPr>
+          <w:rStyle w:val="VerbatimChar"/>
+          <w:b/>
+          <w:bCs/>
+        </w:rPr>
+        <w:t xml:space="preserve">x&amp;(x-1)</w:t>
+      </w:r>
+      <w:r>
+        <w:rPr>
+          <w:b/>
+          <w:bCs/>
+        </w:rPr>
+        <w:t xml:space="preserve">.</w:t>
+      </w:r>
+    </w:p>
+    <w:p>
+      <w:pPr>
+        <w:pStyle w:val="Compact"/>
+        <w:numPr>
+          <w:ilvl w:val="0"/>
+          <w:numId w:val="1022"/>
+        </w:numPr>
+      </w:pPr>
+      <w:r>
+        <w:t xml:space="preserve">Q: Power of two test?</w:t>
+      </w:r>
+      <w:r>
+        <w:t xml:space="preserve"> </w:t>
+      </w:r>
+      <w:r>
+        <w:rPr>
+          <w:b/>
+          <w:bCs/>
+        </w:rPr>
+        <w:t xml:space="preserve">A:</w:t>
+      </w:r>
+      <w:r>
+        <w:rPr>
+          <w:b/>
+          <w:bCs/>
+        </w:rPr>
+        <w:t xml:space="preserve"> </w:t>
+      </w:r>
+      <w:r>
+        <w:rPr>
+          <w:rStyle w:val="VerbatimChar"/>
+          <w:b/>
+          <w:bCs/>
+        </w:rPr>
+        <w:t xml:space="preserve">x&gt;0 &amp;&amp; (x&amp;(x-1))==0</w:t>
+      </w:r>
+      <w:r>
+        <w:rPr>
+          <w:b/>
+          <w:bCs/>
+        </w:rPr>
+        <w:t xml:space="preserve">.</w:t>
+      </w:r>
+    </w:p>
+    <w:p>
+      <w:pPr>
+        <w:pStyle w:val="Compact"/>
+        <w:numPr>
+          <w:ilvl w:val="0"/>
+          <w:numId w:val="1022"/>
+        </w:numPr>
+      </w:pPr>
+      <w:r>
+        <w:t xml:space="preserve">Q: Gray code formula?</w:t>
+      </w:r>
+      <w:r>
+        <w:t xml:space="preserve"> </w:t>
+      </w:r>
+      <w:r>
+        <w:rPr>
+          <w:b/>
+          <w:bCs/>
+        </w:rPr>
+        <w:t xml:space="preserve">A:</w:t>
+      </w:r>
+      <w:r>
+        <w:rPr>
+          <w:b/>
+          <w:bCs/>
+        </w:rPr>
+        <w:t xml:space="preserve"> </w:t>
+      </w:r>
+      <w:r>
+        <w:rPr>
+          <w:rStyle w:val="VerbatimChar"/>
+          <w:b/>
+          <w:bCs/>
+        </w:rPr>
+        <w:t xml:space="preserve">i ^ (i&gt;&gt;1)</w:t>
+      </w:r>
+      <w:r>
+        <w:rPr>
+          <w:b/>
+          <w:bCs/>
+        </w:rPr>
+        <w:t xml:space="preserve">.</w:t>
+      </w:r>
+    </w:p>
+    <w:p>
+      <w:pPr>
+        <w:pStyle w:val="Compact"/>
+        <w:numPr>
+          <w:ilvl w:val="0"/>
+          <w:numId w:val="1022"/>
+        </w:numPr>
+      </w:pPr>
+      <w:r>
+        <w:t xml:space="preserve">Q: Hamming distance?</w:t>
+      </w:r>
+      <w:r>
+        <w:t xml:space="preserve"> </w:t>
+      </w:r>
+      <w:r>
+        <w:rPr>
+          <w:b/>
+          <w:bCs/>
+        </w:rPr>
+        <w:t xml:space="preserve">A: popcount(a^b).</w:t>
+      </w:r>
+    </w:p>
+    <w:p>
+      <w:pPr>
+        <w:pStyle w:val="Compact"/>
+        <w:numPr>
+          <w:ilvl w:val="0"/>
+          <w:numId w:val="1022"/>
+        </w:numPr>
+      </w:pPr>
+      <w:r>
+        <w:t xml:space="preserve">Q: Signed-overflow test on</w:t>
+      </w:r>
+      <w:r>
+        <w:t xml:space="preserve"> </w:t>
+      </w:r>
+      <w:r>
+        <w:rPr>
+          <w:rStyle w:val="VerbatimChar"/>
+        </w:rPr>
+        <w:t xml:space="preserve">a+b</w:t>
+      </w:r>
+      <w:r>
+        <w:t xml:space="preserve">?</w:t>
+      </w:r>
+      <w:r>
+        <w:t xml:space="preserve"> </w:t>
+      </w:r>
+      <w:r>
+        <w:rPr>
+          <w:b/>
+          <w:bCs/>
+        </w:rPr>
+        <w:t xml:space="preserve">A: carry-in ≠ carry-out of the sign bit.</w:t>
+      </w:r>
+    </w:p>
+    <w:p>
+      <w:pPr>
+        <w:pStyle w:val="Compact"/>
+        <w:numPr>
+          <w:ilvl w:val="0"/>
+          <w:numId w:val="1022"/>
+        </w:numPr>
+      </w:pPr>
+      <w:r>
+        <w:t xml:space="preserve">Q: How does hardware subtract</w:t>
+      </w:r>
+      <w:r>
+        <w:t xml:space="preserve"> </w:t>
+      </w:r>
+      <w:r>
+        <w:rPr>
+          <w:rStyle w:val="VerbatimChar"/>
+        </w:rPr>
+        <w:t xml:space="preserve">a−b</w:t>
+      </w:r>
+      <w:r>
+        <w:t xml:space="preserve">?</w:t>
+      </w:r>
+      <w:r>
+        <w:t xml:space="preserve"> </w:t>
+      </w:r>
+      <w:r>
+        <w:rPr>
+          <w:b/>
+          <w:bCs/>
+        </w:rPr>
+        <w:t xml:space="preserve">A:</w:t>
+      </w:r>
+      <w:r>
+        <w:rPr>
+          <w:b/>
+          <w:bCs/>
+        </w:rPr>
+        <w:t xml:space="preserve"> </w:t>
+      </w:r>
+      <w:r>
+        <w:rPr>
+          <w:rStyle w:val="VerbatimChar"/>
+          <w:b/>
+          <w:bCs/>
+        </w:rPr>
+        <w:t xml:space="preserve">a + (~b + 1)</w:t>
+      </w:r>
+      <w:r>
+        <w:rPr>
+          <w:b/>
+          <w:bCs/>
+        </w:rPr>
+        <w:t xml:space="preserve">.</w:t>
+      </w:r>
+    </w:p>
+    <w:p>
+      <w:pPr>
+        <w:pStyle w:val="Compact"/>
+        <w:numPr>
+          <w:ilvl w:val="0"/>
+          <w:numId w:val="1022"/>
+        </w:numPr>
+      </w:pPr>
+      <w:r>
+        <w:t xml:space="preserve">Q: Set ops on a bitmask (∪ / ∩ /  / △)?</w:t>
+      </w:r>
+      <w:r>
+        <w:t xml:space="preserve"> </w:t>
+      </w:r>
+      <w:r>
+        <w:rPr>
+          <w:b/>
+          <w:bCs/>
+        </w:rPr>
+        <w:t xml:space="preserve">A:</w:t>
+      </w:r>
+      <w:r>
+        <w:rPr>
+          <w:b/>
+          <w:bCs/>
+        </w:rPr>
+        <w:t xml:space="preserve"> </w:t>
+      </w:r>
+      <w:r>
+        <w:rPr>
+          <w:rStyle w:val="VerbatimChar"/>
+          <w:b/>
+          <w:bCs/>
+        </w:rPr>
+        <w:t xml:space="preserve">|</w:t>
+      </w:r>
+      <w:r>
+        <w:rPr>
+          <w:b/>
+          <w:bCs/>
+        </w:rPr>
+        <w:t xml:space="preserve"> </w:t>
+      </w:r>
+      <w:r>
+        <w:rPr>
+          <w:b/>
+          <w:bCs/>
+        </w:rPr>
+        <w:t xml:space="preserve">/</w:t>
+      </w:r>
+      <w:r>
+        <w:rPr>
+          <w:b/>
+          <w:bCs/>
+        </w:rPr>
+        <w:t xml:space="preserve"> </w:t>
+      </w:r>
+      <w:r>
+        <w:rPr>
+          <w:rStyle w:val="VerbatimChar"/>
+          <w:b/>
+          <w:bCs/>
+        </w:rPr>
+        <w:t xml:space="preserve">&amp;</w:t>
+      </w:r>
+      <w:r>
+        <w:rPr>
+          <w:b/>
+          <w:bCs/>
+        </w:rPr>
+        <w:t xml:space="preserve"> </w:t>
+      </w:r>
+      <w:r>
+        <w:rPr>
+          <w:b/>
+          <w:bCs/>
+        </w:rPr>
+        <w:t xml:space="preserve">/</w:t>
+      </w:r>
+      <w:r>
+        <w:rPr>
+          <w:b/>
+          <w:bCs/>
+        </w:rPr>
+        <w:t xml:space="preserve"> </w:t>
+      </w:r>
+      <w:r>
+        <w:rPr>
+          <w:rStyle w:val="VerbatimChar"/>
+          <w:b/>
+          <w:bCs/>
+        </w:rPr>
+        <w:t xml:space="preserve">&amp; ~</w:t>
+      </w:r>
+      <w:r>
+        <w:rPr>
+          <w:b/>
+          <w:bCs/>
+        </w:rPr>
+        <w:t xml:space="preserve"> </w:t>
+      </w:r>
+      <w:r>
+        <w:rPr>
+          <w:b/>
+          <w:bCs/>
+        </w:rPr>
+        <w:t xml:space="preserve">/</w:t>
+      </w:r>
+      <w:r>
+        <w:rPr>
+          <w:b/>
+          <w:bCs/>
+        </w:rPr>
+        <w:t xml:space="preserve"> </w:t>
+      </w:r>
+      <w:r>
+        <w:rPr>
+          <w:rStyle w:val="VerbatimChar"/>
+          <w:b/>
+          <w:bCs/>
+        </w:rPr>
+        <w:t xml:space="preserve">^</w:t>
+      </w:r>
+      <w:r>
+        <w:rPr>
+          <w:b/>
+          <w:bCs/>
+        </w:rPr>
+        <w:t xml:space="preserve">.</w:t>
+      </w:r>
+    </w:p>
+    <w:p>
+      <w:pPr>
+        <w:pStyle w:val="Compact"/>
+        <w:numPr>
+          <w:ilvl w:val="0"/>
+          <w:numId w:val="1022"/>
+        </w:numPr>
+      </w:pPr>
+      <w:r>
+        <w:t xml:space="preserve">Q: Test</w:t>
+      </w:r>
+      <w:r>
+        <w:t xml:space="preserve"> </w:t>
+      </w:r>
+      <w:r>
+        <w:rPr>
+          <w:rStyle w:val="VerbatimChar"/>
+        </w:rPr>
+        <w:t xml:space="preserve">A ⊆ B</w:t>
+      </w:r>
+      <w:r>
+        <w:t xml:space="preserve"> </w:t>
+      </w:r>
+      <w:r>
+        <w:t xml:space="preserve">on masks?</w:t>
+      </w:r>
+      <w:r>
+        <w:t xml:space="preserve"> </w:t>
+      </w:r>
+      <w:r>
+        <w:rPr>
+          <w:b/>
+          <w:bCs/>
+        </w:rPr>
+        <w:t xml:space="preserve">A:</w:t>
+      </w:r>
+      <w:r>
+        <w:rPr>
+          <w:b/>
+          <w:bCs/>
+        </w:rPr>
+        <w:t xml:space="preserve"> </w:t>
+      </w:r>
+      <w:r>
+        <w:rPr>
+          <w:rStyle w:val="VerbatimChar"/>
+          <w:b/>
+          <w:bCs/>
+        </w:rPr>
+        <w:t xml:space="preserve">(A &amp; B) == A</w:t>
+      </w:r>
+      <w:r>
+        <w:rPr>
+          <w:b/>
+          <w:bCs/>
+        </w:rPr>
+        <w:t xml:space="preserve">.</w:t>
+      </w:r>
+    </w:p>
+    <w:bookmarkEnd w:id="44"/>
+    <w:bookmarkStart w:id="45" w:name="module-15-pattern-recognition"/>
+    <w:p>
+      <w:pPr>
+        <w:pStyle w:val="Heading2"/>
+      </w:pPr>
+      <w:r>
+        <w:t xml:space="preserve">Module 15 — Pattern Recognition</w:t>
+      </w:r>
+    </w:p>
+    <w:p>
+      <w:pPr>
+        <w:pStyle w:val="Compact"/>
+        <w:numPr>
+          <w:ilvl w:val="0"/>
+          <w:numId w:val="1023"/>
+        </w:numPr>
+      </w:pPr>
+      <w:r>
+        <w:t xml:space="preserve">“Appears twice except one / missing / duplicate”</w:t>
+      </w:r>
+      <w:r>
+        <w:t xml:space="preserve"> </w:t>
+      </w:r>
+      <w:r>
+        <w:t xml:space="preserve">→</w:t>
+      </w:r>
+      <w:r>
+        <w:t xml:space="preserve"> </w:t>
+      </w:r>
+      <w:r>
+        <w:rPr>
+          <w:b/>
+          <w:bCs/>
+        </w:rPr>
+        <w:t xml:space="preserve">XOR</w:t>
+      </w:r>
+      <w:r>
+        <w:t xml:space="preserve">.</w:t>
+      </w:r>
+    </w:p>
+    <w:p>
+      <w:pPr>
+        <w:pStyle w:val="Compact"/>
+        <w:numPr>
+          <w:ilvl w:val="0"/>
+          <w:numId w:val="1023"/>
+        </w:numPr>
+      </w:pPr>
+      <w:r>
+        <w:t xml:space="preserve">“Count / test / flip a flag, pack flags”</w:t>
+      </w:r>
+      <w:r>
+        <w:t xml:space="preserve"> </w:t>
+      </w:r>
+      <w:r>
+        <w:t xml:space="preserve">→</w:t>
+      </w:r>
+      <w:r>
+        <w:t xml:space="preserve"> </w:t>
+      </w:r>
+      <w:r>
+        <w:rPr>
+          <w:b/>
+          <w:bCs/>
+        </w:rPr>
+        <w:t xml:space="preserve">bit operations / bitmask</w:t>
+      </w:r>
+      <w:r>
+        <w:t xml:space="preserve">.</w:t>
+      </w:r>
+    </w:p>
+    <w:p>
+      <w:pPr>
+        <w:pStyle w:val="Compact"/>
+        <w:numPr>
+          <w:ilvl w:val="0"/>
+          <w:numId w:val="1023"/>
+        </w:numPr>
+      </w:pPr>
+      <w:r>
+        <w:t xml:space="preserve">“All subsets / state = subset (small n)”</w:t>
+      </w:r>
+      <w:r>
+        <w:t xml:space="preserve"> </w:t>
+      </w:r>
+      <w:r>
+        <w:t xml:space="preserve">→</w:t>
+      </w:r>
+      <w:r>
+        <w:t xml:space="preserve"> </w:t>
+      </w:r>
+      <w:r>
+        <w:rPr>
+          <w:b/>
+          <w:bCs/>
+        </w:rPr>
+        <w:t xml:space="preserve">bitmask enumeration / DP</w:t>
+      </w:r>
+      <w:r>
+        <w:t xml:space="preserve">.</w:t>
+      </w:r>
+    </w:p>
+    <w:p>
+      <w:pPr>
+        <w:pStyle w:val="Compact"/>
+        <w:numPr>
+          <w:ilvl w:val="0"/>
+          <w:numId w:val="1023"/>
+        </w:numPr>
+      </w:pPr>
+      <w:r>
+        <w:t xml:space="preserve">“Power of two, lowest set bit, range index”</w:t>
+      </w:r>
+      <w:r>
+        <w:t xml:space="preserve"> </w:t>
+      </w:r>
+      <w:r>
+        <w:t xml:space="preserve">→</w:t>
+      </w:r>
+      <w:r>
+        <w:t xml:space="preserve"> </w:t>
+      </w:r>
+      <w:r>
+        <w:rPr>
+          <w:b/>
+          <w:bCs/>
+        </w:rPr>
+        <w:t xml:space="preserve">bit identities</w:t>
+      </w:r>
+      <w:r>
+        <w:t xml:space="preserve"> </w:t>
+      </w:r>
+      <w:r>
+        <w:t xml:space="preserve">(</w:t>
+      </w:r>
+      <w:r>
+        <w:rPr>
+          <w:rStyle w:val="VerbatimChar"/>
+        </w:rPr>
+        <w:t xml:space="preserve">x&amp;(x-1)</w:t>
+      </w:r>
+      <w:r>
+        <w:t xml:space="preserve">,</w:t>
+      </w:r>
+      <w:r>
+        <w:t xml:space="preserve"> </w:t>
+      </w:r>
+      <w:r>
+        <w:rPr>
+          <w:rStyle w:val="VerbatimChar"/>
+        </w:rPr>
+        <w:t xml:space="preserve">x&amp;(-x)</w:t>
+      </w:r>
+      <w:r>
+        <w:t xml:space="preserve">).</w:t>
+      </w:r>
+    </w:p>
+    <w:p>
+      <w:pPr>
+        <w:pStyle w:val="Compact"/>
+        <w:numPr>
+          <w:ilvl w:val="0"/>
+          <w:numId w:val="1023"/>
+        </w:numPr>
+      </w:pPr>
+      <w:r>
+        <w:t xml:space="preserve">“Consecutive differ by one bit”</w:t>
+      </w:r>
+      <w:r>
+        <w:t xml:space="preserve"> </w:t>
+      </w:r>
+      <w:r>
+        <w:t xml:space="preserve">→</w:t>
+      </w:r>
+      <w:r>
+        <w:t xml:space="preserve"> </w:t>
+      </w:r>
+      <w:r>
+        <w:rPr>
+          <w:b/>
+          <w:bCs/>
+        </w:rPr>
+        <w:t xml:space="preserve">Gray code</w:t>
+      </w:r>
+      <w:r>
+        <w:t xml:space="preserve">.</w:t>
+      </w:r>
+    </w:p>
+    <w:p>
+      <w:pPr>
+        <w:pStyle w:val="Compact"/>
+        <w:numPr>
+          <w:ilvl w:val="0"/>
+          <w:numId w:val="1023"/>
+        </w:numPr>
+      </w:pPr>
+      <w:r>
+        <w:t xml:space="preserve">“State = which items are chosen (small n)”</w:t>
+      </w:r>
+      <w:r>
+        <w:t xml:space="preserve"> </w:t>
+      </w:r>
+      <w:r>
+        <w:t xml:space="preserve">→</w:t>
+      </w:r>
+      <w:r>
+        <w:t xml:space="preserve"> </w:t>
+      </w:r>
+      <w:r>
+        <w:rPr>
+          <w:b/>
+          <w:bCs/>
+        </w:rPr>
+        <w:t xml:space="preserve">integer bitmask as a set</w:t>
+      </w:r>
+      <w:r>
+        <w:t xml:space="preserve">.</w:t>
+      </w:r>
+    </w:p>
+    <w:p>
+      <w:pPr>
+        <w:pStyle w:val="Compact"/>
+        <w:numPr>
+          <w:ilvl w:val="0"/>
+          <w:numId w:val="1023"/>
+        </w:numPr>
+      </w:pPr>
+      <w:r>
+        <w:t xml:space="preserve">“Signed arithmetic wrapping / overflow flag”</w:t>
+      </w:r>
+      <w:r>
+        <w:t xml:space="preserve"> </w:t>
+      </w:r>
+      <w:r>
+        <w:t xml:space="preserve">→</w:t>
+      </w:r>
+      <w:r>
+        <w:t xml:space="preserve"> </w:t>
+      </w:r>
+      <w:r>
+        <w:rPr>
+          <w:b/>
+          <w:bCs/>
+        </w:rPr>
+        <w:t xml:space="preserve">two’s-complement + sign-bit</w:t>
+      </w:r>
+      <w:r>
+        <w:rPr>
+          <w:b/>
+          <w:bCs/>
+        </w:rPr>
+        <w:t xml:space="preserve"> </w:t>
+      </w:r>
+      <w:r>
+        <w:rPr>
+          <w:b/>
+          <w:bCs/>
+        </w:rPr>
+        <w:t xml:space="preserve">carry rule</w:t>
+      </w:r>
+      <w:r>
+        <w:t xml:space="preserve">.</w:t>
+      </w:r>
+    </w:p>
+    <w:bookmarkEnd w:id="45"/>
+    <w:bookmarkStart w:id="46" w:name="Xba562a2016f71b00222b29629ccecde7318832a"/>
+    <w:p>
+      <w:pPr>
+        <w:pStyle w:val="Heading2"/>
+      </w:pPr>
+      <w:r>
+        <w:t xml:space="preserve">Module 15 — Interview Questions (with follow-ups)</w:t>
+      </w:r>
+    </w:p>
+    <w:p>
+      <w:pPr>
+        <w:pStyle w:val="Compact"/>
+        <w:numPr>
+          <w:ilvl w:val="0"/>
+          <w:numId w:val="1024"/>
+        </w:numPr>
       </w:pPr>
       <w:r>
         <w:rPr>
           <w:i/>
           <w:iCs/>
         </w:rPr>
-        <w:t xml:space="preserve">End of Module 15. Next: Module 16 — Mathematics (GCD, modular arithmetic, sieve,</w:t>
+        <w:t xml:space="preserve">Single Number.</w:t>
+      </w:r>
+      <w:r>
+        <w:t xml:space="preserve"> </w:t>
+      </w:r>
+      <w:r>
+        <w:t xml:space="preserve">FU:</w:t>
+      </w:r>
+      <w:r>
+        <w:t xml:space="preserve"> </w:t>
       </w:r>
       <w:r>
         <w:rPr>
           <w:i/>
           <w:iCs/>
         </w:rPr>
-        <w:t xml:space="preserve"> </w:t>
-      </w:r>
+        <w:t xml:space="preserve">appears 3× (II), or two singles (III)?</w:t>
+      </w:r>
+    </w:p>
+    <w:p>
+      <w:pPr>
+        <w:pStyle w:val="Compact"/>
+        <w:numPr>
+          <w:ilvl w:val="0"/>
+          <w:numId w:val="1024"/>
+        </w:numPr>
+      </w:pPr>
       <w:r>
         <w:rPr>
           <w:i/>
           <w:iCs/>
         </w:rPr>
+        <w:t xml:space="preserve">Number of 1 bits.</w:t>
+      </w:r>
+      <w:r>
+        <w:t xml:space="preserve"> </w:t>
+      </w:r>
+      <w:r>
+        <w:t xml:space="preserve">FU:</w:t>
+      </w:r>
+      <w:r>
+        <w:t xml:space="preserve"> </w:t>
+      </w:r>
+      <w:r>
+        <w:rPr>
+          <w:i/>
+          <w:iCs/>
+        </w:rPr>
+        <w:t xml:space="preserve">Kernighan O(#set bits) vs loop over 32.</w:t>
+      </w:r>
+    </w:p>
+    <w:p>
+      <w:pPr>
+        <w:pStyle w:val="Compact"/>
+        <w:numPr>
+          <w:ilvl w:val="0"/>
+          <w:numId w:val="1024"/>
+        </w:numPr>
+      </w:pPr>
+      <w:r>
+        <w:rPr>
+          <w:i/>
+          <w:iCs/>
+        </w:rPr>
+        <w:t xml:space="preserve">Counting Bits 0..n.</w:t>
+      </w:r>
+      <w:r>
+        <w:t xml:space="preserve"> </w:t>
+      </w:r>
+      <w:r>
+        <w:t xml:space="preserve">FU:</w:t>
+      </w:r>
+      <w:r>
+        <w:t xml:space="preserve"> </w:t>
+      </w:r>
+      <w:r>
+        <w:rPr>
+          <w:i/>
+          <w:iCs/>
+        </w:rPr>
+        <w:t xml:space="preserve">the</w:t>
+      </w:r>
+      <w:r>
+        <w:rPr>
+          <w:i/>
+          <w:iCs/>
+        </w:rPr>
+        <w:t xml:space="preserve"> </w:t>
+      </w:r>
+      <w:r>
+        <w:rPr>
+          <w:rStyle w:val="VerbatimChar"/>
+          <w:i/>
+          <w:iCs/>
+        </w:rPr>
+        <w:t xml:space="preserve">dp[i]=dp[i&gt;&gt;1]+(i&amp;1)</w:t>
+      </w:r>
+      <w:r>
+        <w:rPr>
+          <w:i/>
+          <w:iCs/>
+        </w:rPr>
+        <w:t xml:space="preserve"> </w:t>
+      </w:r>
+      <w:r>
+        <w:rPr>
+          <w:i/>
+          <w:iCs/>
+        </w:rPr>
+        <w:t xml:space="preserve">trick.</w:t>
+      </w:r>
+    </w:p>
+    <w:p>
+      <w:pPr>
+        <w:pStyle w:val="Compact"/>
+        <w:numPr>
+          <w:ilvl w:val="0"/>
+          <w:numId w:val="1024"/>
+        </w:numPr>
+      </w:pPr>
+      <w:r>
+        <w:rPr>
+          <w:i/>
+          <w:iCs/>
+        </w:rPr>
+        <w:t xml:space="preserve">Sum of two integers without</w:t>
+      </w:r>
+      <w:r>
+        <w:rPr>
+          <w:i/>
+          <w:iCs/>
+        </w:rPr>
+        <w:t xml:space="preserve"> </w:t>
+      </w:r>
+      <w:r>
+        <w:rPr>
+          <w:rStyle w:val="VerbatimChar"/>
+          <w:i/>
+          <w:iCs/>
+        </w:rPr>
+        <w:t xml:space="preserve">+</w:t>
+      </w:r>
+      <w:r>
+        <w:rPr>
+          <w:i/>
+          <w:iCs/>
+        </w:rPr>
+        <w:t xml:space="preserve">.</w:t>
+      </w:r>
+      <w:r>
+        <w:t xml:space="preserve"> </w:t>
+      </w:r>
+      <w:r>
+        <w:t xml:space="preserve">FU:</w:t>
+      </w:r>
+      <w:r>
+        <w:t xml:space="preserve"> </w:t>
+      </w:r>
+      <w:r>
+        <w:rPr>
+          <w:i/>
+          <w:iCs/>
+        </w:rPr>
+        <w:t xml:space="preserve">XOR = sum-without-carry, AND&lt;&lt;1 =</w:t>
+      </w:r>
+      <w:r>
+        <w:rPr>
+          <w:i/>
+          <w:iCs/>
+        </w:rPr>
+        <w:t xml:space="preserve"> </w:t>
+      </w:r>
+      <w:r>
+        <w:rPr>
+          <w:i/>
+          <w:iCs/>
+        </w:rPr>
+        <w:t xml:space="preserve">carry.</w:t>
+      </w:r>
+    </w:p>
+    <w:p>
+      <w:pPr>
+        <w:pStyle w:val="Compact"/>
+        <w:numPr>
+          <w:ilvl w:val="0"/>
+          <w:numId w:val="1024"/>
+        </w:numPr>
+      </w:pPr>
+      <w:r>
+        <w:rPr>
+          <w:i/>
+          <w:iCs/>
+        </w:rPr>
+        <w:t xml:space="preserve">Power of two / four.</w:t>
+      </w:r>
+      <w:r>
+        <w:t xml:space="preserve"> </w:t>
+      </w:r>
+      <w:r>
+        <w:t xml:space="preserve">FU:</w:t>
+      </w:r>
+      <w:r>
+        <w:t xml:space="preserve"> </w:t>
+      </w:r>
+      <w:r>
+        <w:rPr>
+          <w:i/>
+          <w:iCs/>
+        </w:rPr>
+        <w:t xml:space="preserve">bit-pattern tests.</w:t>
+      </w:r>
+    </w:p>
+    <w:bookmarkEnd w:id="46"/>
+    <w:bookmarkStart w:id="47" w:name="module-15-gate-sebi-rbi-isro-perspective"/>
+    <w:p>
+      <w:pPr>
+        <w:pStyle w:val="Heading2"/>
+      </w:pPr>
+      <w:r>
+        <w:t xml:space="preserve">Module 15 — GATE / SEBI / RBI / ISRO Perspective</w:t>
+      </w:r>
+    </w:p>
+    <w:p>
+      <w:pPr>
+        <w:pStyle w:val="Compact"/>
+        <w:numPr>
+          <w:ilvl w:val="0"/>
+          <w:numId w:val="1025"/>
+        </w:numPr>
+      </w:pPr>
+      <w:r>
+        <w:rPr>
+          <w:b/>
+          <w:bCs/>
+        </w:rPr>
+        <w:t xml:space="preserve">GATE favourites:</w:t>
+      </w:r>
+      <w:r>
+        <w:t xml:space="preserve"> </w:t>
+      </w:r>
+      <w:r>
+        <w:t xml:space="preserve">two’s-complement arithmetic, shift = ×/÷ 2ᵏ, evaluating</w:t>
+      </w:r>
+      <w:r>
+        <w:t xml:space="preserve"> </w:t>
+      </w:r>
+      <w:r>
+        <w:t xml:space="preserve">bitwise expressions, counting set bits, and number-system conversions (Module 1</w:t>
+      </w:r>
+      <w:r>
+        <w:t xml:space="preserve"> </w:t>
+      </w:r>
+      <w:r>
+        <w:t xml:space="preserve">links). Bit tricks appear in C-programming and digital-logic crossover</w:t>
+      </w:r>
+      <w:r>
+        <w:t xml:space="preserve"> </w:t>
+      </w:r>
+      <w:r>
+        <w:t xml:space="preserve">questions.</w:t>
+      </w:r>
+    </w:p>
+    <w:p>
+      <w:r>
+        <w:pict>
+          <v:rect style="width:0;height:1.5pt" o:hralign="center" o:hrstd="t" o:hr="t"/>
+        </w:pict>
+      </w:r>
+    </w:p>
+    <w:p>
+      <w:pPr>
+        <w:pStyle w:val="FirstParagraph"/>
+      </w:pPr>
+      <w:r>
+        <w:rPr>
+          <w:i/>
+          <w:iCs/>
+        </w:rPr>
+        <w:t xml:space="preserve">End of Module 15. Next: Module 16 — Mathematics (GCD, modular arithmetic, sieve,</w:t>
+      </w:r>
+      <w:r>
+        <w:rPr>
+          <w:i/>
+          <w:iCs/>
+        </w:rPr>
+        <w:t xml:space="preserve"> </w:t>
+      </w:r>
+      <w:r>
+        <w:rPr>
+          <w:i/>
+          <w:iCs/>
+        </w:rPr>
         <w:t xml:space="preserve">prime factorisation, combinatorics, fast exponentiation) — with visuals.</w:t>
       </w:r>
     </w:p>
-    <w:bookmarkEnd w:id="41"/>
-    <w:bookmarkEnd w:id="42"/>
+    <w:bookmarkEnd w:id="47"/>
+    <w:bookmarkEnd w:id="48"/>
     <w:sectPr>
       <w:footnotePr>
         <w:numRestart w:val="eachSect"/>
@@ -5039,6 +7554,12 @@
     </w:lvlOverride>
   </w:num>
   <w:num w:numId="1006">
+    <w:abstractNumId w:val="991"/>
+  </w:num>
+  <w:num w:numId="1007">
+    <w:abstractNumId w:val="991"/>
+  </w:num>
+  <w:num w:numId="1008">
     <w:abstractNumId w:val="99411"/>
     <w:lvlOverride w:ilvl="0">
       <w:startOverride w:val="1"/>
@@ -5067,12 +7588,6 @@
     <w:lvlOverride w:ilvl="8">
       <w:startOverride w:val="1"/>
     </w:lvlOverride>
-  </w:num>
-  <w:num w:numId="1007">
-    <w:abstractNumId w:val="991"/>
-  </w:num>
-  <w:num w:numId="1008">
-    <w:abstractNumId w:val="991"/>
   </w:num>
   <w:num w:numId="1009">
     <w:abstractNumId w:val="99411"/>
@@ -5108,6 +7623,9 @@
     <w:abstractNumId w:val="991"/>
   </w:num>
   <w:num w:numId="1011">
+    <w:abstractNumId w:val="991"/>
+  </w:num>
+  <w:num w:numId="1012">
     <w:abstractNumId w:val="99411"/>
     <w:lvlOverride w:ilvl="0">
       <w:startOverride w:val="1"/>
@@ -5137,10 +7655,16 @@
       <w:startOverride w:val="1"/>
     </w:lvlOverride>
   </w:num>
-  <w:num w:numId="1012">
+  <w:num w:numId="1013">
     <w:abstractNumId w:val="991"/>
   </w:num>
-  <w:num w:numId="1013">
+  <w:num w:numId="1014">
+    <w:abstractNumId w:val="991"/>
+  </w:num>
+  <w:num w:numId="1015">
+    <w:abstractNumId w:val="991"/>
+  </w:num>
+  <w:num w:numId="1016">
     <w:abstractNumId w:val="99411"/>
     <w:lvlOverride w:ilvl="0">
       <w:startOverride w:val="1"/>
@@ -5170,19 +7694,7 @@
       <w:startOverride w:val="1"/>
     </w:lvlOverride>
   </w:num>
-  <w:num w:numId="1014">
-    <w:abstractNumId w:val="991"/>
-  </w:num>
-  <w:num w:numId="1015">
-    <w:abstractNumId w:val="991"/>
-  </w:num>
-  <w:num w:numId="1016">
-    <w:abstractNumId w:val="991"/>
-  </w:num>
   <w:num w:numId="1017">
-    <w:abstractNumId w:val="991"/>
-  </w:num>
-  <w:num w:numId="1018">
     <w:abstractNumId w:val="99411"/>
     <w:lvlOverride w:ilvl="0">
       <w:startOverride w:val="1"/>
@@ -5212,7 +7724,82 @@
       <w:startOverride w:val="1"/>
     </w:lvlOverride>
   </w:num>
+  <w:num w:numId="1018">
+    <w:abstractNumId w:val="991"/>
+  </w:num>
   <w:num w:numId="1019">
+    <w:abstractNumId w:val="99411"/>
+    <w:lvlOverride w:ilvl="0">
+      <w:startOverride w:val="1"/>
+    </w:lvlOverride>
+    <w:lvlOverride w:ilvl="1">
+      <w:startOverride w:val="1"/>
+    </w:lvlOverride>
+    <w:lvlOverride w:ilvl="2">
+      <w:startOverride w:val="1"/>
+    </w:lvlOverride>
+    <w:lvlOverride w:ilvl="3">
+      <w:startOverride w:val="1"/>
+    </w:lvlOverride>
+    <w:lvlOverride w:ilvl="4">
+      <w:startOverride w:val="1"/>
+    </w:lvlOverride>
+    <w:lvlOverride w:ilvl="5">
+      <w:startOverride w:val="1"/>
+    </w:lvlOverride>
+    <w:lvlOverride w:ilvl="6">
+      <w:startOverride w:val="1"/>
+    </w:lvlOverride>
+    <w:lvlOverride w:ilvl="7">
+      <w:startOverride w:val="1"/>
+    </w:lvlOverride>
+    <w:lvlOverride w:ilvl="8">
+      <w:startOverride w:val="1"/>
+    </w:lvlOverride>
+  </w:num>
+  <w:num w:numId="1020">
+    <w:abstractNumId w:val="991"/>
+  </w:num>
+  <w:num w:numId="1021">
+    <w:abstractNumId w:val="991"/>
+  </w:num>
+  <w:num w:numId="1022">
+    <w:abstractNumId w:val="991"/>
+  </w:num>
+  <w:num w:numId="1023">
+    <w:abstractNumId w:val="991"/>
+  </w:num>
+  <w:num w:numId="1024">
+    <w:abstractNumId w:val="99411"/>
+    <w:lvlOverride w:ilvl="0">
+      <w:startOverride w:val="1"/>
+    </w:lvlOverride>
+    <w:lvlOverride w:ilvl="1">
+      <w:startOverride w:val="1"/>
+    </w:lvlOverride>
+    <w:lvlOverride w:ilvl="2">
+      <w:startOverride w:val="1"/>
+    </w:lvlOverride>
+    <w:lvlOverride w:ilvl="3">
+      <w:startOverride w:val="1"/>
+    </w:lvlOverride>
+    <w:lvlOverride w:ilvl="4">
+      <w:startOverride w:val="1"/>
+    </w:lvlOverride>
+    <w:lvlOverride w:ilvl="5">
+      <w:startOverride w:val="1"/>
+    </w:lvlOverride>
+    <w:lvlOverride w:ilvl="6">
+      <w:startOverride w:val="1"/>
+    </w:lvlOverride>
+    <w:lvlOverride w:ilvl="7">
+      <w:startOverride w:val="1"/>
+    </w:lvlOverride>
+    <w:lvlOverride w:ilvl="8">
+      <w:startOverride w:val="1"/>
+    </w:lvlOverride>
+  </w:num>
+  <w:num w:numId="1025">
     <w:abstractNumId w:val="991"/>
   </w:num>
 </w:numbering>

--- a/SITP/DSA-Notes/M15_BitManipulation.docx
+++ b/SITP/DSA-Notes/M15_BitManipulation.docx
@@ -8341,24 +8341,34 @@
   <w:style w:default="1" w:styleId="Table" w:type="table">
     <w:name w:val="Table"/>
     <w:basedOn w:val="TableNormal"/>
-    <w:semiHidden/>
-    <w:unhideWhenUsed/>
     <w:qFormat/>
     <w:tblPr>
       <w:tblInd w:type="dxa" w:w="0"/>
+      <w:tblBorders>
+        <w:top w:color="808080" w:space="0" w:sz="4" w:val="single"/>
+        <w:left w:color="808080" w:space="0" w:sz="4" w:val="single"/>
+        <w:bottom w:color="808080" w:space="0" w:sz="4" w:val="single"/>
+        <w:right w:color="808080" w:space="0" w:sz="4" w:val="single"/>
+        <w:insideH w:color="BFBFBF" w:space="0" w:sz="4" w:val="single"/>
+        <w:insideV w:color="BFBFBF" w:space="0" w:sz="4" w:val="single"/>
+      </w:tblBorders>
       <w:tblCellMar>
-        <w:top w:type="dxa" w:w="0"/>
+        <w:top w:type="dxa" w:w="40"/>
         <w:left w:type="dxa" w:w="108"/>
-        <w:bottom w:type="dxa" w:w="0"/>
+        <w:bottom w:type="dxa" w:w="40"/>
         <w:right w:type="dxa" w:w="108"/>
       </w:tblCellMar>
     </w:tblPr>
     <w:tblStylePr w:type="firstRow">
+      <w:rPr>
+        <w:b/>
+      </w:rPr>
       <w:tcPr>
+        <w:shd w:color="auto" w:fill="DDEBF7" w:val="clear"/>
         <w:tcBorders>
-          <w:bottom w:val="single"/>
+          <w:bottom w:color="1F4E78" w:space="0" w:sz="8" w:val="single"/>
         </w:tcBorders>
-        <w:vAlign w:val="bottom"/>
+        <w:vAlign w:val="center"/>
       </w:tcPr>
     </w:tblStylePr>
   </w:style>
